--- a/doc/大作业文档/01-架构设计文档.docx
+++ b/doc/大作业文档/01-架构设计文档.docx
@@ -4005,11 +4005,9 @@
             <w:pPr>
               <w:cnfStyle w:val="100000000000" w:firstRow="1" w:lastRow="0" w:firstColumn="0" w:lastColumn="0" w:oddVBand="0" w:evenVBand="0" w:oddHBand="0" w:evenHBand="0" w:firstRowFirstColumn="0" w:firstRowLastColumn="0" w:lastRowFirstColumn="0" w:lastRowLastColumn="0"/>
             </w:pPr>
-            <w:proofErr w:type="spellStart"/>
             <w:r>
               <w:t>StripPrefix</w:t>
             </w:r>
-            <w:proofErr w:type="spellEnd"/>
           </w:p>
         </w:tc>
       </w:tr>
@@ -4024,17 +4022,7 @@
           </w:tcPr>
           <w:p>
             <w:r>
-              <w:t>/</w:t>
-            </w:r>
-            <w:proofErr w:type="spellStart"/>
-            <w:proofErr w:type="gramStart"/>
-            <w:r>
-              <w:t>api</w:t>
-            </w:r>
-            <w:proofErr w:type="spellEnd"/>
-            <w:proofErr w:type="gramEnd"/>
-            <w:r>
-              <w:t>/user/**</w:t>
+              <w:t>/api/user/**</w:t>
             </w:r>
           </w:p>
         </w:tc>
@@ -4073,17 +4061,7 @@
           </w:tcPr>
           <w:p>
             <w:r>
-              <w:t>/</w:t>
-            </w:r>
-            <w:proofErr w:type="spellStart"/>
-            <w:proofErr w:type="gramStart"/>
-            <w:r>
-              <w:t>api</w:t>
-            </w:r>
-            <w:proofErr w:type="spellEnd"/>
-            <w:proofErr w:type="gramEnd"/>
-            <w:r>
-              <w:t>/dish/**</w:t>
+              <w:t>/api/dish/**</w:t>
             </w:r>
           </w:p>
         </w:tc>
@@ -4125,17 +4103,7 @@
           </w:tcPr>
           <w:p>
             <w:r>
-              <w:t>/</w:t>
-            </w:r>
-            <w:proofErr w:type="spellStart"/>
-            <w:proofErr w:type="gramStart"/>
-            <w:r>
-              <w:t>api</w:t>
-            </w:r>
-            <w:proofErr w:type="spellEnd"/>
-            <w:proofErr w:type="gramEnd"/>
-            <w:r>
-              <w:t>/menu/**</w:t>
+              <w:t>/api/menu/**</w:t>
             </w:r>
           </w:p>
         </w:tc>
@@ -4174,17 +4142,7 @@
           </w:tcPr>
           <w:p>
             <w:r>
-              <w:t>/</w:t>
-            </w:r>
-            <w:proofErr w:type="spellStart"/>
-            <w:proofErr w:type="gramStart"/>
-            <w:r>
-              <w:t>api</w:t>
-            </w:r>
-            <w:proofErr w:type="spellEnd"/>
-            <w:proofErr w:type="gramEnd"/>
-            <w:r>
-              <w:t>/order/**</w:t>
+              <w:t>/api/order/**</w:t>
             </w:r>
           </w:p>
         </w:tc>
@@ -4226,17 +4184,7 @@
           </w:tcPr>
           <w:p>
             <w:r>
-              <w:t>/</w:t>
-            </w:r>
-            <w:proofErr w:type="spellStart"/>
-            <w:proofErr w:type="gramStart"/>
-            <w:r>
-              <w:t>api</w:t>
-            </w:r>
-            <w:proofErr w:type="spellEnd"/>
-            <w:proofErr w:type="gramEnd"/>
-            <w:r>
-              <w:t>/stat/**</w:t>
+              <w:t>/api/stat/**</w:t>
             </w:r>
           </w:p>
         </w:tc>
@@ -4275,17 +4223,7 @@
           </w:tcPr>
           <w:p>
             <w:r>
-              <w:t>/</w:t>
-            </w:r>
-            <w:proofErr w:type="spellStart"/>
-            <w:proofErr w:type="gramStart"/>
-            <w:r>
-              <w:t>api</w:t>
-            </w:r>
-            <w:proofErr w:type="spellEnd"/>
-            <w:proofErr w:type="gramEnd"/>
-            <w:r>
-              <w:t>/pickup/**</w:t>
+              <w:t>/api/pickup/**</w:t>
             </w:r>
           </w:p>
         </w:tc>
@@ -4327,17 +4265,7 @@
           </w:tcPr>
           <w:p>
             <w:r>
-              <w:t>/</w:t>
-            </w:r>
-            <w:proofErr w:type="spellStart"/>
-            <w:proofErr w:type="gramStart"/>
-            <w:r>
-              <w:t>ws</w:t>
-            </w:r>
-            <w:proofErr w:type="spellEnd"/>
-            <w:proofErr w:type="gramEnd"/>
-            <w:r>
-              <w:t>/pickup/**</w:t>
+              <w:t>/ws/pickup/**</w:t>
             </w:r>
           </w:p>
         </w:tc>
@@ -4363,9 +4291,6 @@
           <w:p>
             <w:pPr>
               <w:cnfStyle w:val="000000100000" w:firstRow="0" w:lastRow="0" w:firstColumn="0" w:lastColumn="0" w:oddVBand="0" w:evenVBand="0" w:oddHBand="1" w:evenHBand="0" w:firstRowFirstColumn="0" w:firstRowLastColumn="0" w:lastRowFirstColumn="0" w:lastRowLastColumn="0"/>
-              <w:rPr>
-                <w:rFonts w:hint="eastAsia"/>
-              </w:rPr>
             </w:pPr>
           </w:p>
         </w:tc>
@@ -9162,13 +9087,6 @@
           <w:u w:val="single"/>
         </w:rPr>
         <w:t>部署方案说明</w:t>
-      </w:r>
-      <w:r>
-        <w:rPr>
-          <w:color w:val="0563C1"/>
-          <w:u w:val="single"/>
-        </w:rPr>
-        <w:t>.md</w:t>
       </w:r>
       <w:r>
         <w:t>。</w:t>

--- a/doc/大作业文档/01-架构设计文档.docx
+++ b/doc/大作业文档/01-架构设计文档.docx
@@ -141,14 +141,12 @@
         </w:rPr>
         <w:t xml:space="preserve">  </w:t>
       </w:r>
-      <w:proofErr w:type="gramStart"/>
       <w:r>
         <w:rPr>
           <w:rFonts w:hint="eastAsia"/>
         </w:rPr>
         <w:t>学年第</w:t>
       </w:r>
-      <w:proofErr w:type="gramEnd"/>
       <w:r>
         <w:rPr>
           <w:bCs/>
@@ -262,7 +260,15 @@
           <w:sz w:val="72"/>
           <w:szCs w:val="72"/>
         </w:rPr>
-        <w:t>期中作业</w:t>
+        <w:t>大</w:t>
+      </w:r>
+      <w:r>
+        <w:rPr>
+          <w:rFonts w:ascii="华文新魏" w:eastAsia="华文新魏" w:hint="eastAsia"/>
+          <w:sz w:val="72"/>
+          <w:szCs w:val="72"/>
+        </w:rPr>
+        <w:t>作业</w:t>
       </w:r>
     </w:p>
     <w:p/>
@@ -1055,15 +1061,7 @@
           </w:tcPr>
           <w:p>
             <w:r>
-              <w:t>智能食堂点餐与</w:t>
-            </w:r>
-            <w:proofErr w:type="gramStart"/>
-            <w:r>
-              <w:t>取餐微服务系统</w:t>
-            </w:r>
-            <w:proofErr w:type="gramEnd"/>
-            <w:r>
-              <w:t>（</w:t>
+              <w:t>智能食堂点餐与取餐微服务系统（</w:t>
             </w:r>
             <w:r>
               <w:t>smart-canteen</w:t>
@@ -1271,13 +1269,8 @@
       <w:r>
         <w:t xml:space="preserve"> </w:t>
       </w:r>
-      <w:proofErr w:type="gramStart"/>
-      <w:r>
-        <w:t>微服务</w:t>
-      </w:r>
-      <w:proofErr w:type="gramEnd"/>
-      <w:r>
-        <w:t>架构、</w:t>
+      <w:r>
+        <w:t>微服务架构、</w:t>
       </w:r>
       <w:r>
         <w:rPr>
@@ -1316,15 +1309,7 @@
         <w:t xml:space="preserve"> </w:t>
       </w:r>
       <w:r>
-        <w:t>前端，演示分布式架构下的服务拆分、统一鉴权、远程调用、容器</w:t>
-      </w:r>
-      <w:proofErr w:type="gramStart"/>
-      <w:r>
-        <w:t>化部署</w:t>
-      </w:r>
-      <w:proofErr w:type="gramEnd"/>
-      <w:r>
-        <w:t>等核心能力。</w:t>
+        <w:t>前端，演示分布式架构下的服务拆分、统一鉴权、远程调用、容器化部署等核心能力。</w:t>
       </w:r>
     </w:p>
     <w:p>
@@ -1437,13 +1422,8 @@
           </w:tcPr>
           <w:p>
             <w:r>
-              <w:t>浏览菜单、下单、查看自己的订单、按</w:t>
-            </w:r>
-            <w:proofErr w:type="gramStart"/>
-            <w:r>
-              <w:t>取餐码核对</w:t>
-            </w:r>
-            <w:proofErr w:type="gramEnd"/>
+              <w:t>浏览菜单、下单、查看自己的订单、按取餐码核对</w:t>
+            </w:r>
           </w:p>
         </w:tc>
         <w:tc>
@@ -1451,22 +1431,15 @@
             <w:tcW w:w="3110" w:type="dxa"/>
           </w:tcPr>
           <w:p>
-            <w:proofErr w:type="spellStart"/>
-            <w:r>
-              <w:t>HomeView</w:t>
-            </w:r>
-            <w:proofErr w:type="spellEnd"/>
-            <w:r>
-              <w:t xml:space="preserve"> </w:t>
+            <w:r>
+              <w:t xml:space="preserve">HomeView </w:t>
             </w:r>
             <w:r>
               <w:t>学生端、</w:t>
             </w:r>
-            <w:proofErr w:type="spellStart"/>
             <w:r>
               <w:t>ProfileView</w:t>
             </w:r>
-            <w:proofErr w:type="spellEnd"/>
           </w:p>
         </w:tc>
       </w:tr>
@@ -1529,22 +1502,15 @@
             <w:tcW w:w="3110" w:type="dxa"/>
           </w:tcPr>
           <w:p>
-            <w:proofErr w:type="spellStart"/>
-            <w:r>
-              <w:t>HomeView</w:t>
-            </w:r>
-            <w:proofErr w:type="spellEnd"/>
-            <w:r>
-              <w:t xml:space="preserve"> </w:t>
+            <w:r>
+              <w:t xml:space="preserve">HomeView </w:t>
             </w:r>
             <w:r>
               <w:t>商家工作台、</w:t>
             </w:r>
-            <w:proofErr w:type="spellStart"/>
             <w:r>
               <w:t>MerchantStockView</w:t>
             </w:r>
-            <w:proofErr w:type="spellEnd"/>
           </w:p>
         </w:tc>
       </w:tr>
@@ -1583,22 +1549,15 @@
             <w:tcW w:w="3110" w:type="dxa"/>
           </w:tcPr>
           <w:p>
-            <w:proofErr w:type="spellStart"/>
-            <w:r>
-              <w:t>HomeView</w:t>
-            </w:r>
-            <w:proofErr w:type="spellEnd"/>
-            <w:r>
-              <w:t xml:space="preserve"> </w:t>
+            <w:r>
+              <w:t xml:space="preserve">HomeView </w:t>
             </w:r>
             <w:r>
               <w:t>管理员端、</w:t>
             </w:r>
-            <w:proofErr w:type="spellStart"/>
             <w:r>
               <w:t>AdminStockView</w:t>
             </w:r>
-            <w:proofErr w:type="spellEnd"/>
           </w:p>
         </w:tc>
       </w:tr>
@@ -1638,11 +1597,9 @@
             <w:tcW w:w="3110" w:type="dxa"/>
           </w:tcPr>
           <w:p>
-            <w:proofErr w:type="spellStart"/>
             <w:r>
               <w:t>PickupDisplayView</w:t>
             </w:r>
-            <w:proofErr w:type="spellEnd"/>
           </w:p>
         </w:tc>
       </w:tr>
@@ -1687,13 +1644,8 @@
       <w:r>
         <w:t xml:space="preserve"> 5 </w:t>
       </w:r>
-      <w:proofErr w:type="gramStart"/>
-      <w:r>
-        <w:t>个</w:t>
-      </w:r>
-      <w:proofErr w:type="gramEnd"/>
-      <w:r>
-        <w:t>微服务，单一职责、独立部署。</w:t>
+      <w:r>
+        <w:t>个微服务，单一职责、独立部署。</w:t>
       </w:r>
     </w:p>
     <w:p>
@@ -1748,37 +1700,19 @@
         <w:t>运行时可观测：所有服务注册到</w:t>
       </w:r>
       <w:r>
-        <w:t xml:space="preserve"> </w:t>
-      </w:r>
-      <w:proofErr w:type="spellStart"/>
-      <w:r>
-        <w:t>Nacos</w:t>
-      </w:r>
-      <w:proofErr w:type="spellEnd"/>
+        <w:t xml:space="preserve"> Nacos</w:t>
+      </w:r>
       <w:r>
         <w:t>，配置由</w:t>
       </w:r>
       <w:r>
-        <w:t xml:space="preserve"> </w:t>
-      </w:r>
-      <w:proofErr w:type="spellStart"/>
-      <w:r>
-        <w:t>Nacos</w:t>
-      </w:r>
-      <w:proofErr w:type="spellEnd"/>
-      <w:r>
-        <w:t xml:space="preserve"> Config </w:t>
+        <w:t xml:space="preserve"> Nacos Config </w:t>
       </w:r>
       <w:r>
         <w:t>集中管理（</w:t>
       </w:r>
-      <w:proofErr w:type="spellStart"/>
-      <w:r>
-        <w:t>spring.config.import</w:t>
-      </w:r>
-      <w:proofErr w:type="spellEnd"/>
-      <w:r>
-        <w:t xml:space="preserve"> </w:t>
+      <w:r>
+        <w:t xml:space="preserve">spring.config.import </w:t>
       </w:r>
       <w:r>
         <w:t>启用刷新）。</w:t>
@@ -1807,15 +1741,7 @@
         <w:t>前端</w:t>
       </w:r>
       <w:r>
-        <w:t xml:space="preserve"> </w:t>
-      </w:r>
-      <w:proofErr w:type="spellStart"/>
-      <w:r>
-        <w:t>dist</w:t>
-      </w:r>
-      <w:proofErr w:type="spellEnd"/>
-      <w:r>
-        <w:t xml:space="preserve"> </w:t>
+        <w:t xml:space="preserve"> dist </w:t>
       </w:r>
       <w:r>
         <w:t>一</w:t>
@@ -1952,15 +1878,7 @@
           </w:tcPr>
           <w:p>
             <w:r>
-              <w:t>满足课程评分要求，便于</w:t>
-            </w:r>
-            <w:proofErr w:type="gramStart"/>
-            <w:r>
-              <w:t>按域独立</w:t>
-            </w:r>
-            <w:proofErr w:type="gramEnd"/>
-            <w:r>
-              <w:t>扩展</w:t>
+              <w:t>满足课程评分要求，便于按域独立扩展</w:t>
             </w:r>
           </w:p>
         </w:tc>
@@ -2021,13 +1939,8 @@
             <w:r>
               <w:t xml:space="preserve"> 4 </w:t>
             </w:r>
-            <w:proofErr w:type="gramStart"/>
-            <w:r>
-              <w:t>个</w:t>
-            </w:r>
-            <w:proofErr w:type="gramEnd"/>
-            <w:r>
-              <w:t>稳定的业务边界</w:t>
+            <w:r>
+              <w:t>个稳定的业务边界</w:t>
             </w:r>
             <w:r>
               <w:t xml:space="preserve"> + </w:t>
@@ -2061,13 +1974,8 @@
               <w:t>同步</w:t>
             </w:r>
             <w:r>
-              <w:t xml:space="preserve"> HTTP + Spring Cloud </w:t>
-            </w:r>
-            <w:proofErr w:type="spellStart"/>
-            <w:r>
-              <w:t>OpenFeign</w:t>
-            </w:r>
-            <w:proofErr w:type="spellEnd"/>
+              <w:t xml:space="preserve"> HTTP + Spring Cloud OpenFeign</w:t>
+            </w:r>
           </w:p>
         </w:tc>
         <w:tc>
@@ -2110,15 +2018,7 @@
               <w:t>（</w:t>
             </w:r>
             <w:r>
-              <w:t>/</w:t>
-            </w:r>
-            <w:proofErr w:type="spellStart"/>
-            <w:r>
-              <w:t>ws</w:t>
-            </w:r>
-            <w:proofErr w:type="spellEnd"/>
-            <w:r>
-              <w:t>/pickup</w:t>
+              <w:t>/ws/pickup</w:t>
             </w:r>
             <w:r>
               <w:t>）</w:t>
@@ -2162,15 +2062,7 @@
           </w:tcPr>
           <w:p>
             <w:r>
-              <w:t xml:space="preserve">Spring Cloud Alibaba + </w:t>
-            </w:r>
-            <w:proofErr w:type="spellStart"/>
-            <w:r>
-              <w:t>Nacos</w:t>
-            </w:r>
-            <w:proofErr w:type="spellEnd"/>
-            <w:r>
-              <w:t xml:space="preserve"> 2.2.3</w:t>
+              <w:t>Spring Cloud Alibaba + Nacos 2.2.3</w:t>
             </w:r>
           </w:p>
         </w:tc>
@@ -2230,37 +2122,8 @@
               <w:t>库分别为</w:t>
             </w:r>
             <w:r>
-              <w:t xml:space="preserve"> </w:t>
-            </w:r>
-            <w:proofErr w:type="spellStart"/>
-            <w:r>
-              <w:t>canteen_user</w:t>
-            </w:r>
-            <w:proofErr w:type="spellEnd"/>
-            <w:r>
-              <w:t xml:space="preserve"> / </w:t>
-            </w:r>
-            <w:proofErr w:type="spellStart"/>
-            <w:r>
-              <w:t>canteen_menu</w:t>
-            </w:r>
-            <w:proofErr w:type="spellEnd"/>
-            <w:r>
-              <w:t xml:space="preserve"> / </w:t>
-            </w:r>
-            <w:proofErr w:type="spellStart"/>
-            <w:r>
-              <w:t>canteen_order</w:t>
-            </w:r>
-            <w:proofErr w:type="spellEnd"/>
-            <w:r>
-              <w:t xml:space="preserve"> / </w:t>
-            </w:r>
-            <w:proofErr w:type="spellStart"/>
-            <w:r>
-              <w:t>canteen_pickup</w:t>
-            </w:r>
-            <w:proofErr w:type="spellEnd"/>
+              <w:t xml:space="preserve"> canteen_user / canteen_menu / canteen_order / canteen_pickup</w:t>
+            </w:r>
           </w:p>
         </w:tc>
       </w:tr>
@@ -2413,15 +2276,7 @@
           </w:tcPr>
           <w:p>
             <w:r>
-              <w:t xml:space="preserve">Vue 3.5 + Vite 5 + TS 5 + </w:t>
-            </w:r>
-            <w:proofErr w:type="spellStart"/>
-            <w:r>
-              <w:t>Pinia</w:t>
-            </w:r>
-            <w:proofErr w:type="spellEnd"/>
-            <w:r>
-              <w:t xml:space="preserve"> + Element Plus</w:t>
+              <w:t>Vue 3.5 + Vite 5 + TS 5 + Pinia + Element Plus</w:t>
             </w:r>
           </w:p>
         </w:tc>
@@ -2482,13 +2337,8 @@
         <w:t xml:space="preserve"> 23–46 </w:t>
       </w:r>
       <w:r>
-        <w:t>行；后端</w:t>
-      </w:r>
-      <w:proofErr w:type="gramStart"/>
-      <w:r>
-        <w:t>依赖见</w:t>
-      </w:r>
-      <w:proofErr w:type="gramEnd"/>
+        <w:t>行；后端依赖见</w:t>
+      </w:r>
       <w:r>
         <w:t xml:space="preserve"> </w:t>
       </w:r>
@@ -2656,52 +2506,20 @@
           <w:rFonts w:ascii="Consolas" w:eastAsia="Consolas" w:hAnsi="Consolas"/>
           <w:sz w:val="18"/>
         </w:rPr>
-        <w:t xml:space="preserve">    subgraph </w:t>
-      </w:r>
-      <w:proofErr w:type="spellStart"/>
-      <w:r>
-        <w:rPr>
-          <w:rFonts w:ascii="Consolas" w:eastAsia="Consolas" w:hAnsi="Consolas"/>
-          <w:sz w:val="18"/>
-        </w:rPr>
-        <w:t>WebTier</w:t>
-      </w:r>
-      <w:proofErr w:type="spellEnd"/>
-      <w:r>
-        <w:rPr>
-          <w:rFonts w:ascii="Consolas" w:eastAsia="Consolas" w:hAnsi="Consolas"/>
-          <w:sz w:val="18"/>
-        </w:rPr>
-        <w:t xml:space="preserve"> [前端容器 smart-canteen-web nginx 80]</w:t>
-      </w:r>
-    </w:p>
-    <w:p>
-      <w:pPr>
-        <w:spacing w:before="20" w:after="20"/>
-        <w:ind w:left="567"/>
-      </w:pPr>
-      <w:r>
-        <w:rPr>
-          <w:rFonts w:ascii="Consolas" w:eastAsia="Consolas" w:hAnsi="Consolas"/>
-          <w:sz w:val="18"/>
-        </w:rPr>
-        <w:t xml:space="preserve">        Web[Vue3 + Vite 静态产物 + nginx </w:t>
-      </w:r>
-      <w:proofErr w:type="gramStart"/>
-      <w:r>
-        <w:rPr>
-          <w:rFonts w:ascii="Consolas" w:eastAsia="Consolas" w:hAnsi="Consolas"/>
-          <w:sz w:val="18"/>
-        </w:rPr>
-        <w:t>反代</w:t>
-      </w:r>
-      <w:proofErr w:type="gramEnd"/>
-      <w:r>
-        <w:rPr>
-          <w:rFonts w:ascii="Consolas" w:eastAsia="Consolas" w:hAnsi="Consolas"/>
-          <w:sz w:val="18"/>
-        </w:rPr>
-        <w:t>]</w:t>
+        <w:t xml:space="preserve">    subgraph WebTier [前端容器 smart-canteen-web nginx 80]</w:t>
+      </w:r>
+    </w:p>
+    <w:p>
+      <w:pPr>
+        <w:spacing w:before="20" w:after="20"/>
+        <w:ind w:left="567"/>
+      </w:pPr>
+      <w:r>
+        <w:rPr>
+          <w:rFonts w:ascii="Consolas" w:eastAsia="Consolas" w:hAnsi="Consolas"/>
+          <w:sz w:val="18"/>
+        </w:rPr>
+        <w:t xml:space="preserve">        Web[Vue3 + Vite 静态产物 + nginx 反代]</w:t>
       </w:r>
     </w:p>
     <w:p>
@@ -2766,146 +2584,46 @@
           <w:rFonts w:ascii="Consolas" w:eastAsia="Consolas" w:hAnsi="Consolas"/>
           <w:sz w:val="18"/>
         </w:rPr>
-        <w:t xml:space="preserve">        </w:t>
-      </w:r>
-      <w:proofErr w:type="spellStart"/>
-      <w:proofErr w:type="gramStart"/>
-      <w:r>
-        <w:rPr>
-          <w:rFonts w:ascii="Consolas" w:eastAsia="Consolas" w:hAnsi="Consolas"/>
-          <w:sz w:val="18"/>
-        </w:rPr>
-        <w:t>UserSvc</w:t>
-      </w:r>
-      <w:proofErr w:type="spellEnd"/>
-      <w:r>
-        <w:rPr>
-          <w:rFonts w:ascii="Consolas" w:eastAsia="Consolas" w:hAnsi="Consolas"/>
-          <w:sz w:val="18"/>
-        </w:rPr>
-        <w:t>[</w:t>
-      </w:r>
-      <w:proofErr w:type="gramEnd"/>
-      <w:r>
-        <w:rPr>
-          <w:rFonts w:ascii="Consolas" w:eastAsia="Consolas" w:hAnsi="Consolas"/>
-          <w:sz w:val="18"/>
-        </w:rPr>
-        <w:t>canteen-user-service 8081]</w:t>
-      </w:r>
-    </w:p>
-    <w:p>
-      <w:pPr>
-        <w:spacing w:before="20" w:after="20"/>
-        <w:ind w:left="567"/>
-      </w:pPr>
-      <w:r>
-        <w:rPr>
-          <w:rFonts w:ascii="Consolas" w:eastAsia="Consolas" w:hAnsi="Consolas"/>
-          <w:sz w:val="18"/>
-        </w:rPr>
-        <w:t xml:space="preserve">        </w:t>
-      </w:r>
-      <w:proofErr w:type="spellStart"/>
-      <w:proofErr w:type="gramStart"/>
-      <w:r>
-        <w:rPr>
-          <w:rFonts w:ascii="Consolas" w:eastAsia="Consolas" w:hAnsi="Consolas"/>
-          <w:sz w:val="18"/>
-        </w:rPr>
-        <w:t>MenuSvc</w:t>
-      </w:r>
-      <w:proofErr w:type="spellEnd"/>
-      <w:r>
-        <w:rPr>
-          <w:rFonts w:ascii="Consolas" w:eastAsia="Consolas" w:hAnsi="Consolas"/>
-          <w:sz w:val="18"/>
-        </w:rPr>
-        <w:t>[</w:t>
-      </w:r>
-      <w:proofErr w:type="gramEnd"/>
-      <w:r>
-        <w:rPr>
-          <w:rFonts w:ascii="Consolas" w:eastAsia="Consolas" w:hAnsi="Consolas"/>
-          <w:sz w:val="18"/>
-        </w:rPr>
-        <w:t>canteen-menu-service 8082]</w:t>
-      </w:r>
-    </w:p>
-    <w:p>
-      <w:pPr>
-        <w:spacing w:before="20" w:after="20"/>
-        <w:ind w:left="567"/>
-      </w:pPr>
-      <w:r>
-        <w:rPr>
-          <w:rFonts w:ascii="Consolas" w:eastAsia="Consolas" w:hAnsi="Consolas"/>
-          <w:sz w:val="18"/>
-        </w:rPr>
-        <w:t xml:space="preserve">        </w:t>
-      </w:r>
-      <w:proofErr w:type="spellStart"/>
-      <w:proofErr w:type="gramStart"/>
-      <w:r>
-        <w:rPr>
-          <w:rFonts w:ascii="Consolas" w:eastAsia="Consolas" w:hAnsi="Consolas"/>
-          <w:sz w:val="18"/>
-        </w:rPr>
-        <w:t>OrderSvc</w:t>
-      </w:r>
-      <w:proofErr w:type="spellEnd"/>
-      <w:r>
-        <w:rPr>
-          <w:rFonts w:ascii="Consolas" w:eastAsia="Consolas" w:hAnsi="Consolas"/>
-          <w:sz w:val="18"/>
-        </w:rPr>
-        <w:t>[</w:t>
-      </w:r>
-      <w:proofErr w:type="gramEnd"/>
-      <w:r>
-        <w:rPr>
-          <w:rFonts w:ascii="Consolas" w:eastAsia="Consolas" w:hAnsi="Consolas"/>
-          <w:sz w:val="18"/>
-        </w:rPr>
-        <w:t>canteen-order-service 8083]</w:t>
-      </w:r>
-    </w:p>
-    <w:p>
-      <w:pPr>
-        <w:spacing w:before="20" w:after="20"/>
-        <w:ind w:left="567"/>
-      </w:pPr>
-      <w:r>
-        <w:rPr>
-          <w:rFonts w:ascii="Consolas" w:eastAsia="Consolas" w:hAnsi="Consolas"/>
-          <w:sz w:val="18"/>
-        </w:rPr>
-        <w:t xml:space="preserve">        </w:t>
-      </w:r>
-      <w:proofErr w:type="spellStart"/>
-      <w:proofErr w:type="gramStart"/>
-      <w:r>
-        <w:rPr>
-          <w:rFonts w:ascii="Consolas" w:eastAsia="Consolas" w:hAnsi="Consolas"/>
-          <w:sz w:val="18"/>
-        </w:rPr>
-        <w:t>PickupSvc</w:t>
-      </w:r>
-      <w:proofErr w:type="spellEnd"/>
-      <w:r>
-        <w:rPr>
-          <w:rFonts w:ascii="Consolas" w:eastAsia="Consolas" w:hAnsi="Consolas"/>
-          <w:sz w:val="18"/>
-        </w:rPr>
-        <w:t>[</w:t>
-      </w:r>
-      <w:proofErr w:type="gramEnd"/>
-      <w:r>
-        <w:rPr>
-          <w:rFonts w:ascii="Consolas" w:eastAsia="Consolas" w:hAnsi="Consolas"/>
-          <w:sz w:val="18"/>
-        </w:rPr>
-        <w:t>"canteen-pickup-service 8084 WebSocket"]</w:t>
+        <w:t xml:space="preserve">        UserSvc[canteen-user-service 8081]</w:t>
+      </w:r>
+    </w:p>
+    <w:p>
+      <w:pPr>
+        <w:spacing w:before="20" w:after="20"/>
+        <w:ind w:left="567"/>
+      </w:pPr>
+      <w:r>
+        <w:rPr>
+          <w:rFonts w:ascii="Consolas" w:eastAsia="Consolas" w:hAnsi="Consolas"/>
+          <w:sz w:val="18"/>
+        </w:rPr>
+        <w:t xml:space="preserve">        MenuSvc[canteen-menu-service 8082]</w:t>
+      </w:r>
+    </w:p>
+    <w:p>
+      <w:pPr>
+        <w:spacing w:before="20" w:after="20"/>
+        <w:ind w:left="567"/>
+      </w:pPr>
+      <w:r>
+        <w:rPr>
+          <w:rFonts w:ascii="Consolas" w:eastAsia="Consolas" w:hAnsi="Consolas"/>
+          <w:sz w:val="18"/>
+        </w:rPr>
+        <w:t xml:space="preserve">        OrderSvc[canteen-order-service 8083]</w:t>
+      </w:r>
+    </w:p>
+    <w:p>
+      <w:pPr>
+        <w:spacing w:before="20" w:after="20"/>
+        <w:ind w:left="567"/>
+      </w:pPr>
+      <w:r>
+        <w:rPr>
+          <w:rFonts w:ascii="Consolas" w:eastAsia="Consolas" w:hAnsi="Consolas"/>
+          <w:sz w:val="18"/>
+        </w:rPr>
+        <w:t xml:space="preserve">        PickupSvc["canteen-pickup-service 8084 WebSocket"]</w:t>
       </w:r>
     </w:p>
     <w:p>
@@ -2944,70 +2662,20 @@
           <w:rFonts w:ascii="Consolas" w:eastAsia="Consolas" w:hAnsi="Consolas"/>
           <w:sz w:val="18"/>
         </w:rPr>
-        <w:t xml:space="preserve">    subgraph </w:t>
-      </w:r>
-      <w:proofErr w:type="spellStart"/>
-      <w:r>
-        <w:rPr>
-          <w:rFonts w:ascii="Consolas" w:eastAsia="Consolas" w:hAnsi="Consolas"/>
-          <w:sz w:val="18"/>
-        </w:rPr>
-        <w:t>HostInfra</w:t>
-      </w:r>
-      <w:proofErr w:type="spellEnd"/>
-      <w:r>
-        <w:rPr>
-          <w:rFonts w:ascii="Consolas" w:eastAsia="Consolas" w:hAnsi="Consolas"/>
-          <w:sz w:val="18"/>
-        </w:rPr>
-        <w:t xml:space="preserve"> [宿主机基础设施 host.k3d.internal]</w:t>
-      </w:r>
-    </w:p>
-    <w:p>
-      <w:pPr>
-        <w:spacing w:before="20" w:after="20"/>
-        <w:ind w:left="567"/>
-      </w:pPr>
-      <w:r>
-        <w:rPr>
-          <w:rFonts w:ascii="Consolas" w:eastAsia="Consolas" w:hAnsi="Consolas"/>
-          <w:sz w:val="18"/>
-        </w:rPr>
-        <w:t xml:space="preserve">        </w:t>
-      </w:r>
-      <w:proofErr w:type="spellStart"/>
-      <w:proofErr w:type="gramStart"/>
-      <w:r>
-        <w:rPr>
-          <w:rFonts w:ascii="Consolas" w:eastAsia="Consolas" w:hAnsi="Consolas"/>
-          <w:sz w:val="18"/>
-        </w:rPr>
-        <w:t>Nacos</w:t>
-      </w:r>
-      <w:proofErr w:type="spellEnd"/>
-      <w:r>
-        <w:rPr>
-          <w:rFonts w:ascii="Consolas" w:eastAsia="Consolas" w:hAnsi="Consolas"/>
-          <w:sz w:val="18"/>
-        </w:rPr>
-        <w:t>[</w:t>
-      </w:r>
-      <w:proofErr w:type="spellStart"/>
-      <w:proofErr w:type="gramEnd"/>
-      <w:r>
-        <w:rPr>
-          <w:rFonts w:ascii="Consolas" w:eastAsia="Consolas" w:hAnsi="Consolas"/>
-          <w:sz w:val="18"/>
-        </w:rPr>
-        <w:t>Nacos</w:t>
-      </w:r>
-      <w:proofErr w:type="spellEnd"/>
-      <w:r>
-        <w:rPr>
-          <w:rFonts w:ascii="Consolas" w:eastAsia="Consolas" w:hAnsi="Consolas"/>
-          <w:sz w:val="18"/>
-        </w:rPr>
-        <w:t xml:space="preserve"> 2.2.3 8848 / 9848]</w:t>
+        <w:t xml:space="preserve">    subgraph HostInfra [宿主机基础设施 host.k3d.internal]</w:t>
+      </w:r>
+    </w:p>
+    <w:p>
+      <w:pPr>
+        <w:spacing w:before="20" w:after="20"/>
+        <w:ind w:left="567"/>
+      </w:pPr>
+      <w:r>
+        <w:rPr>
+          <w:rFonts w:ascii="Consolas" w:eastAsia="Consolas" w:hAnsi="Consolas"/>
+          <w:sz w:val="18"/>
+        </w:rPr>
+        <w:t xml:space="preserve">        Nacos[Nacos 2.2.3 8848 / 9848]</w:t>
       </w:r>
     </w:p>
     <w:p>
@@ -3033,23 +2701,7 @@
           <w:rFonts w:ascii="Consolas" w:eastAsia="Consolas" w:hAnsi="Consolas"/>
           <w:sz w:val="18"/>
         </w:rPr>
-        <w:t xml:space="preserve">        </w:t>
-      </w:r>
-      <w:proofErr w:type="gramStart"/>
-      <w:r>
-        <w:rPr>
-          <w:rFonts w:ascii="Consolas" w:eastAsia="Consolas" w:hAnsi="Consolas"/>
-          <w:sz w:val="18"/>
-        </w:rPr>
-        <w:t>Redis[</w:t>
-      </w:r>
-      <w:proofErr w:type="gramEnd"/>
-      <w:r>
-        <w:rPr>
-          <w:rFonts w:ascii="Consolas" w:eastAsia="Consolas" w:hAnsi="Consolas"/>
-          <w:sz w:val="18"/>
-        </w:rPr>
-        <w:t>(Redis 7 6379)]</w:t>
+        <w:t xml:space="preserve">        Redis[(Redis 7 6379)]</w:t>
       </w:r>
     </w:p>
     <w:p>
@@ -3153,52 +2805,20 @@
           <w:rFonts w:ascii="Consolas" w:eastAsia="Consolas" w:hAnsi="Consolas"/>
           <w:sz w:val="18"/>
         </w:rPr>
-        <w:t xml:space="preserve">    Web --&gt;|"/</w:t>
-      </w:r>
-      <w:proofErr w:type="spellStart"/>
-      <w:r>
-        <w:rPr>
-          <w:rFonts w:ascii="Consolas" w:eastAsia="Consolas" w:hAnsi="Consolas"/>
-          <w:sz w:val="18"/>
-        </w:rPr>
-        <w:t>api</w:t>
-      </w:r>
-      <w:proofErr w:type="spellEnd"/>
-      <w:r>
-        <w:rPr>
-          <w:rFonts w:ascii="Consolas" w:eastAsia="Consolas" w:hAnsi="Consolas"/>
-          <w:sz w:val="18"/>
-        </w:rPr>
-        <w:t>/*"| Gateway</w:t>
-      </w:r>
-    </w:p>
-    <w:p>
-      <w:pPr>
-        <w:spacing w:before="20" w:after="20"/>
-        <w:ind w:left="567"/>
-      </w:pPr>
-      <w:r>
-        <w:rPr>
-          <w:rFonts w:ascii="Consolas" w:eastAsia="Consolas" w:hAnsi="Consolas"/>
-          <w:sz w:val="18"/>
-        </w:rPr>
-        <w:t xml:space="preserve">    Web --&gt;|"/</w:t>
-      </w:r>
-      <w:proofErr w:type="spellStart"/>
-      <w:r>
-        <w:rPr>
-          <w:rFonts w:ascii="Consolas" w:eastAsia="Consolas" w:hAnsi="Consolas"/>
-          <w:sz w:val="18"/>
-        </w:rPr>
-        <w:t>ws</w:t>
-      </w:r>
-      <w:proofErr w:type="spellEnd"/>
-      <w:r>
-        <w:rPr>
-          <w:rFonts w:ascii="Consolas" w:eastAsia="Consolas" w:hAnsi="Consolas"/>
-          <w:sz w:val="18"/>
-        </w:rPr>
-        <w:t>/pickup"| Gateway</w:t>
+        <w:t xml:space="preserve">    Web --&gt;|"/api/*"| Gateway</w:t>
+      </w:r>
+    </w:p>
+    <w:p>
+      <w:pPr>
+        <w:spacing w:before="20" w:after="20"/>
+        <w:ind w:left="567"/>
+      </w:pPr>
+      <w:r>
+        <w:rPr>
+          <w:rFonts w:ascii="Consolas" w:eastAsia="Consolas" w:hAnsi="Consolas"/>
+          <w:sz w:val="18"/>
+        </w:rPr>
+        <w:t xml:space="preserve">    Web --&gt;|"/ws/pickup"| Gateway</w:t>
       </w:r>
     </w:p>
     <w:p>
@@ -3224,121 +2844,60 @@
           <w:rFonts w:ascii="Consolas" w:eastAsia="Consolas" w:hAnsi="Consolas"/>
           <w:sz w:val="18"/>
         </w:rPr>
-        <w:t xml:space="preserve">    Gateway --&gt;|HTTP 路由| </w:t>
-      </w:r>
-      <w:proofErr w:type="spellStart"/>
-      <w:r>
-        <w:rPr>
-          <w:rFonts w:ascii="Consolas" w:eastAsia="Consolas" w:hAnsi="Consolas"/>
-          <w:sz w:val="18"/>
-        </w:rPr>
-        <w:t>UserSvc</w:t>
-      </w:r>
-      <w:proofErr w:type="spellEnd"/>
-    </w:p>
-    <w:p>
-      <w:pPr>
-        <w:spacing w:before="20" w:after="20"/>
-        <w:ind w:left="567"/>
-      </w:pPr>
-      <w:r>
-        <w:rPr>
-          <w:rFonts w:ascii="Consolas" w:eastAsia="Consolas" w:hAnsi="Consolas"/>
-          <w:sz w:val="18"/>
-        </w:rPr>
-        <w:t xml:space="preserve">    Gateway --&gt;|HTTP 路由| </w:t>
-      </w:r>
-      <w:proofErr w:type="spellStart"/>
-      <w:r>
-        <w:rPr>
-          <w:rFonts w:ascii="Consolas" w:eastAsia="Consolas" w:hAnsi="Consolas"/>
-          <w:sz w:val="18"/>
-        </w:rPr>
-        <w:t>MenuSvc</w:t>
-      </w:r>
-      <w:proofErr w:type="spellEnd"/>
-    </w:p>
-    <w:p>
-      <w:pPr>
-        <w:spacing w:before="20" w:after="20"/>
-        <w:ind w:left="567"/>
-      </w:pPr>
-      <w:r>
-        <w:rPr>
-          <w:rFonts w:ascii="Consolas" w:eastAsia="Consolas" w:hAnsi="Consolas"/>
-          <w:sz w:val="18"/>
-        </w:rPr>
-        <w:t xml:space="preserve">    Gateway --&gt;|HTTP 路由| </w:t>
-      </w:r>
-      <w:proofErr w:type="spellStart"/>
-      <w:r>
-        <w:rPr>
-          <w:rFonts w:ascii="Consolas" w:eastAsia="Consolas" w:hAnsi="Consolas"/>
-          <w:sz w:val="18"/>
-        </w:rPr>
-        <w:t>OrderSvc</w:t>
-      </w:r>
-      <w:proofErr w:type="spellEnd"/>
-    </w:p>
-    <w:p>
-      <w:pPr>
-        <w:spacing w:before="20" w:after="20"/>
-        <w:ind w:left="567"/>
-      </w:pPr>
-      <w:r>
-        <w:rPr>
-          <w:rFonts w:ascii="Consolas" w:eastAsia="Consolas" w:hAnsi="Consolas"/>
-          <w:sz w:val="18"/>
-        </w:rPr>
-        <w:t xml:space="preserve">    Gateway --&gt;|HTTP 路由| </w:t>
-      </w:r>
-      <w:proofErr w:type="spellStart"/>
-      <w:r>
-        <w:rPr>
-          <w:rFonts w:ascii="Consolas" w:eastAsia="Consolas" w:hAnsi="Consolas"/>
-          <w:sz w:val="18"/>
-        </w:rPr>
-        <w:t>PickupSvc</w:t>
-      </w:r>
-      <w:proofErr w:type="spellEnd"/>
-    </w:p>
-    <w:p>
-      <w:pPr>
-        <w:spacing w:before="20" w:after="20"/>
-        <w:ind w:left="567"/>
-      </w:pPr>
-      <w:r>
-        <w:rPr>
-          <w:rFonts w:ascii="Consolas" w:eastAsia="Consolas" w:hAnsi="Consolas"/>
-          <w:sz w:val="18"/>
-        </w:rPr>
-        <w:t xml:space="preserve">    Gateway --&gt;|"WebSocket </w:t>
-      </w:r>
-      <w:proofErr w:type="spellStart"/>
-      <w:r>
-        <w:rPr>
-          <w:rFonts w:ascii="Consolas" w:eastAsia="Consolas" w:hAnsi="Consolas"/>
-          <w:sz w:val="18"/>
-        </w:rPr>
-        <w:t>lb:ws</w:t>
-      </w:r>
-      <w:proofErr w:type="spellEnd"/>
-      <w:r>
-        <w:rPr>
-          <w:rFonts w:ascii="Consolas" w:eastAsia="Consolas" w:hAnsi="Consolas"/>
-          <w:sz w:val="18"/>
-        </w:rPr>
-        <w:t xml:space="preserve">"| </w:t>
-      </w:r>
-      <w:proofErr w:type="spellStart"/>
-      <w:r>
-        <w:rPr>
-          <w:rFonts w:ascii="Consolas" w:eastAsia="Consolas" w:hAnsi="Consolas"/>
-          <w:sz w:val="18"/>
-        </w:rPr>
-        <w:t>PickupSvc</w:t>
-      </w:r>
-      <w:proofErr w:type="spellEnd"/>
+        <w:t xml:space="preserve">    Gateway --&gt;|HTTP 路由| UserSvc</w:t>
+      </w:r>
+    </w:p>
+    <w:p>
+      <w:pPr>
+        <w:spacing w:before="20" w:after="20"/>
+        <w:ind w:left="567"/>
+      </w:pPr>
+      <w:r>
+        <w:rPr>
+          <w:rFonts w:ascii="Consolas" w:eastAsia="Consolas" w:hAnsi="Consolas"/>
+          <w:sz w:val="18"/>
+        </w:rPr>
+        <w:t xml:space="preserve">    Gateway --&gt;|HTTP 路由| MenuSvc</w:t>
+      </w:r>
+    </w:p>
+    <w:p>
+      <w:pPr>
+        <w:spacing w:before="20" w:after="20"/>
+        <w:ind w:left="567"/>
+      </w:pPr>
+      <w:r>
+        <w:rPr>
+          <w:rFonts w:ascii="Consolas" w:eastAsia="Consolas" w:hAnsi="Consolas"/>
+          <w:sz w:val="18"/>
+        </w:rPr>
+        <w:t xml:space="preserve">    Gateway --&gt;|HTTP 路由| OrderSvc</w:t>
+      </w:r>
+    </w:p>
+    <w:p>
+      <w:pPr>
+        <w:spacing w:before="20" w:after="20"/>
+        <w:ind w:left="567"/>
+      </w:pPr>
+      <w:r>
+        <w:rPr>
+          <w:rFonts w:ascii="Consolas" w:eastAsia="Consolas" w:hAnsi="Consolas"/>
+          <w:sz w:val="18"/>
+        </w:rPr>
+        <w:t xml:space="preserve">    Gateway --&gt;|HTTP 路由| PickupSvc</w:t>
+      </w:r>
+    </w:p>
+    <w:p>
+      <w:pPr>
+        <w:spacing w:before="20" w:after="20"/>
+        <w:ind w:left="567"/>
+      </w:pPr>
+      <w:r>
+        <w:rPr>
+          <w:rFonts w:ascii="Consolas" w:eastAsia="Consolas" w:hAnsi="Consolas"/>
+          <w:sz w:val="18"/>
+        </w:rPr>
+        <w:t xml:space="preserve">    Gateway --&gt;|"WebSocket lb:ws"| PickupSvc</w:t>
+      </w:r>
     </w:p>
     <w:p>
       <w:pPr>
@@ -3363,157 +2922,34 @@
           <w:rFonts w:ascii="Consolas" w:eastAsia="Consolas" w:hAnsi="Consolas"/>
           <w:sz w:val="18"/>
         </w:rPr>
-        <w:t xml:space="preserve">    </w:t>
-      </w:r>
-      <w:proofErr w:type="spellStart"/>
-      <w:r>
-        <w:rPr>
-          <w:rFonts w:ascii="Consolas" w:eastAsia="Consolas" w:hAnsi="Consolas"/>
-          <w:sz w:val="18"/>
-        </w:rPr>
-        <w:t>OrderSvc</w:t>
-      </w:r>
-      <w:proofErr w:type="spellEnd"/>
-      <w:r>
-        <w:rPr>
-          <w:rFonts w:ascii="Consolas" w:eastAsia="Consolas" w:hAnsi="Consolas"/>
-          <w:sz w:val="18"/>
-        </w:rPr>
-        <w:t xml:space="preserve"> --&gt;|"Feign </w:t>
-      </w:r>
-      <w:proofErr w:type="spellStart"/>
-      <w:r>
-        <w:rPr>
-          <w:rFonts w:ascii="Consolas" w:eastAsia="Consolas" w:hAnsi="Consolas"/>
-          <w:sz w:val="18"/>
-        </w:rPr>
-        <w:t>menuClient</w:t>
-      </w:r>
-      <w:proofErr w:type="spellEnd"/>
-      <w:r>
-        <w:rPr>
-          <w:rFonts w:ascii="Consolas" w:eastAsia="Consolas" w:hAnsi="Consolas"/>
-          <w:sz w:val="18"/>
-        </w:rPr>
-        <w:t xml:space="preserve">"| </w:t>
-      </w:r>
-      <w:proofErr w:type="spellStart"/>
-      <w:r>
-        <w:rPr>
-          <w:rFonts w:ascii="Consolas" w:eastAsia="Consolas" w:hAnsi="Consolas"/>
-          <w:sz w:val="18"/>
-        </w:rPr>
-        <w:t>MenuSvc</w:t>
-      </w:r>
-      <w:proofErr w:type="spellEnd"/>
-    </w:p>
-    <w:p>
-      <w:pPr>
-        <w:spacing w:before="20" w:after="20"/>
-        <w:ind w:left="567"/>
-      </w:pPr>
-      <w:r>
-        <w:rPr>
-          <w:rFonts w:ascii="Consolas" w:eastAsia="Consolas" w:hAnsi="Consolas"/>
-          <w:sz w:val="18"/>
-        </w:rPr>
-        <w:t xml:space="preserve">    </w:t>
-      </w:r>
-      <w:proofErr w:type="spellStart"/>
-      <w:r>
-        <w:rPr>
-          <w:rFonts w:ascii="Consolas" w:eastAsia="Consolas" w:hAnsi="Consolas"/>
-          <w:sz w:val="18"/>
-        </w:rPr>
-        <w:t>OrderSvc</w:t>
-      </w:r>
-      <w:proofErr w:type="spellEnd"/>
-      <w:r>
-        <w:rPr>
-          <w:rFonts w:ascii="Consolas" w:eastAsia="Consolas" w:hAnsi="Consolas"/>
-          <w:sz w:val="18"/>
-        </w:rPr>
-        <w:t xml:space="preserve"> --&gt;|"Feign </w:t>
-      </w:r>
-      <w:proofErr w:type="spellStart"/>
-      <w:r>
-        <w:rPr>
-          <w:rFonts w:ascii="Consolas" w:eastAsia="Consolas" w:hAnsi="Consolas"/>
-          <w:sz w:val="18"/>
-        </w:rPr>
-        <w:t>pickupClient</w:t>
-      </w:r>
-      <w:proofErr w:type="spellEnd"/>
-      <w:r>
-        <w:rPr>
-          <w:rFonts w:ascii="Consolas" w:eastAsia="Consolas" w:hAnsi="Consolas"/>
-          <w:sz w:val="18"/>
-        </w:rPr>
-        <w:t xml:space="preserve">"| </w:t>
-      </w:r>
-      <w:proofErr w:type="spellStart"/>
-      <w:r>
-        <w:rPr>
-          <w:rFonts w:ascii="Consolas" w:eastAsia="Consolas" w:hAnsi="Consolas"/>
-          <w:sz w:val="18"/>
-        </w:rPr>
-        <w:t>PickupSvc</w:t>
-      </w:r>
-      <w:proofErr w:type="spellEnd"/>
-    </w:p>
-    <w:p>
-      <w:pPr>
-        <w:spacing w:before="20" w:after="20"/>
-        <w:ind w:left="567"/>
-      </w:pPr>
-      <w:r>
-        <w:rPr>
-          <w:rFonts w:ascii="Consolas" w:eastAsia="Consolas" w:hAnsi="Consolas"/>
-          <w:sz w:val="18"/>
-        </w:rPr>
-        <w:t xml:space="preserve">    </w:t>
-      </w:r>
-      <w:proofErr w:type="spellStart"/>
-      <w:r>
-        <w:rPr>
-          <w:rFonts w:ascii="Consolas" w:eastAsia="Consolas" w:hAnsi="Consolas"/>
-          <w:sz w:val="18"/>
-        </w:rPr>
-        <w:t>PickupSvc</w:t>
-      </w:r>
-      <w:proofErr w:type="spellEnd"/>
-      <w:r>
-        <w:rPr>
-          <w:rFonts w:ascii="Consolas" w:eastAsia="Consolas" w:hAnsi="Consolas"/>
-          <w:sz w:val="18"/>
-        </w:rPr>
-        <w:t xml:space="preserve"> --&gt;|"Feign </w:t>
-      </w:r>
-      <w:proofErr w:type="spellStart"/>
-      <w:r>
-        <w:rPr>
-          <w:rFonts w:ascii="Consolas" w:eastAsia="Consolas" w:hAnsi="Consolas"/>
-          <w:sz w:val="18"/>
-        </w:rPr>
-        <w:t>orderRemoteClient</w:t>
-      </w:r>
-      <w:proofErr w:type="spellEnd"/>
-      <w:r>
-        <w:rPr>
-          <w:rFonts w:ascii="Consolas" w:eastAsia="Consolas" w:hAnsi="Consolas"/>
-          <w:sz w:val="18"/>
-        </w:rPr>
-        <w:t xml:space="preserve">"| </w:t>
-      </w:r>
-      <w:proofErr w:type="spellStart"/>
-      <w:r>
-        <w:rPr>
-          <w:rFonts w:ascii="Consolas" w:eastAsia="Consolas" w:hAnsi="Consolas"/>
-          <w:sz w:val="18"/>
-        </w:rPr>
-        <w:t>OrderSvc</w:t>
-      </w:r>
-      <w:proofErr w:type="spellEnd"/>
+        <w:t xml:space="preserve">    OrderSvc --&gt;|"Feign menuClient"| MenuSvc</w:t>
+      </w:r>
+    </w:p>
+    <w:p>
+      <w:pPr>
+        <w:spacing w:before="20" w:after="20"/>
+        <w:ind w:left="567"/>
+      </w:pPr>
+      <w:r>
+        <w:rPr>
+          <w:rFonts w:ascii="Consolas" w:eastAsia="Consolas" w:hAnsi="Consolas"/>
+          <w:sz w:val="18"/>
+        </w:rPr>
+        <w:t xml:space="preserve">    OrderSvc --&gt;|"Feign pickupClient"| PickupSvc</w:t>
+      </w:r>
+    </w:p>
+    <w:p>
+      <w:pPr>
+        <w:spacing w:before="20" w:after="20"/>
+        <w:ind w:left="567"/>
+      </w:pPr>
+      <w:r>
+        <w:rPr>
+          <w:rFonts w:ascii="Consolas" w:eastAsia="Consolas" w:hAnsi="Consolas"/>
+          <w:sz w:val="18"/>
+        </w:rPr>
+        <w:t xml:space="preserve">    PickupSvc --&gt;|"Feign orderRemoteClient"| OrderSvc</w:t>
+      </w:r>
     </w:p>
     <w:p>
       <w:pPr>
@@ -3538,131 +2974,47 @@
           <w:rFonts w:ascii="Consolas" w:eastAsia="Consolas" w:hAnsi="Consolas"/>
           <w:sz w:val="18"/>
         </w:rPr>
-        <w:t xml:space="preserve">    Gateway -.注册/配置.-&gt; </w:t>
-      </w:r>
-      <w:proofErr w:type="spellStart"/>
-      <w:r>
-        <w:rPr>
-          <w:rFonts w:ascii="Consolas" w:eastAsia="Consolas" w:hAnsi="Consolas"/>
-          <w:sz w:val="18"/>
-        </w:rPr>
-        <w:t>Nacos</w:t>
-      </w:r>
-      <w:proofErr w:type="spellEnd"/>
-    </w:p>
-    <w:p>
-      <w:pPr>
-        <w:spacing w:before="20" w:after="20"/>
-        <w:ind w:left="567"/>
-      </w:pPr>
-      <w:r>
-        <w:rPr>
-          <w:rFonts w:ascii="Consolas" w:eastAsia="Consolas" w:hAnsi="Consolas"/>
-          <w:sz w:val="18"/>
-        </w:rPr>
-        <w:t xml:space="preserve">    </w:t>
-      </w:r>
-      <w:proofErr w:type="spellStart"/>
-      <w:r>
-        <w:rPr>
-          <w:rFonts w:ascii="Consolas" w:eastAsia="Consolas" w:hAnsi="Consolas"/>
-          <w:sz w:val="18"/>
-        </w:rPr>
-        <w:t>UserSvc</w:t>
-      </w:r>
-      <w:proofErr w:type="spellEnd"/>
-      <w:r>
-        <w:rPr>
-          <w:rFonts w:ascii="Consolas" w:eastAsia="Consolas" w:hAnsi="Consolas"/>
-          <w:sz w:val="18"/>
-        </w:rPr>
-        <w:t xml:space="preserve"> -.注册/配置.-&gt; </w:t>
-      </w:r>
-      <w:proofErr w:type="spellStart"/>
-      <w:r>
-        <w:rPr>
-          <w:rFonts w:ascii="Consolas" w:eastAsia="Consolas" w:hAnsi="Consolas"/>
-          <w:sz w:val="18"/>
-        </w:rPr>
-        <w:t>Nacos</w:t>
-      </w:r>
-      <w:proofErr w:type="spellEnd"/>
-    </w:p>
-    <w:p>
-      <w:pPr>
-        <w:spacing w:before="20" w:after="20"/>
-        <w:ind w:left="567"/>
-      </w:pPr>
-      <w:r>
-        <w:rPr>
-          <w:rFonts w:ascii="Consolas" w:eastAsia="Consolas" w:hAnsi="Consolas"/>
-          <w:sz w:val="18"/>
-        </w:rPr>
-        <w:t xml:space="preserve">    </w:t>
-      </w:r>
-      <w:proofErr w:type="spellStart"/>
-      <w:r>
-        <w:rPr>
-          <w:rFonts w:ascii="Consolas" w:eastAsia="Consolas" w:hAnsi="Consolas"/>
-          <w:sz w:val="18"/>
-        </w:rPr>
-        <w:t>MenuSvc</w:t>
-      </w:r>
-      <w:proofErr w:type="spellEnd"/>
-      <w:r>
-        <w:rPr>
-          <w:rFonts w:ascii="Consolas" w:eastAsia="Consolas" w:hAnsi="Consolas"/>
-          <w:sz w:val="18"/>
-        </w:rPr>
-        <w:t xml:space="preserve"> -.注册/配置.-&gt; </w:t>
-      </w:r>
-      <w:proofErr w:type="spellStart"/>
-      <w:r>
-        <w:rPr>
-          <w:rFonts w:ascii="Consolas" w:eastAsia="Consolas" w:hAnsi="Consolas"/>
-          <w:sz w:val="18"/>
-        </w:rPr>
-        <w:t>Nacos</w:t>
-      </w:r>
-      <w:proofErr w:type="spellEnd"/>
-    </w:p>
-    <w:p>
-      <w:pPr>
-        <w:spacing w:before="20" w:after="20"/>
-        <w:ind w:left="567"/>
-      </w:pPr>
-      <w:r>
-        <w:rPr>
-          <w:rFonts w:ascii="Consolas" w:eastAsia="Consolas" w:hAnsi="Consolas"/>
-          <w:sz w:val="18"/>
-        </w:rPr>
-        <w:t xml:space="preserve">    </w:t>
-      </w:r>
-      <w:proofErr w:type="spellStart"/>
-      <w:r>
-        <w:rPr>
-          <w:rFonts w:ascii="Consolas" w:eastAsia="Consolas" w:hAnsi="Consolas"/>
-          <w:sz w:val="18"/>
-        </w:rPr>
-        <w:t>OrderSvc</w:t>
-      </w:r>
-      <w:proofErr w:type="spellEnd"/>
-      <w:r>
-        <w:rPr>
-          <w:rFonts w:ascii="Consolas" w:eastAsia="Consolas" w:hAnsi="Consolas"/>
-          <w:sz w:val="18"/>
-        </w:rPr>
-        <w:t xml:space="preserve"> -.注册/配置.-&gt; </w:t>
-      </w:r>
-      <w:proofErr w:type="spellStart"/>
-      <w:r>
-        <w:rPr>
-          <w:rFonts w:ascii="Consolas" w:eastAsia="Consolas" w:hAnsi="Consolas"/>
-          <w:sz w:val="18"/>
-        </w:rPr>
-        <w:t>Nacos</w:t>
-      </w:r>
-      <w:proofErr w:type="spellEnd"/>
+        <w:t xml:space="preserve">    Gateway -.注册/配置.-&gt; Nacos</w:t>
+      </w:r>
+    </w:p>
+    <w:p>
+      <w:pPr>
+        <w:spacing w:before="20" w:after="20"/>
+        <w:ind w:left="567"/>
+      </w:pPr>
+      <w:r>
+        <w:rPr>
+          <w:rFonts w:ascii="Consolas" w:eastAsia="Consolas" w:hAnsi="Consolas"/>
+          <w:sz w:val="18"/>
+        </w:rPr>
+        <w:t xml:space="preserve">    UserSvc -.注册/配置.-&gt; Nacos</w:t>
+      </w:r>
+    </w:p>
+    <w:p>
+      <w:pPr>
+        <w:spacing w:before="20" w:after="20"/>
+        <w:ind w:left="567"/>
+      </w:pPr>
+      <w:r>
+        <w:rPr>
+          <w:rFonts w:ascii="Consolas" w:eastAsia="Consolas" w:hAnsi="Consolas"/>
+          <w:sz w:val="18"/>
+        </w:rPr>
+        <w:t xml:space="preserve">    MenuSvc -.注册/配置.-&gt; Nacos</w:t>
+      </w:r>
+    </w:p>
+    <w:p>
+      <w:pPr>
+        <w:spacing w:before="20" w:after="20"/>
+        <w:ind w:left="567"/>
+      </w:pPr>
+      <w:r>
+        <w:rPr>
+          <w:rFonts w:ascii="Consolas" w:eastAsia="Consolas" w:hAnsi="Consolas"/>
+          <w:sz w:val="18"/>
+        </w:rPr>
+        <w:t xml:space="preserve">    OrderSvc -.注册/配置.-&gt; Nacos</w:t>
+      </w:r>
     </w:p>
     <w:p>
       <w:pPr>
@@ -3675,33 +3027,8 @@
           <w:sz w:val="18"/>
         </w:rPr>
         <w:lastRenderedPageBreak/>
-        <w:t xml:space="preserve">    </w:t>
-      </w:r>
-      <w:proofErr w:type="spellStart"/>
-      <w:r>
-        <w:rPr>
-          <w:rFonts w:ascii="Consolas" w:eastAsia="Consolas" w:hAnsi="Consolas"/>
-          <w:sz w:val="18"/>
-        </w:rPr>
-        <w:t>PickupSvc</w:t>
-      </w:r>
-      <w:proofErr w:type="spellEnd"/>
-      <w:r>
-        <w:rPr>
-          <w:rFonts w:ascii="Consolas" w:eastAsia="Consolas" w:hAnsi="Consolas"/>
-          <w:sz w:val="18"/>
-        </w:rPr>
-        <w:t xml:space="preserve"> -.注册/配置.-&gt; </w:t>
-      </w:r>
-      <w:proofErr w:type="spellStart"/>
-      <w:r>
-        <w:rPr>
-          <w:rFonts w:ascii="Consolas" w:eastAsia="Consolas" w:hAnsi="Consolas"/>
-          <w:sz w:val="18"/>
-        </w:rPr>
-        <w:t>Nacos</w:t>
-      </w:r>
-      <w:proofErr w:type="spellEnd"/>
+        <w:t xml:space="preserve">    PickupSvc -.注册/配置.-&gt; Nacos</w:t>
+      </w:r>
     </w:p>
     <w:p>
       <w:pPr>
@@ -3726,139 +3053,59 @@
           <w:rFonts w:ascii="Consolas" w:eastAsia="Consolas" w:hAnsi="Consolas"/>
           <w:sz w:val="18"/>
         </w:rPr>
-        <w:t xml:space="preserve">    </w:t>
-      </w:r>
-      <w:proofErr w:type="spellStart"/>
-      <w:r>
-        <w:rPr>
-          <w:rFonts w:ascii="Consolas" w:eastAsia="Consolas" w:hAnsi="Consolas"/>
-          <w:sz w:val="18"/>
-        </w:rPr>
-        <w:t>UserSvc</w:t>
-      </w:r>
-      <w:proofErr w:type="spellEnd"/>
-      <w:r>
-        <w:rPr>
-          <w:rFonts w:ascii="Consolas" w:eastAsia="Consolas" w:hAnsi="Consolas"/>
-          <w:sz w:val="18"/>
-        </w:rPr>
-        <w:t xml:space="preserve"> --&gt; MySQL</w:t>
-      </w:r>
-    </w:p>
-    <w:p>
-      <w:pPr>
-        <w:spacing w:before="20" w:after="20"/>
-        <w:ind w:left="567"/>
-      </w:pPr>
-      <w:r>
-        <w:rPr>
-          <w:rFonts w:ascii="Consolas" w:eastAsia="Consolas" w:hAnsi="Consolas"/>
-          <w:sz w:val="18"/>
-        </w:rPr>
-        <w:t xml:space="preserve">    </w:t>
-      </w:r>
-      <w:proofErr w:type="spellStart"/>
-      <w:r>
-        <w:rPr>
-          <w:rFonts w:ascii="Consolas" w:eastAsia="Consolas" w:hAnsi="Consolas"/>
-          <w:sz w:val="18"/>
-        </w:rPr>
-        <w:t>MenuSvc</w:t>
-      </w:r>
-      <w:proofErr w:type="spellEnd"/>
-      <w:r>
-        <w:rPr>
-          <w:rFonts w:ascii="Consolas" w:eastAsia="Consolas" w:hAnsi="Consolas"/>
-          <w:sz w:val="18"/>
-        </w:rPr>
-        <w:t xml:space="preserve"> --&gt; MySQL</w:t>
-      </w:r>
-    </w:p>
-    <w:p>
-      <w:pPr>
-        <w:spacing w:before="20" w:after="20"/>
-        <w:ind w:left="567"/>
-      </w:pPr>
-      <w:r>
-        <w:rPr>
-          <w:rFonts w:ascii="Consolas" w:eastAsia="Consolas" w:hAnsi="Consolas"/>
-          <w:sz w:val="18"/>
-        </w:rPr>
-        <w:t xml:space="preserve">    </w:t>
-      </w:r>
-      <w:proofErr w:type="spellStart"/>
-      <w:r>
-        <w:rPr>
-          <w:rFonts w:ascii="Consolas" w:eastAsia="Consolas" w:hAnsi="Consolas"/>
-          <w:sz w:val="18"/>
-        </w:rPr>
-        <w:t>OrderSvc</w:t>
-      </w:r>
-      <w:proofErr w:type="spellEnd"/>
-      <w:r>
-        <w:rPr>
-          <w:rFonts w:ascii="Consolas" w:eastAsia="Consolas" w:hAnsi="Consolas"/>
-          <w:sz w:val="18"/>
-        </w:rPr>
-        <w:t xml:space="preserve"> --&gt; MySQL</w:t>
-      </w:r>
-    </w:p>
-    <w:p>
-      <w:pPr>
-        <w:spacing w:before="20" w:after="20"/>
-        <w:ind w:left="567"/>
-      </w:pPr>
-      <w:r>
-        <w:rPr>
-          <w:rFonts w:ascii="Consolas" w:eastAsia="Consolas" w:hAnsi="Consolas"/>
-          <w:sz w:val="18"/>
-        </w:rPr>
-        <w:t xml:space="preserve">    </w:t>
-      </w:r>
-      <w:proofErr w:type="spellStart"/>
-      <w:r>
-        <w:rPr>
-          <w:rFonts w:ascii="Consolas" w:eastAsia="Consolas" w:hAnsi="Consolas"/>
-          <w:sz w:val="18"/>
-        </w:rPr>
-        <w:t>PickupSvc</w:t>
-      </w:r>
-      <w:proofErr w:type="spellEnd"/>
-      <w:r>
-        <w:rPr>
-          <w:rFonts w:ascii="Consolas" w:eastAsia="Consolas" w:hAnsi="Consolas"/>
-          <w:sz w:val="18"/>
-        </w:rPr>
-        <w:t xml:space="preserve"> --&gt; MySQL</w:t>
-      </w:r>
-    </w:p>
-    <w:p>
-      <w:pPr>
-        <w:spacing w:before="20" w:after="20"/>
-        <w:ind w:left="567"/>
-      </w:pPr>
-      <w:r>
-        <w:rPr>
-          <w:rFonts w:ascii="Consolas" w:eastAsia="Consolas" w:hAnsi="Consolas"/>
-          <w:sz w:val="18"/>
-        </w:rPr>
-        <w:t xml:space="preserve">    </w:t>
-      </w:r>
-      <w:proofErr w:type="spellStart"/>
-      <w:r>
-        <w:rPr>
-          <w:rFonts w:ascii="Consolas" w:eastAsia="Consolas" w:hAnsi="Consolas"/>
-          <w:sz w:val="18"/>
-        </w:rPr>
-        <w:t>PickupSvc</w:t>
-      </w:r>
-      <w:proofErr w:type="spellEnd"/>
-      <w:r>
-        <w:rPr>
-          <w:rFonts w:ascii="Consolas" w:eastAsia="Consolas" w:hAnsi="Consolas"/>
-          <w:sz w:val="18"/>
-        </w:rPr>
-        <w:t xml:space="preserve"> --&gt; Redis</w:t>
+        <w:t xml:space="preserve">    UserSvc --&gt; MySQL</w:t>
+      </w:r>
+    </w:p>
+    <w:p>
+      <w:pPr>
+        <w:spacing w:before="20" w:after="20"/>
+        <w:ind w:left="567"/>
+      </w:pPr>
+      <w:r>
+        <w:rPr>
+          <w:rFonts w:ascii="Consolas" w:eastAsia="Consolas" w:hAnsi="Consolas"/>
+          <w:sz w:val="18"/>
+        </w:rPr>
+        <w:t xml:space="preserve">    MenuSvc --&gt; MySQL</w:t>
+      </w:r>
+    </w:p>
+    <w:p>
+      <w:pPr>
+        <w:spacing w:before="20" w:after="20"/>
+        <w:ind w:left="567"/>
+      </w:pPr>
+      <w:r>
+        <w:rPr>
+          <w:rFonts w:ascii="Consolas" w:eastAsia="Consolas" w:hAnsi="Consolas"/>
+          <w:sz w:val="18"/>
+        </w:rPr>
+        <w:t xml:space="preserve">    OrderSvc --&gt; MySQL</w:t>
+      </w:r>
+    </w:p>
+    <w:p>
+      <w:pPr>
+        <w:spacing w:before="20" w:after="20"/>
+        <w:ind w:left="567"/>
+      </w:pPr>
+      <w:r>
+        <w:rPr>
+          <w:rFonts w:ascii="Consolas" w:eastAsia="Consolas" w:hAnsi="Consolas"/>
+          <w:sz w:val="18"/>
+        </w:rPr>
+        <w:t xml:space="preserve">    PickupSvc --&gt; MySQL</w:t>
+      </w:r>
+    </w:p>
+    <w:p>
+      <w:pPr>
+        <w:spacing w:before="20" w:after="20"/>
+        <w:ind w:left="567"/>
+      </w:pPr>
+      <w:r>
+        <w:rPr>
+          <w:rFonts w:ascii="Consolas" w:eastAsia="Consolas" w:hAnsi="Consolas"/>
+          <w:sz w:val="18"/>
+        </w:rPr>
+        <w:t xml:space="preserve">    PickupSvc --&gt; Redis</w:t>
       </w:r>
     </w:p>
     <w:p>
@@ -3916,13 +3163,8 @@
         <w:t xml:space="preserve">Gateway </w:t>
       </w:r>
       <w:r>
-        <w:t>路由</w:t>
-      </w:r>
-      <w:proofErr w:type="gramStart"/>
-      <w:r>
-        <w:t>表来自</w:t>
-      </w:r>
-      <w:proofErr w:type="gramEnd"/>
+        <w:t>路由表来自</w:t>
+      </w:r>
       <w:r>
         <w:t xml:space="preserve"> </w:t>
       </w:r>
@@ -3931,17 +3173,8 @@
           <w:color w:val="0563C1"/>
           <w:u w:val="single"/>
         </w:rPr>
-        <w:t>canteen-gateway/</w:t>
-      </w:r>
-      <w:proofErr w:type="spellStart"/>
-      <w:r>
-        <w:rPr>
-          <w:color w:val="0563C1"/>
-          <w:u w:val="single"/>
-        </w:rPr>
-        <w:t>application.yml</w:t>
-      </w:r>
-      <w:proofErr w:type="spellEnd"/>
+        <w:t>canteen-gateway/application.yml</w:t>
+      </w:r>
       <w:r>
         <w:t xml:space="preserve"> </w:t>
       </w:r>
@@ -4277,16 +3510,9 @@
             <w:pPr>
               <w:cnfStyle w:val="000000100000" w:firstRow="0" w:lastRow="0" w:firstColumn="0" w:lastColumn="0" w:oddVBand="0" w:evenVBand="0" w:oddHBand="1" w:evenHBand="0" w:firstRowFirstColumn="0" w:firstRowLastColumn="0" w:lastRowFirstColumn="0" w:lastRowLastColumn="0"/>
             </w:pPr>
-            <w:proofErr w:type="spellStart"/>
-            <w:proofErr w:type="gramStart"/>
-            <w:r>
-              <w:t>lb:ws</w:t>
-            </w:r>
-            <w:proofErr w:type="spellEnd"/>
-            <w:r>
-              <w:t>://canteen-pickup-service</w:t>
-            </w:r>
-            <w:proofErr w:type="gramEnd"/>
+            <w:r>
+              <w:t>lb:ws://canteen-pickup-service</w:t>
+            </w:r>
           </w:p>
           <w:p>
             <w:pPr>
@@ -4313,47 +3539,29 @@
       <w:pPr>
         <w:spacing w:after="120" w:line="360" w:lineRule="exact"/>
       </w:pPr>
-      <w:proofErr w:type="spellStart"/>
       <w:r>
         <w:rPr>
           <w:rFonts w:ascii="Consolas" w:eastAsia="Consolas" w:hAnsi="Consolas"/>
           <w:sz w:val="20"/>
         </w:rPr>
-        <w:t>StripPrefix</w:t>
-      </w:r>
-      <w:proofErr w:type="spellEnd"/>
+        <w:t>StripPrefix=1</w:t>
+      </w:r>
+      <w:r>
+        <w:t xml:space="preserve"> </w:t>
+      </w:r>
+      <w:r>
+        <w:t>表示在转发前去掉首段</w:t>
+      </w:r>
+      <w:r>
+        <w:t xml:space="preserve"> </w:t>
+      </w:r>
       <w:r>
         <w:rPr>
           <w:rFonts w:ascii="Consolas" w:eastAsia="Consolas" w:hAnsi="Consolas"/>
           <w:sz w:val="20"/>
         </w:rPr>
-        <w:t>=1</w:t>
-      </w:r>
-      <w:r>
-        <w:t xml:space="preserve"> </w:t>
-      </w:r>
-      <w:r>
-        <w:t>表示在转发前去掉首段</w:t>
-      </w:r>
-      <w:r>
-        <w:t xml:space="preserve"> </w:t>
-      </w:r>
-      <w:r>
-        <w:rPr>
-          <w:rFonts w:ascii="Consolas" w:eastAsia="Consolas" w:hAnsi="Consolas"/>
-          <w:sz w:val="20"/>
-        </w:rPr>
-        <w:t>/</w:t>
-      </w:r>
-      <w:proofErr w:type="spellStart"/>
-      <w:r>
-        <w:rPr>
-          <w:rFonts w:ascii="Consolas" w:eastAsia="Consolas" w:hAnsi="Consolas"/>
-          <w:sz w:val="20"/>
-        </w:rPr>
-        <w:t>api</w:t>
-      </w:r>
-      <w:proofErr w:type="spellEnd"/>
+        <w:t>/api</w:t>
+      </w:r>
       <w:r>
         <w:t>，所以下游</w:t>
       </w:r>
@@ -4509,1480 +3717,964 @@
         </w:rPr>
         <w:t xml:space="preserve"> → </w:t>
       </w:r>
-      <w:proofErr w:type="gramStart"/>
       <w:r>
         <w:rPr>
           <w:rFonts w:ascii="Arial" w:eastAsia="黑体" w:hAnsi="Arial"/>
           <w:b/>
           <w:sz w:val="26"/>
         </w:rPr>
-        <w:t>取餐全流程</w:t>
-      </w:r>
-      <w:proofErr w:type="gramEnd"/>
+        <w:t>取餐全流程时序</w:t>
+      </w:r>
+    </w:p>
+    <w:p>
+      <w:pPr>
+        <w:spacing w:before="20" w:after="20"/>
+        <w:ind w:left="567"/>
+      </w:pPr>
+      <w:r>
+        <w:rPr>
+          <w:rFonts w:ascii="Consolas" w:eastAsia="Consolas" w:hAnsi="Consolas"/>
+          <w:sz w:val="18"/>
+        </w:rPr>
+        <w:t>sequenceDiagram</w:t>
+      </w:r>
+    </w:p>
+    <w:p>
+      <w:pPr>
+        <w:spacing w:before="20" w:after="20"/>
+        <w:ind w:left="567"/>
+      </w:pPr>
+      <w:r>
+        <w:rPr>
+          <w:rFonts w:ascii="Consolas" w:eastAsia="Consolas" w:hAnsi="Consolas"/>
+          <w:sz w:val="18"/>
+        </w:rPr>
+        <w:t xml:space="preserve">    autonumber</w:t>
+      </w:r>
+    </w:p>
+    <w:p>
+      <w:pPr>
+        <w:spacing w:before="20" w:after="20"/>
+        <w:ind w:left="567"/>
+      </w:pPr>
+      <w:r>
+        <w:rPr>
+          <w:rFonts w:ascii="Consolas" w:eastAsia="Consolas" w:hAnsi="Consolas"/>
+          <w:sz w:val="18"/>
+        </w:rPr>
+        <w:t xml:space="preserve">    participant U as 学生</w:t>
+      </w:r>
+    </w:p>
+    <w:p>
+      <w:pPr>
+        <w:spacing w:before="20" w:after="20"/>
+        <w:ind w:left="567"/>
+      </w:pPr>
+      <w:r>
+        <w:rPr>
+          <w:rFonts w:ascii="Consolas" w:eastAsia="Consolas" w:hAnsi="Consolas"/>
+          <w:sz w:val="18"/>
+        </w:rPr>
+        <w:t xml:space="preserve">    participant FE as Web (Vue)</w:t>
+      </w:r>
+    </w:p>
+    <w:p>
+      <w:pPr>
+        <w:spacing w:before="20" w:after="20"/>
+        <w:ind w:left="567"/>
+      </w:pPr>
+      <w:r>
+        <w:rPr>
+          <w:rFonts w:ascii="Consolas" w:eastAsia="Consolas" w:hAnsi="Consolas"/>
+          <w:sz w:val="18"/>
+        </w:rPr>
+        <w:t xml:space="preserve">    participant GW as Gateway</w:t>
+      </w:r>
+    </w:p>
+    <w:p>
+      <w:pPr>
+        <w:spacing w:before="20" w:after="20"/>
+        <w:ind w:left="567"/>
+      </w:pPr>
+      <w:r>
+        <w:rPr>
+          <w:rFonts w:ascii="Consolas" w:eastAsia="Consolas" w:hAnsi="Consolas"/>
+          <w:sz w:val="18"/>
+        </w:rPr>
+        <w:t xml:space="preserve">    participant US as User Service</w:t>
+      </w:r>
+    </w:p>
+    <w:p>
+      <w:pPr>
+        <w:spacing w:before="20" w:after="20"/>
+        <w:ind w:left="567"/>
+      </w:pPr>
+      <w:r>
+        <w:rPr>
+          <w:rFonts w:ascii="Consolas" w:eastAsia="Consolas" w:hAnsi="Consolas"/>
+          <w:sz w:val="18"/>
+        </w:rPr>
+        <w:t xml:space="preserve">    participant MS as Menu Service</w:t>
+      </w:r>
+    </w:p>
+    <w:p>
+      <w:pPr>
+        <w:spacing w:before="20" w:after="20"/>
+        <w:ind w:left="567"/>
+      </w:pPr>
+      <w:r>
+        <w:rPr>
+          <w:rFonts w:ascii="Consolas" w:eastAsia="Consolas" w:hAnsi="Consolas"/>
+          <w:sz w:val="18"/>
+        </w:rPr>
+        <w:t xml:space="preserve">    participant OS as Order Service</w:t>
+      </w:r>
+    </w:p>
+    <w:p>
+      <w:pPr>
+        <w:spacing w:before="20" w:after="20"/>
+        <w:ind w:left="567"/>
+      </w:pPr>
+      <w:r>
+        <w:rPr>
+          <w:rFonts w:ascii="Consolas" w:eastAsia="Consolas" w:hAnsi="Consolas"/>
+          <w:sz w:val="18"/>
+        </w:rPr>
+        <w:t xml:space="preserve">    participant PS as Pickup Service</w:t>
+      </w:r>
+    </w:p>
+    <w:p>
+      <w:pPr>
+        <w:spacing w:before="20" w:after="20"/>
+        <w:ind w:left="567"/>
+      </w:pPr>
+      <w:r>
+        <w:rPr>
+          <w:rFonts w:ascii="Consolas" w:eastAsia="Consolas" w:hAnsi="Consolas"/>
+          <w:sz w:val="18"/>
+        </w:rPr>
+        <w:lastRenderedPageBreak/>
+        <w:t xml:space="preserve">    participant DS as 大屏 (WS Client)</w:t>
+      </w:r>
+    </w:p>
+    <w:p>
+      <w:pPr>
+        <w:spacing w:before="20" w:after="20"/>
+        <w:ind w:left="567"/>
+      </w:pPr>
+      <w:r>
+        <w:rPr>
+          <w:rFonts w:ascii="Consolas" w:eastAsia="Consolas" w:hAnsi="Consolas"/>
+          <w:sz w:val="18"/>
+        </w:rPr>
+        <w:t xml:space="preserve"> </w:t>
+      </w:r>
+    </w:p>
+    <w:p>
+      <w:pPr>
+        <w:spacing w:before="20" w:after="20"/>
+        <w:ind w:left="567"/>
+      </w:pPr>
+      <w:r>
+        <w:rPr>
+          <w:rFonts w:ascii="Consolas" w:eastAsia="Consolas" w:hAnsi="Consolas"/>
+          <w:sz w:val="18"/>
+        </w:rPr>
+        <w:t xml:space="preserve">    U-&gt;&gt;FE: 登录</w:t>
+      </w:r>
+    </w:p>
+    <w:p>
+      <w:pPr>
+        <w:spacing w:before="20" w:after="20"/>
+        <w:ind w:left="567"/>
+      </w:pPr>
+      <w:r>
+        <w:rPr>
+          <w:rFonts w:ascii="Consolas" w:eastAsia="Consolas" w:hAnsi="Consolas"/>
+          <w:sz w:val="18"/>
+        </w:rPr>
+        <w:t xml:space="preserve">    FE-&gt;&gt;GW: POST /api/user/login</w:t>
+      </w:r>
+    </w:p>
+    <w:p>
+      <w:pPr>
+        <w:spacing w:before="20" w:after="20"/>
+        <w:ind w:left="567"/>
+      </w:pPr>
+      <w:r>
+        <w:rPr>
+          <w:rFonts w:ascii="Consolas" w:eastAsia="Consolas" w:hAnsi="Consolas"/>
+          <w:sz w:val="18"/>
+        </w:rPr>
+        <w:t xml:space="preserve">    GW-&gt;&gt;US: 转发（白名单，跳过 JWT）</w:t>
+      </w:r>
+    </w:p>
+    <w:p>
+      <w:pPr>
+        <w:spacing w:before="20" w:after="20"/>
+        <w:ind w:left="567"/>
+      </w:pPr>
+      <w:r>
+        <w:rPr>
+          <w:rFonts w:ascii="Consolas" w:eastAsia="Consolas" w:hAnsi="Consolas"/>
+          <w:sz w:val="18"/>
+        </w:rPr>
+        <w:t xml:space="preserve">    US--&gt;&gt;FE: accessToken (JWT)</w:t>
+      </w:r>
+    </w:p>
+    <w:p>
+      <w:pPr>
+        <w:spacing w:before="20" w:after="20"/>
+        <w:ind w:left="567"/>
+      </w:pPr>
+      <w:r>
+        <w:rPr>
+          <w:rFonts w:ascii="Consolas" w:eastAsia="Consolas" w:hAnsi="Consolas"/>
+          <w:sz w:val="18"/>
+        </w:rPr>
+        <w:t xml:space="preserve"> </w:t>
+      </w:r>
+    </w:p>
+    <w:p>
+      <w:pPr>
+        <w:spacing w:before="20" w:after="20"/>
+        <w:ind w:left="567"/>
+      </w:pPr>
+      <w:r>
+        <w:rPr>
+          <w:rFonts w:ascii="Consolas" w:eastAsia="Consolas" w:hAnsi="Consolas"/>
+          <w:sz w:val="18"/>
+        </w:rPr>
+        <w:t xml:space="preserve">    U-&gt;&gt;FE: 浏览今日菜单 + 下单</w:t>
+      </w:r>
+    </w:p>
+    <w:p>
+      <w:pPr>
+        <w:spacing w:before="20" w:after="20"/>
+        <w:ind w:left="567"/>
+      </w:pPr>
+      <w:r>
+        <w:rPr>
+          <w:rFonts w:ascii="Consolas" w:eastAsia="Consolas" w:hAnsi="Consolas"/>
+          <w:sz w:val="18"/>
+        </w:rPr>
+        <w:t xml:space="preserve">    FE-&gt;&gt;GW: GET /api/menu/today (Bearer token)</w:t>
+      </w:r>
+    </w:p>
+    <w:p>
+      <w:pPr>
+        <w:spacing w:before="20" w:after="20"/>
+        <w:ind w:left="567"/>
+      </w:pPr>
+      <w:r>
+        <w:rPr>
+          <w:rFonts w:ascii="Consolas" w:eastAsia="Consolas" w:hAnsi="Consolas"/>
+          <w:sz w:val="18"/>
+        </w:rPr>
+        <w:t xml:space="preserve">    GW-&gt;&gt;GW: JwtAuthGlobalFilter 校验 + 注入 X-User-Id/X-Role</w:t>
+      </w:r>
+    </w:p>
+    <w:p>
+      <w:pPr>
+        <w:spacing w:before="20" w:after="20"/>
+        <w:ind w:left="567"/>
+      </w:pPr>
+      <w:r>
+        <w:rPr>
+          <w:rFonts w:ascii="Consolas" w:eastAsia="Consolas" w:hAnsi="Consolas"/>
+          <w:sz w:val="18"/>
+        </w:rPr>
+        <w:t xml:space="preserve">    GW-&gt;&gt;MS: /menu/today</w:t>
+      </w:r>
+    </w:p>
+    <w:p>
+      <w:pPr>
+        <w:spacing w:before="20" w:after="20"/>
+        <w:ind w:left="567"/>
+      </w:pPr>
+      <w:r>
+        <w:rPr>
+          <w:rFonts w:ascii="Consolas" w:eastAsia="Consolas" w:hAnsi="Consolas"/>
+          <w:sz w:val="18"/>
+        </w:rPr>
+        <w:t xml:space="preserve">    MS--&gt;&gt;FE: 菜单 + menuDishId</w:t>
+      </w:r>
+    </w:p>
+    <w:p>
+      <w:pPr>
+        <w:spacing w:before="20" w:after="20"/>
+        <w:ind w:left="567"/>
+      </w:pPr>
+      <w:r>
+        <w:rPr>
+          <w:rFonts w:ascii="Consolas" w:eastAsia="Consolas" w:hAnsi="Consolas"/>
+          <w:sz w:val="18"/>
+        </w:rPr>
+        <w:t xml:space="preserve"> </w:t>
+      </w:r>
+    </w:p>
+    <w:p>
+      <w:pPr>
+        <w:spacing w:before="20" w:after="20"/>
+        <w:ind w:left="567"/>
+      </w:pPr>
+      <w:r>
+        <w:rPr>
+          <w:rFonts w:ascii="Consolas" w:eastAsia="Consolas" w:hAnsi="Consolas"/>
+          <w:sz w:val="18"/>
+        </w:rPr>
+        <w:t xml:space="preserve">    FE-&gt;&gt;GW: POST /api/order</w:t>
+      </w:r>
+    </w:p>
+    <w:p>
+      <w:pPr>
+        <w:spacing w:before="20" w:after="20"/>
+        <w:ind w:left="567"/>
+      </w:pPr>
+      <w:r>
+        <w:rPr>
+          <w:rFonts w:ascii="Consolas" w:eastAsia="Consolas" w:hAnsi="Consolas"/>
+          <w:sz w:val="18"/>
+        </w:rPr>
+        <w:t xml:space="preserve">    GW-&gt;&gt;OS: /order</w:t>
+      </w:r>
+    </w:p>
+    <w:p>
+      <w:pPr>
+        <w:spacing w:before="20" w:after="20"/>
+        <w:ind w:left="567"/>
+      </w:pPr>
+      <w:r>
+        <w:rPr>
+          <w:rFonts w:ascii="Consolas" w:eastAsia="Consolas" w:hAnsi="Consolas"/>
+          <w:sz w:val="18"/>
+        </w:rPr>
+        <w:t xml:space="preserve">    OS-&gt;&gt;MS: Feign /menu/dish/{id} 取价格</w:t>
+      </w:r>
+    </w:p>
+    <w:p>
+      <w:pPr>
+        <w:spacing w:before="20" w:after="20"/>
+        <w:ind w:left="567"/>
+      </w:pPr>
+      <w:r>
+        <w:rPr>
+          <w:rFonts w:ascii="Consolas" w:eastAsia="Consolas" w:hAnsi="Consolas"/>
+          <w:sz w:val="18"/>
+        </w:rPr>
+        <w:t xml:space="preserve">    OS-&gt;&gt;MS: Feign /menu/deduct 扣库存（乐观锁）</w:t>
+      </w:r>
+    </w:p>
+    <w:p>
+      <w:pPr>
+        <w:spacing w:before="20" w:after="20"/>
+        <w:ind w:left="567"/>
+      </w:pPr>
+      <w:r>
+        <w:rPr>
+          <w:rFonts w:ascii="Consolas" w:eastAsia="Consolas" w:hAnsi="Consolas"/>
+          <w:sz w:val="18"/>
+        </w:rPr>
+        <w:t xml:space="preserve">    OS-&gt;&gt;OS: 生成 orderNo / pickupCode / payDeadline / acceptDeadline</w:t>
+      </w:r>
+    </w:p>
+    <w:p>
+      <w:pPr>
+        <w:spacing w:before="20" w:after="20"/>
+        <w:ind w:left="567"/>
+      </w:pPr>
+      <w:r>
+        <w:rPr>
+          <w:rFonts w:ascii="Consolas" w:eastAsia="Consolas" w:hAnsi="Consolas"/>
+          <w:sz w:val="18"/>
+        </w:rPr>
+        <w:t xml:space="preserve">    OS--&gt;&gt;FE: OrderVO</w:t>
+      </w:r>
+    </w:p>
+    <w:p>
+      <w:pPr>
+        <w:spacing w:before="20" w:after="20"/>
+        <w:ind w:left="567"/>
+      </w:pPr>
+      <w:r>
+        <w:rPr>
+          <w:rFonts w:ascii="Consolas" w:eastAsia="Consolas" w:hAnsi="Consolas"/>
+          <w:sz w:val="18"/>
+        </w:rPr>
+        <w:t xml:space="preserve"> </w:t>
+      </w:r>
+    </w:p>
+    <w:p>
+      <w:pPr>
+        <w:spacing w:before="20" w:after="20"/>
+        <w:ind w:left="567"/>
+      </w:pPr>
+      <w:r>
+        <w:rPr>
+          <w:rFonts w:ascii="Consolas" w:eastAsia="Consolas" w:hAnsi="Consolas"/>
+          <w:sz w:val="18"/>
+        </w:rPr>
+        <w:t xml:space="preserve">    Note over OS: 商家流转 PLACED→ACCEPTED→COOKING→READY</w:t>
+      </w:r>
+    </w:p>
+    <w:p>
+      <w:pPr>
+        <w:spacing w:before="20" w:after="20"/>
+        <w:ind w:left="567"/>
+      </w:pPr>
+      <w:r>
+        <w:rPr>
+          <w:rFonts w:ascii="Consolas" w:eastAsia="Consolas" w:hAnsi="Consolas"/>
+          <w:sz w:val="18"/>
+        </w:rPr>
+        <w:t xml:space="preserve">    FE-&gt;&gt;GW: PUT /api/order/{id}/ready</w:t>
+      </w:r>
+    </w:p>
+    <w:p>
+      <w:pPr>
+        <w:spacing w:before="20" w:after="20"/>
+        <w:ind w:left="567"/>
+      </w:pPr>
+      <w:r>
+        <w:rPr>
+          <w:rFonts w:ascii="Consolas" w:eastAsia="Consolas" w:hAnsi="Consolas"/>
+          <w:sz w:val="18"/>
+        </w:rPr>
+        <w:t xml:space="preserve">    GW-&gt;&gt;OS: /order/{id}/ready</w:t>
+      </w:r>
+    </w:p>
+    <w:p>
+      <w:pPr>
+        <w:spacing w:before="20" w:after="20"/>
+        <w:ind w:left="567"/>
+      </w:pPr>
+      <w:r>
+        <w:rPr>
+          <w:rFonts w:ascii="Consolas" w:eastAsia="Consolas" w:hAnsi="Consolas"/>
+          <w:sz w:val="18"/>
+        </w:rPr>
+        <w:t xml:space="preserve">    OS-&gt;&gt;PS: Feign /pickup/enqueue 入队</w:t>
+      </w:r>
+    </w:p>
+    <w:p>
+      <w:pPr>
+        <w:spacing w:before="20" w:after="20"/>
+        <w:ind w:left="567"/>
+      </w:pPr>
+      <w:r>
+        <w:rPr>
+          <w:rFonts w:ascii="Consolas" w:eastAsia="Consolas" w:hAnsi="Consolas"/>
+          <w:sz w:val="18"/>
+        </w:rPr>
+        <w:t xml:space="preserve">    PS-&gt;&gt;PS: Redis LPUSH window:{wid}:queue + 生成 pickupNo</w:t>
+      </w:r>
+    </w:p>
+    <w:p>
+      <w:pPr>
+        <w:spacing w:before="20" w:after="20"/>
+        <w:ind w:left="567"/>
+      </w:pPr>
+      <w:r>
+        <w:rPr>
+          <w:rFonts w:ascii="Consolas" w:eastAsia="Consolas" w:hAnsi="Consolas"/>
+          <w:sz w:val="18"/>
+        </w:rPr>
+        <w:t xml:space="preserve">    PS--&gt;&gt;OS: { pickupNo: A001 }</w:t>
+      </w:r>
+    </w:p>
+    <w:p>
+      <w:pPr>
+        <w:spacing w:before="20" w:after="20"/>
+        <w:ind w:left="567"/>
+      </w:pPr>
+      <w:r>
+        <w:rPr>
+          <w:rFonts w:ascii="Consolas" w:eastAsia="Consolas" w:hAnsi="Consolas"/>
+          <w:sz w:val="18"/>
+        </w:rPr>
+        <w:t xml:space="preserve"> </w:t>
+      </w:r>
+    </w:p>
+    <w:p>
+      <w:pPr>
+        <w:spacing w:before="20" w:after="20"/>
+        <w:ind w:left="567"/>
+      </w:pPr>
+      <w:r>
+        <w:rPr>
+          <w:rFonts w:ascii="Consolas" w:eastAsia="Consolas" w:hAnsi="Consolas"/>
+          <w:sz w:val="18"/>
+        </w:rPr>
+        <w:t xml:space="preserve">    FE-&gt;&gt;GW: POST /api/pickup/{wid}/call (商家叫号)</w:t>
+      </w:r>
+    </w:p>
+    <w:p>
+      <w:pPr>
+        <w:spacing w:before="20" w:after="20"/>
+        <w:ind w:left="567"/>
+      </w:pPr>
+      <w:r>
+        <w:rPr>
+          <w:rFonts w:ascii="Consolas" w:eastAsia="Consolas" w:hAnsi="Consolas"/>
+          <w:sz w:val="18"/>
+        </w:rPr>
+        <w:t xml:space="preserve">    GW-&gt;&gt;PS: /pickup/{wid}/call</w:t>
+      </w:r>
+    </w:p>
+    <w:p>
+      <w:pPr>
+        <w:spacing w:before="20" w:after="20"/>
+        <w:ind w:left="567"/>
+      </w:pPr>
+      <w:r>
+        <w:rPr>
+          <w:rFonts w:ascii="Consolas" w:eastAsia="Consolas" w:hAnsi="Consolas"/>
+          <w:sz w:val="18"/>
+        </w:rPr>
+        <w:t xml:space="preserve">    PS-&gt;&gt;PS: Redis RPOP + 写 currentKey + 推 WebSocket</w:t>
+      </w:r>
+    </w:p>
+    <w:p>
+      <w:pPr>
+        <w:spacing w:before="20" w:after="20"/>
+        <w:ind w:left="567"/>
+      </w:pPr>
+      <w:r>
+        <w:rPr>
+          <w:rFonts w:ascii="Consolas" w:eastAsia="Consolas" w:hAnsi="Consolas"/>
+          <w:sz w:val="18"/>
+        </w:rPr>
+        <w:t xml:space="preserve">    PS--&gt;&gt;DS: WS msg {type:CALL, windowId, orderId, pickupNo}</w:t>
+      </w:r>
+    </w:p>
+    <w:p>
+      <w:pPr>
+        <w:spacing w:before="20" w:after="20"/>
+        <w:ind w:left="567"/>
+      </w:pPr>
+      <w:r>
+        <w:rPr>
+          <w:rFonts w:ascii="Consolas" w:eastAsia="Consolas" w:hAnsi="Consolas"/>
+          <w:sz w:val="18"/>
+        </w:rPr>
+        <w:t xml:space="preserve"> </w:t>
+      </w:r>
+    </w:p>
+    <w:p>
+      <w:pPr>
+        <w:spacing w:before="20" w:after="20"/>
+        <w:ind w:left="567"/>
+      </w:pPr>
+      <w:r>
+        <w:rPr>
+          <w:rFonts w:ascii="Consolas" w:eastAsia="Consolas" w:hAnsi="Consolas"/>
+          <w:sz w:val="18"/>
+        </w:rPr>
+        <w:t xml:space="preserve">    U-&gt;&gt;FE: 出示取餐码</w:t>
+      </w:r>
+    </w:p>
+    <w:p>
+      <w:pPr>
+        <w:spacing w:before="20" w:after="20"/>
+        <w:ind w:left="567"/>
+      </w:pPr>
+      <w:r>
+        <w:rPr>
+          <w:rFonts w:ascii="Consolas" w:eastAsia="Consolas" w:hAnsi="Consolas"/>
+          <w:sz w:val="18"/>
+        </w:rPr>
+        <w:t xml:space="preserve">    FE-&gt;&gt;GW: POST /api/pickup/verify {pickupCode}</w:t>
+      </w:r>
+    </w:p>
+    <w:p>
+      <w:pPr>
+        <w:spacing w:before="20" w:after="20"/>
+        <w:ind w:left="567"/>
+      </w:pPr>
+      <w:r>
+        <w:rPr>
+          <w:rFonts w:ascii="Consolas" w:eastAsia="Consolas" w:hAnsi="Consolas"/>
+          <w:sz w:val="18"/>
+        </w:rPr>
+        <w:t xml:space="preserve">    GW-&gt;&gt;PS: /pickup/verify</w:t>
+      </w:r>
+    </w:p>
+    <w:p>
+      <w:pPr>
+        <w:spacing w:before="20" w:after="20"/>
+        <w:ind w:left="567"/>
+      </w:pPr>
+      <w:r>
+        <w:rPr>
+          <w:rFonts w:ascii="Consolas" w:eastAsia="Consolas" w:hAnsi="Consolas"/>
+          <w:sz w:val="18"/>
+        </w:rPr>
+        <w:t xml:space="preserve">    PS-&gt;&gt;OS: Feign /order/pickup-code/{code}</w:t>
+      </w:r>
+    </w:p>
+    <w:p>
+      <w:pPr>
+        <w:spacing w:before="20" w:after="20"/>
+        <w:ind w:left="567"/>
+      </w:pPr>
+      <w:r>
+        <w:rPr>
+          <w:rFonts w:ascii="Consolas" w:eastAsia="Consolas" w:hAnsi="Consolas"/>
+          <w:sz w:val="18"/>
+        </w:rPr>
+        <w:t xml:space="preserve">    OS--&gt;&gt;PS: OrderBriefVO</w:t>
+      </w:r>
+    </w:p>
+    <w:p>
+      <w:pPr>
+        <w:spacing w:before="20" w:after="20"/>
+        <w:ind w:left="567"/>
+      </w:pPr>
+      <w:r>
+        <w:rPr>
+          <w:rFonts w:ascii="Consolas" w:eastAsia="Consolas" w:hAnsi="Consolas"/>
+          <w:sz w:val="18"/>
+        </w:rPr>
+        <w:t xml:space="preserve">    PS-&gt;&gt;OS: Feign /order/{id}/pickup 状态置 PICKED</w:t>
+      </w:r>
+    </w:p>
+    <w:p>
+      <w:pPr>
+        <w:spacing w:before="20" w:after="20"/>
+        <w:ind w:left="567"/>
+      </w:pPr>
+      <w:r>
+        <w:rPr>
+          <w:rFonts w:ascii="Consolas" w:eastAsia="Consolas" w:hAnsi="Consolas"/>
+          <w:sz w:val="18"/>
+        </w:rPr>
+        <w:t xml:space="preserve">    PS--&gt;&gt;DS: WS msg {type:PICKED, orderId, pickupNo}</w:t>
+      </w:r>
+    </w:p>
+    <w:p>
+      <w:pPr>
+        <w:spacing w:before="20" w:after="20"/>
+        <w:ind w:left="567"/>
+      </w:pPr>
+      <w:r>
+        <w:rPr>
+          <w:rFonts w:ascii="Consolas" w:eastAsia="Consolas" w:hAnsi="Consolas"/>
+          <w:sz w:val="18"/>
+        </w:rPr>
+        <w:t xml:space="preserve">    PS--&gt;&gt;FE: 200 OK</w:t>
+      </w:r>
+    </w:p>
+    <w:p>
+      <w:pPr>
+        <w:spacing w:before="20" w:after="20"/>
+        <w:ind w:left="567"/>
+      </w:pPr>
+      <w:r>
+        <w:rPr>
+          <w:rFonts w:ascii="Consolas" w:eastAsia="Consolas" w:hAnsi="Consolas"/>
+          <w:sz w:val="18"/>
+        </w:rPr>
+        <w:t xml:space="preserve"> </w:t>
+      </w:r>
+    </w:p>
+    <w:p>
+      <w:pPr>
+        <w:spacing w:before="240" w:after="160"/>
+      </w:pPr>
       <w:r>
         <w:rPr>
           <w:rFonts w:ascii="Arial" w:eastAsia="黑体" w:hAnsi="Arial"/>
           <w:b/>
           <w:sz w:val="26"/>
         </w:rPr>
-        <w:t>时序</w:t>
-      </w:r>
-    </w:p>
-    <w:p>
-      <w:pPr>
-        <w:spacing w:before="20" w:after="20"/>
-        <w:ind w:left="567"/>
-      </w:pPr>
-      <w:proofErr w:type="spellStart"/>
-      <w:r>
-        <w:rPr>
-          <w:rFonts w:ascii="Consolas" w:eastAsia="Consolas" w:hAnsi="Consolas"/>
-          <w:sz w:val="18"/>
-        </w:rPr>
-        <w:t>sequenceDiagram</w:t>
-      </w:r>
-      <w:proofErr w:type="spellEnd"/>
-    </w:p>
-    <w:p>
-      <w:pPr>
-        <w:spacing w:before="20" w:after="20"/>
-        <w:ind w:left="567"/>
-      </w:pPr>
-      <w:r>
-        <w:rPr>
-          <w:rFonts w:ascii="Consolas" w:eastAsia="Consolas" w:hAnsi="Consolas"/>
-          <w:sz w:val="18"/>
-        </w:rPr>
-        <w:t xml:space="preserve">    </w:t>
-      </w:r>
-      <w:proofErr w:type="spellStart"/>
-      <w:r>
-        <w:rPr>
-          <w:rFonts w:ascii="Consolas" w:eastAsia="Consolas" w:hAnsi="Consolas"/>
-          <w:sz w:val="18"/>
-        </w:rPr>
-        <w:t>autonumber</w:t>
-      </w:r>
-      <w:proofErr w:type="spellEnd"/>
-    </w:p>
-    <w:p>
-      <w:pPr>
-        <w:spacing w:before="20" w:after="20"/>
-        <w:ind w:left="567"/>
-      </w:pPr>
-      <w:r>
-        <w:rPr>
-          <w:rFonts w:ascii="Consolas" w:eastAsia="Consolas" w:hAnsi="Consolas"/>
-          <w:sz w:val="18"/>
-        </w:rPr>
-        <w:t xml:space="preserve">    participant U as 学生</w:t>
-      </w:r>
-    </w:p>
-    <w:p>
-      <w:pPr>
-        <w:spacing w:before="20" w:after="20"/>
-        <w:ind w:left="567"/>
-      </w:pPr>
-      <w:r>
-        <w:rPr>
-          <w:rFonts w:ascii="Consolas" w:eastAsia="Consolas" w:hAnsi="Consolas"/>
-          <w:sz w:val="18"/>
-        </w:rPr>
-        <w:t xml:space="preserve">    participant FE as Web (Vue)</w:t>
-      </w:r>
-    </w:p>
-    <w:p>
-      <w:pPr>
-        <w:spacing w:before="20" w:after="20"/>
-        <w:ind w:left="567"/>
-      </w:pPr>
-      <w:r>
-        <w:rPr>
-          <w:rFonts w:ascii="Consolas" w:eastAsia="Consolas" w:hAnsi="Consolas"/>
-          <w:sz w:val="18"/>
-        </w:rPr>
-        <w:t xml:space="preserve">    participant GW as Gateway</w:t>
-      </w:r>
-    </w:p>
-    <w:p>
-      <w:pPr>
-        <w:spacing w:before="20" w:after="20"/>
-        <w:ind w:left="567"/>
-      </w:pPr>
-      <w:r>
-        <w:rPr>
-          <w:rFonts w:ascii="Consolas" w:eastAsia="Consolas" w:hAnsi="Consolas"/>
-          <w:sz w:val="18"/>
-        </w:rPr>
-        <w:t xml:space="preserve">    participant US as User Service</w:t>
-      </w:r>
-    </w:p>
-    <w:p>
-      <w:pPr>
-        <w:spacing w:before="20" w:after="20"/>
-        <w:ind w:left="567"/>
-      </w:pPr>
-      <w:r>
-        <w:rPr>
-          <w:rFonts w:ascii="Consolas" w:eastAsia="Consolas" w:hAnsi="Consolas"/>
-          <w:sz w:val="18"/>
-        </w:rPr>
-        <w:t xml:space="preserve">    participant MS as Menu Service</w:t>
-      </w:r>
-    </w:p>
-    <w:p>
-      <w:pPr>
-        <w:spacing w:before="20" w:after="20"/>
-        <w:ind w:left="567"/>
-      </w:pPr>
-      <w:r>
-        <w:rPr>
-          <w:rFonts w:ascii="Consolas" w:eastAsia="Consolas" w:hAnsi="Consolas"/>
-          <w:sz w:val="18"/>
-        </w:rPr>
-        <w:t xml:space="preserve">    participant OS as Order Service</w:t>
-      </w:r>
-    </w:p>
-    <w:p>
-      <w:pPr>
-        <w:spacing w:before="20" w:after="20"/>
-        <w:ind w:left="567"/>
-      </w:pPr>
-      <w:r>
-        <w:rPr>
-          <w:rFonts w:ascii="Consolas" w:eastAsia="Consolas" w:hAnsi="Consolas"/>
-          <w:sz w:val="18"/>
-        </w:rPr>
-        <w:t xml:space="preserve">    participant PS as Pickup Service</w:t>
-      </w:r>
-    </w:p>
-    <w:p>
-      <w:pPr>
-        <w:spacing w:before="20" w:after="20"/>
-        <w:ind w:left="567"/>
-      </w:pPr>
-      <w:r>
-        <w:rPr>
-          <w:rFonts w:ascii="Consolas" w:eastAsia="Consolas" w:hAnsi="Consolas"/>
-          <w:sz w:val="18"/>
-        </w:rPr>
         <w:lastRenderedPageBreak/>
-        <w:t xml:space="preserve">    participant DS as 大屏 (WS Client)</w:t>
-      </w:r>
-    </w:p>
-    <w:p>
-      <w:pPr>
-        <w:spacing w:before="20" w:after="20"/>
-        <w:ind w:left="567"/>
-      </w:pPr>
-      <w:r>
-        <w:rPr>
-          <w:rFonts w:ascii="Consolas" w:eastAsia="Consolas" w:hAnsi="Consolas"/>
-          <w:sz w:val="18"/>
-        </w:rPr>
-        <w:t xml:space="preserve"> </w:t>
-      </w:r>
-    </w:p>
-    <w:p>
-      <w:pPr>
-        <w:spacing w:before="20" w:after="20"/>
-        <w:ind w:left="567"/>
-      </w:pPr>
-      <w:r>
-        <w:rPr>
-          <w:rFonts w:ascii="Consolas" w:eastAsia="Consolas" w:hAnsi="Consolas"/>
-          <w:sz w:val="18"/>
-        </w:rPr>
-        <w:t xml:space="preserve">    U-&gt;&gt;FE: 登录</w:t>
-      </w:r>
-    </w:p>
-    <w:p>
-      <w:pPr>
-        <w:spacing w:before="20" w:after="20"/>
-        <w:ind w:left="567"/>
-      </w:pPr>
-      <w:r>
-        <w:rPr>
-          <w:rFonts w:ascii="Consolas" w:eastAsia="Consolas" w:hAnsi="Consolas"/>
-          <w:sz w:val="18"/>
-        </w:rPr>
-        <w:t xml:space="preserve">    FE-&gt;&gt;GW: POST /</w:t>
-      </w:r>
-      <w:proofErr w:type="spellStart"/>
-      <w:r>
-        <w:rPr>
-          <w:rFonts w:ascii="Consolas" w:eastAsia="Consolas" w:hAnsi="Consolas"/>
-          <w:sz w:val="18"/>
-        </w:rPr>
-        <w:t>api</w:t>
-      </w:r>
-      <w:proofErr w:type="spellEnd"/>
-      <w:r>
-        <w:rPr>
-          <w:rFonts w:ascii="Consolas" w:eastAsia="Consolas" w:hAnsi="Consolas"/>
-          <w:sz w:val="18"/>
-        </w:rPr>
-        <w:t>/user/login</w:t>
-      </w:r>
-    </w:p>
-    <w:p>
-      <w:pPr>
-        <w:spacing w:before="20" w:after="20"/>
-        <w:ind w:left="567"/>
-      </w:pPr>
-      <w:r>
-        <w:rPr>
-          <w:rFonts w:ascii="Consolas" w:eastAsia="Consolas" w:hAnsi="Consolas"/>
-          <w:sz w:val="18"/>
-        </w:rPr>
-        <w:t xml:space="preserve">    GW-&gt;&gt;US: 转发（白名单，跳过 JWT）</w:t>
-      </w:r>
-    </w:p>
-    <w:p>
-      <w:pPr>
-        <w:spacing w:before="20" w:after="20"/>
-        <w:ind w:left="567"/>
-      </w:pPr>
-      <w:r>
-        <w:rPr>
-          <w:rFonts w:ascii="Consolas" w:eastAsia="Consolas" w:hAnsi="Consolas"/>
-          <w:sz w:val="18"/>
-        </w:rPr>
-        <w:t xml:space="preserve">    US--&gt;&gt;FE: </w:t>
-      </w:r>
-      <w:proofErr w:type="spellStart"/>
-      <w:r>
-        <w:rPr>
-          <w:rFonts w:ascii="Consolas" w:eastAsia="Consolas" w:hAnsi="Consolas"/>
-          <w:sz w:val="18"/>
-        </w:rPr>
-        <w:t>accessToken</w:t>
-      </w:r>
-      <w:proofErr w:type="spellEnd"/>
-      <w:r>
-        <w:rPr>
-          <w:rFonts w:ascii="Consolas" w:eastAsia="Consolas" w:hAnsi="Consolas"/>
-          <w:sz w:val="18"/>
-        </w:rPr>
-        <w:t xml:space="preserve"> (JWT)</w:t>
-      </w:r>
-    </w:p>
-    <w:p>
-      <w:pPr>
-        <w:spacing w:before="20" w:after="20"/>
-        <w:ind w:left="567"/>
-      </w:pPr>
-      <w:r>
-        <w:rPr>
-          <w:rFonts w:ascii="Consolas" w:eastAsia="Consolas" w:hAnsi="Consolas"/>
-          <w:sz w:val="18"/>
-        </w:rPr>
-        <w:t xml:space="preserve"> </w:t>
-      </w:r>
-    </w:p>
-    <w:p>
-      <w:pPr>
-        <w:spacing w:before="20" w:after="20"/>
-        <w:ind w:left="567"/>
-      </w:pPr>
-      <w:r>
-        <w:rPr>
-          <w:rFonts w:ascii="Consolas" w:eastAsia="Consolas" w:hAnsi="Consolas"/>
-          <w:sz w:val="18"/>
-        </w:rPr>
-        <w:t xml:space="preserve">    U-&gt;&gt;FE: 浏览今日菜单 + 下单</w:t>
-      </w:r>
-    </w:p>
-    <w:p>
-      <w:pPr>
-        <w:spacing w:before="20" w:after="20"/>
-        <w:ind w:left="567"/>
-      </w:pPr>
-      <w:r>
-        <w:rPr>
-          <w:rFonts w:ascii="Consolas" w:eastAsia="Consolas" w:hAnsi="Consolas"/>
-          <w:sz w:val="18"/>
-        </w:rPr>
-        <w:t xml:space="preserve">    FE-&gt;&gt;GW: GET /</w:t>
-      </w:r>
-      <w:proofErr w:type="spellStart"/>
-      <w:r>
-        <w:rPr>
-          <w:rFonts w:ascii="Consolas" w:eastAsia="Consolas" w:hAnsi="Consolas"/>
-          <w:sz w:val="18"/>
-        </w:rPr>
-        <w:t>api</w:t>
-      </w:r>
-      <w:proofErr w:type="spellEnd"/>
-      <w:r>
-        <w:rPr>
-          <w:rFonts w:ascii="Consolas" w:eastAsia="Consolas" w:hAnsi="Consolas"/>
-          <w:sz w:val="18"/>
-        </w:rPr>
-        <w:t>/menu/today (Bearer token)</w:t>
-      </w:r>
-    </w:p>
-    <w:p>
-      <w:pPr>
-        <w:spacing w:before="20" w:after="20"/>
-        <w:ind w:left="567"/>
-      </w:pPr>
-      <w:r>
-        <w:rPr>
-          <w:rFonts w:ascii="Consolas" w:eastAsia="Consolas" w:hAnsi="Consolas"/>
-          <w:sz w:val="18"/>
-        </w:rPr>
-        <w:t xml:space="preserve">    GW-&gt;&gt;GW: </w:t>
-      </w:r>
-      <w:proofErr w:type="spellStart"/>
-      <w:r>
-        <w:rPr>
-          <w:rFonts w:ascii="Consolas" w:eastAsia="Consolas" w:hAnsi="Consolas"/>
-          <w:sz w:val="18"/>
-        </w:rPr>
-        <w:t>JwtAuthGlobalFilter</w:t>
-      </w:r>
-      <w:proofErr w:type="spellEnd"/>
-      <w:r>
-        <w:rPr>
-          <w:rFonts w:ascii="Consolas" w:eastAsia="Consolas" w:hAnsi="Consolas"/>
-          <w:sz w:val="18"/>
-        </w:rPr>
-        <w:t xml:space="preserve"> 校验 + 注入 X-User-Id/X-Role</w:t>
-      </w:r>
-    </w:p>
-    <w:p>
-      <w:pPr>
-        <w:spacing w:before="20" w:after="20"/>
-        <w:ind w:left="567"/>
-      </w:pPr>
-      <w:r>
-        <w:rPr>
-          <w:rFonts w:ascii="Consolas" w:eastAsia="Consolas" w:hAnsi="Consolas"/>
-          <w:sz w:val="18"/>
-        </w:rPr>
-        <w:t xml:space="preserve">    GW-&gt;&gt;MS: /menu/today</w:t>
-      </w:r>
-    </w:p>
-    <w:p>
-      <w:pPr>
-        <w:spacing w:before="20" w:after="20"/>
-        <w:ind w:left="567"/>
-      </w:pPr>
-      <w:r>
-        <w:rPr>
-          <w:rFonts w:ascii="Consolas" w:eastAsia="Consolas" w:hAnsi="Consolas"/>
-          <w:sz w:val="18"/>
-        </w:rPr>
-        <w:t xml:space="preserve">    MS--&gt;&gt;FE: 菜单 + </w:t>
-      </w:r>
-      <w:proofErr w:type="spellStart"/>
-      <w:r>
-        <w:rPr>
-          <w:rFonts w:ascii="Consolas" w:eastAsia="Consolas" w:hAnsi="Consolas"/>
-          <w:sz w:val="18"/>
-        </w:rPr>
-        <w:t>menuDishId</w:t>
-      </w:r>
-      <w:proofErr w:type="spellEnd"/>
-    </w:p>
-    <w:p>
-      <w:pPr>
-        <w:spacing w:before="20" w:after="20"/>
-        <w:ind w:left="567"/>
-      </w:pPr>
-      <w:r>
-        <w:rPr>
-          <w:rFonts w:ascii="Consolas" w:eastAsia="Consolas" w:hAnsi="Consolas"/>
-          <w:sz w:val="18"/>
-        </w:rPr>
-        <w:t xml:space="preserve"> </w:t>
-      </w:r>
-    </w:p>
-    <w:p>
-      <w:pPr>
-        <w:spacing w:before="20" w:after="20"/>
-        <w:ind w:left="567"/>
-      </w:pPr>
-      <w:r>
-        <w:rPr>
-          <w:rFonts w:ascii="Consolas" w:eastAsia="Consolas" w:hAnsi="Consolas"/>
-          <w:sz w:val="18"/>
-        </w:rPr>
-        <w:t xml:space="preserve">    FE-&gt;&gt;GW: POST /</w:t>
-      </w:r>
-      <w:proofErr w:type="spellStart"/>
-      <w:r>
-        <w:rPr>
-          <w:rFonts w:ascii="Consolas" w:eastAsia="Consolas" w:hAnsi="Consolas"/>
-          <w:sz w:val="18"/>
-        </w:rPr>
-        <w:t>api</w:t>
-      </w:r>
-      <w:proofErr w:type="spellEnd"/>
-      <w:r>
-        <w:rPr>
-          <w:rFonts w:ascii="Consolas" w:eastAsia="Consolas" w:hAnsi="Consolas"/>
-          <w:sz w:val="18"/>
-        </w:rPr>
-        <w:t>/order</w:t>
-      </w:r>
-    </w:p>
-    <w:p>
-      <w:pPr>
-        <w:spacing w:before="20" w:after="20"/>
-        <w:ind w:left="567"/>
-      </w:pPr>
-      <w:r>
-        <w:rPr>
-          <w:rFonts w:ascii="Consolas" w:eastAsia="Consolas" w:hAnsi="Consolas"/>
-          <w:sz w:val="18"/>
-        </w:rPr>
-        <w:t xml:space="preserve">    GW-&gt;&gt;OS: /order</w:t>
-      </w:r>
-    </w:p>
-    <w:p>
-      <w:pPr>
-        <w:spacing w:before="20" w:after="20"/>
-        <w:ind w:left="567"/>
-      </w:pPr>
-      <w:r>
-        <w:rPr>
-          <w:rFonts w:ascii="Consolas" w:eastAsia="Consolas" w:hAnsi="Consolas"/>
-          <w:sz w:val="18"/>
-        </w:rPr>
-        <w:t xml:space="preserve">    OS-&gt;&gt;MS: Feign /menu/dish/{id} 取价格</w:t>
-      </w:r>
-    </w:p>
-    <w:p>
-      <w:pPr>
-        <w:spacing w:before="20" w:after="20"/>
-        <w:ind w:left="567"/>
-      </w:pPr>
-      <w:r>
-        <w:rPr>
-          <w:rFonts w:ascii="Consolas" w:eastAsia="Consolas" w:hAnsi="Consolas"/>
-          <w:sz w:val="18"/>
-        </w:rPr>
-        <w:t xml:space="preserve">    OS-&gt;&gt;MS: Feign /menu/deduct 扣库存（乐观锁）</w:t>
-      </w:r>
-    </w:p>
-    <w:p>
-      <w:pPr>
-        <w:spacing w:before="20" w:after="20"/>
-        <w:ind w:left="567"/>
-      </w:pPr>
-      <w:r>
-        <w:rPr>
-          <w:rFonts w:ascii="Consolas" w:eastAsia="Consolas" w:hAnsi="Consolas"/>
-          <w:sz w:val="18"/>
-        </w:rPr>
-        <w:t xml:space="preserve">    OS-&gt;&gt;OS: 生成 </w:t>
-      </w:r>
-      <w:proofErr w:type="spellStart"/>
-      <w:r>
-        <w:rPr>
-          <w:rFonts w:ascii="Consolas" w:eastAsia="Consolas" w:hAnsi="Consolas"/>
-          <w:sz w:val="18"/>
-        </w:rPr>
-        <w:t>orderNo</w:t>
-      </w:r>
-      <w:proofErr w:type="spellEnd"/>
-      <w:r>
-        <w:rPr>
-          <w:rFonts w:ascii="Consolas" w:eastAsia="Consolas" w:hAnsi="Consolas"/>
-          <w:sz w:val="18"/>
-        </w:rPr>
-        <w:t xml:space="preserve"> / </w:t>
-      </w:r>
-      <w:proofErr w:type="spellStart"/>
-      <w:r>
-        <w:rPr>
-          <w:rFonts w:ascii="Consolas" w:eastAsia="Consolas" w:hAnsi="Consolas"/>
-          <w:sz w:val="18"/>
-        </w:rPr>
-        <w:t>pickupCode</w:t>
-      </w:r>
-      <w:proofErr w:type="spellEnd"/>
-      <w:r>
-        <w:rPr>
-          <w:rFonts w:ascii="Consolas" w:eastAsia="Consolas" w:hAnsi="Consolas"/>
-          <w:sz w:val="18"/>
-        </w:rPr>
-        <w:t xml:space="preserve"> / </w:t>
-      </w:r>
-      <w:proofErr w:type="spellStart"/>
-      <w:r>
-        <w:rPr>
-          <w:rFonts w:ascii="Consolas" w:eastAsia="Consolas" w:hAnsi="Consolas"/>
-          <w:sz w:val="18"/>
-        </w:rPr>
-        <w:t>payDeadline</w:t>
-      </w:r>
-      <w:proofErr w:type="spellEnd"/>
-      <w:r>
-        <w:rPr>
-          <w:rFonts w:ascii="Consolas" w:eastAsia="Consolas" w:hAnsi="Consolas"/>
-          <w:sz w:val="18"/>
-        </w:rPr>
-        <w:t xml:space="preserve"> / </w:t>
-      </w:r>
-      <w:proofErr w:type="spellStart"/>
-      <w:r>
-        <w:rPr>
-          <w:rFonts w:ascii="Consolas" w:eastAsia="Consolas" w:hAnsi="Consolas"/>
-          <w:sz w:val="18"/>
-        </w:rPr>
-        <w:t>acceptDeadline</w:t>
-      </w:r>
-      <w:proofErr w:type="spellEnd"/>
-    </w:p>
-    <w:p>
-      <w:pPr>
-        <w:spacing w:before="20" w:after="20"/>
-        <w:ind w:left="567"/>
-      </w:pPr>
-      <w:r>
-        <w:rPr>
-          <w:rFonts w:ascii="Consolas" w:eastAsia="Consolas" w:hAnsi="Consolas"/>
-          <w:sz w:val="18"/>
-        </w:rPr>
-        <w:t xml:space="preserve">    OS--&gt;&gt;FE: </w:t>
-      </w:r>
-      <w:proofErr w:type="spellStart"/>
-      <w:r>
-        <w:rPr>
-          <w:rFonts w:ascii="Consolas" w:eastAsia="Consolas" w:hAnsi="Consolas"/>
-          <w:sz w:val="18"/>
-        </w:rPr>
-        <w:t>OrderVO</w:t>
-      </w:r>
-      <w:proofErr w:type="spellEnd"/>
-    </w:p>
-    <w:p>
-      <w:pPr>
-        <w:spacing w:before="20" w:after="20"/>
-        <w:ind w:left="567"/>
-      </w:pPr>
-      <w:r>
-        <w:rPr>
-          <w:rFonts w:ascii="Consolas" w:eastAsia="Consolas" w:hAnsi="Consolas"/>
-          <w:sz w:val="18"/>
-        </w:rPr>
-        <w:t xml:space="preserve"> </w:t>
-      </w:r>
-    </w:p>
-    <w:p>
-      <w:pPr>
-        <w:spacing w:before="20" w:after="20"/>
-        <w:ind w:left="567"/>
-      </w:pPr>
-      <w:r>
-        <w:rPr>
-          <w:rFonts w:ascii="Consolas" w:eastAsia="Consolas" w:hAnsi="Consolas"/>
-          <w:sz w:val="18"/>
-        </w:rPr>
-        <w:t xml:space="preserve">    Note over OS: 商家流转 PLACED→ACCEPTED→COOKING→READY</w:t>
-      </w:r>
-    </w:p>
-    <w:p>
-      <w:pPr>
-        <w:spacing w:before="20" w:after="20"/>
-        <w:ind w:left="567"/>
-      </w:pPr>
-      <w:r>
-        <w:rPr>
-          <w:rFonts w:ascii="Consolas" w:eastAsia="Consolas" w:hAnsi="Consolas"/>
-          <w:sz w:val="18"/>
-        </w:rPr>
-        <w:t xml:space="preserve">    FE-&gt;&gt;GW: PUT /</w:t>
-      </w:r>
-      <w:proofErr w:type="spellStart"/>
-      <w:r>
-        <w:rPr>
-          <w:rFonts w:ascii="Consolas" w:eastAsia="Consolas" w:hAnsi="Consolas"/>
-          <w:sz w:val="18"/>
-        </w:rPr>
-        <w:t>api</w:t>
-      </w:r>
-      <w:proofErr w:type="spellEnd"/>
-      <w:r>
-        <w:rPr>
-          <w:rFonts w:ascii="Consolas" w:eastAsia="Consolas" w:hAnsi="Consolas"/>
-          <w:sz w:val="18"/>
-        </w:rPr>
-        <w:t>/order/{id}/ready</w:t>
-      </w:r>
-    </w:p>
-    <w:p>
-      <w:pPr>
-        <w:spacing w:before="20" w:after="20"/>
-        <w:ind w:left="567"/>
-      </w:pPr>
-      <w:r>
-        <w:rPr>
-          <w:rFonts w:ascii="Consolas" w:eastAsia="Consolas" w:hAnsi="Consolas"/>
-          <w:sz w:val="18"/>
-        </w:rPr>
-        <w:t xml:space="preserve">    GW-&gt;&gt;OS: /order/{id}/ready</w:t>
-      </w:r>
-    </w:p>
-    <w:p>
-      <w:pPr>
-        <w:spacing w:before="20" w:after="20"/>
-        <w:ind w:left="567"/>
-      </w:pPr>
-      <w:r>
-        <w:rPr>
-          <w:rFonts w:ascii="Consolas" w:eastAsia="Consolas" w:hAnsi="Consolas"/>
-          <w:sz w:val="18"/>
-        </w:rPr>
-        <w:t xml:space="preserve">    OS-&gt;&gt;PS: Feign /pickup/enqueue 入队</w:t>
-      </w:r>
-    </w:p>
-    <w:p>
-      <w:pPr>
-        <w:spacing w:before="20" w:after="20"/>
-        <w:ind w:left="567"/>
-      </w:pPr>
-      <w:r>
-        <w:rPr>
-          <w:rFonts w:ascii="Consolas" w:eastAsia="Consolas" w:hAnsi="Consolas"/>
-          <w:sz w:val="18"/>
-        </w:rPr>
-        <w:t xml:space="preserve">    PS-&gt;&gt;PS: Redis LPUSH window:{</w:t>
-      </w:r>
-      <w:proofErr w:type="spellStart"/>
-      <w:r>
-        <w:rPr>
-          <w:rFonts w:ascii="Consolas" w:eastAsia="Consolas" w:hAnsi="Consolas"/>
-          <w:sz w:val="18"/>
-        </w:rPr>
-        <w:t>wid</w:t>
-      </w:r>
-      <w:proofErr w:type="spellEnd"/>
-      <w:r>
-        <w:rPr>
-          <w:rFonts w:ascii="Consolas" w:eastAsia="Consolas" w:hAnsi="Consolas"/>
-          <w:sz w:val="18"/>
-        </w:rPr>
-        <w:t xml:space="preserve">}:queue + 生成 </w:t>
-      </w:r>
-      <w:proofErr w:type="spellStart"/>
-      <w:r>
-        <w:rPr>
-          <w:rFonts w:ascii="Consolas" w:eastAsia="Consolas" w:hAnsi="Consolas"/>
-          <w:sz w:val="18"/>
-        </w:rPr>
-        <w:t>pickupNo</w:t>
-      </w:r>
-      <w:proofErr w:type="spellEnd"/>
-    </w:p>
-    <w:p>
-      <w:pPr>
-        <w:spacing w:before="20" w:after="20"/>
-        <w:ind w:left="567"/>
-      </w:pPr>
-      <w:r>
-        <w:rPr>
-          <w:rFonts w:ascii="Consolas" w:eastAsia="Consolas" w:hAnsi="Consolas"/>
-          <w:sz w:val="18"/>
-        </w:rPr>
-        <w:t xml:space="preserve">    PS--&gt;&gt;OS: </w:t>
-      </w:r>
-      <w:proofErr w:type="gramStart"/>
-      <w:r>
-        <w:rPr>
-          <w:rFonts w:ascii="Consolas" w:eastAsia="Consolas" w:hAnsi="Consolas"/>
-          <w:sz w:val="18"/>
-        </w:rPr>
-        <w:t xml:space="preserve">{ </w:t>
-      </w:r>
-      <w:proofErr w:type="spellStart"/>
-      <w:r>
-        <w:rPr>
-          <w:rFonts w:ascii="Consolas" w:eastAsia="Consolas" w:hAnsi="Consolas"/>
-          <w:sz w:val="18"/>
-        </w:rPr>
-        <w:t>pickupNo</w:t>
-      </w:r>
-      <w:proofErr w:type="spellEnd"/>
-      <w:proofErr w:type="gramEnd"/>
-      <w:r>
-        <w:rPr>
-          <w:rFonts w:ascii="Consolas" w:eastAsia="Consolas" w:hAnsi="Consolas"/>
-          <w:sz w:val="18"/>
-        </w:rPr>
-        <w:t>: A</w:t>
-      </w:r>
-      <w:proofErr w:type="gramStart"/>
-      <w:r>
-        <w:rPr>
-          <w:rFonts w:ascii="Consolas" w:eastAsia="Consolas" w:hAnsi="Consolas"/>
-          <w:sz w:val="18"/>
-        </w:rPr>
-        <w:t>001 }</w:t>
-      </w:r>
-      <w:proofErr w:type="gramEnd"/>
-    </w:p>
-    <w:p>
-      <w:pPr>
-        <w:spacing w:before="20" w:after="20"/>
-        <w:ind w:left="567"/>
-      </w:pPr>
-      <w:r>
-        <w:rPr>
-          <w:rFonts w:ascii="Consolas" w:eastAsia="Consolas" w:hAnsi="Consolas"/>
-          <w:sz w:val="18"/>
-        </w:rPr>
-        <w:t xml:space="preserve"> </w:t>
-      </w:r>
-    </w:p>
-    <w:p>
-      <w:pPr>
-        <w:spacing w:before="20" w:after="20"/>
-        <w:ind w:left="567"/>
-      </w:pPr>
-      <w:r>
-        <w:rPr>
-          <w:rFonts w:ascii="Consolas" w:eastAsia="Consolas" w:hAnsi="Consolas"/>
-          <w:sz w:val="18"/>
-        </w:rPr>
-        <w:t xml:space="preserve">    FE-&gt;&gt;GW: POST /</w:t>
-      </w:r>
-      <w:proofErr w:type="spellStart"/>
-      <w:r>
-        <w:rPr>
-          <w:rFonts w:ascii="Consolas" w:eastAsia="Consolas" w:hAnsi="Consolas"/>
-          <w:sz w:val="18"/>
-        </w:rPr>
-        <w:t>api</w:t>
-      </w:r>
-      <w:proofErr w:type="spellEnd"/>
-      <w:r>
-        <w:rPr>
-          <w:rFonts w:ascii="Consolas" w:eastAsia="Consolas" w:hAnsi="Consolas"/>
-          <w:sz w:val="18"/>
-        </w:rPr>
-        <w:t>/pickup/{</w:t>
-      </w:r>
-      <w:proofErr w:type="spellStart"/>
-      <w:r>
-        <w:rPr>
-          <w:rFonts w:ascii="Consolas" w:eastAsia="Consolas" w:hAnsi="Consolas"/>
-          <w:sz w:val="18"/>
-        </w:rPr>
-        <w:t>wid</w:t>
-      </w:r>
-      <w:proofErr w:type="spellEnd"/>
-      <w:r>
-        <w:rPr>
-          <w:rFonts w:ascii="Consolas" w:eastAsia="Consolas" w:hAnsi="Consolas"/>
-          <w:sz w:val="18"/>
-        </w:rPr>
-        <w:t>}/call (商家叫号)</w:t>
-      </w:r>
-    </w:p>
-    <w:p>
-      <w:pPr>
-        <w:spacing w:before="20" w:after="20"/>
-        <w:ind w:left="567"/>
-      </w:pPr>
-      <w:r>
-        <w:rPr>
-          <w:rFonts w:ascii="Consolas" w:eastAsia="Consolas" w:hAnsi="Consolas"/>
-          <w:sz w:val="18"/>
-        </w:rPr>
-        <w:t xml:space="preserve">    GW-&gt;&gt;PS: /pickup/{</w:t>
-      </w:r>
-      <w:proofErr w:type="spellStart"/>
-      <w:r>
-        <w:rPr>
-          <w:rFonts w:ascii="Consolas" w:eastAsia="Consolas" w:hAnsi="Consolas"/>
-          <w:sz w:val="18"/>
-        </w:rPr>
-        <w:t>wid</w:t>
-      </w:r>
-      <w:proofErr w:type="spellEnd"/>
-      <w:r>
-        <w:rPr>
-          <w:rFonts w:ascii="Consolas" w:eastAsia="Consolas" w:hAnsi="Consolas"/>
-          <w:sz w:val="18"/>
-        </w:rPr>
-        <w:t>}/call</w:t>
-      </w:r>
-    </w:p>
-    <w:p>
-      <w:pPr>
-        <w:spacing w:before="20" w:after="20"/>
-        <w:ind w:left="567"/>
-      </w:pPr>
-      <w:r>
-        <w:rPr>
-          <w:rFonts w:ascii="Consolas" w:eastAsia="Consolas" w:hAnsi="Consolas"/>
-          <w:sz w:val="18"/>
-        </w:rPr>
-        <w:t xml:space="preserve">    PS-&gt;&gt;PS: Redis RPOP + 写 </w:t>
-      </w:r>
-      <w:proofErr w:type="spellStart"/>
-      <w:r>
-        <w:rPr>
-          <w:rFonts w:ascii="Consolas" w:eastAsia="Consolas" w:hAnsi="Consolas"/>
-          <w:sz w:val="18"/>
-        </w:rPr>
-        <w:t>currentKey</w:t>
-      </w:r>
-      <w:proofErr w:type="spellEnd"/>
-      <w:r>
-        <w:rPr>
-          <w:rFonts w:ascii="Consolas" w:eastAsia="Consolas" w:hAnsi="Consolas"/>
-          <w:sz w:val="18"/>
-        </w:rPr>
-        <w:t xml:space="preserve"> + 推 WebSocket</w:t>
-      </w:r>
-    </w:p>
-    <w:p>
-      <w:pPr>
-        <w:spacing w:before="20" w:after="20"/>
-        <w:ind w:left="567"/>
-      </w:pPr>
-      <w:r>
-        <w:rPr>
-          <w:rFonts w:ascii="Consolas" w:eastAsia="Consolas" w:hAnsi="Consolas"/>
-          <w:sz w:val="18"/>
-        </w:rPr>
-        <w:t xml:space="preserve">    PS--&gt;&gt;DS: WS msg {</w:t>
-      </w:r>
-      <w:proofErr w:type="spellStart"/>
-      <w:proofErr w:type="gramStart"/>
-      <w:r>
-        <w:rPr>
-          <w:rFonts w:ascii="Consolas" w:eastAsia="Consolas" w:hAnsi="Consolas"/>
-          <w:sz w:val="18"/>
-        </w:rPr>
-        <w:t>type:CALL</w:t>
-      </w:r>
-      <w:proofErr w:type="spellEnd"/>
-      <w:proofErr w:type="gramEnd"/>
-      <w:r>
-        <w:rPr>
-          <w:rFonts w:ascii="Consolas" w:eastAsia="Consolas" w:hAnsi="Consolas"/>
-          <w:sz w:val="18"/>
-        </w:rPr>
-        <w:t xml:space="preserve">, </w:t>
-      </w:r>
-      <w:proofErr w:type="spellStart"/>
-      <w:r>
-        <w:rPr>
-          <w:rFonts w:ascii="Consolas" w:eastAsia="Consolas" w:hAnsi="Consolas"/>
-          <w:sz w:val="18"/>
-        </w:rPr>
-        <w:t>windowId</w:t>
-      </w:r>
-      <w:proofErr w:type="spellEnd"/>
-      <w:r>
-        <w:rPr>
-          <w:rFonts w:ascii="Consolas" w:eastAsia="Consolas" w:hAnsi="Consolas"/>
-          <w:sz w:val="18"/>
-        </w:rPr>
-        <w:t xml:space="preserve">, </w:t>
-      </w:r>
-      <w:proofErr w:type="spellStart"/>
-      <w:r>
-        <w:rPr>
-          <w:rFonts w:ascii="Consolas" w:eastAsia="Consolas" w:hAnsi="Consolas"/>
-          <w:sz w:val="18"/>
-        </w:rPr>
-        <w:t>orderId</w:t>
-      </w:r>
-      <w:proofErr w:type="spellEnd"/>
-      <w:r>
-        <w:rPr>
-          <w:rFonts w:ascii="Consolas" w:eastAsia="Consolas" w:hAnsi="Consolas"/>
-          <w:sz w:val="18"/>
-        </w:rPr>
-        <w:t xml:space="preserve">, </w:t>
-      </w:r>
-      <w:proofErr w:type="spellStart"/>
-      <w:r>
-        <w:rPr>
-          <w:rFonts w:ascii="Consolas" w:eastAsia="Consolas" w:hAnsi="Consolas"/>
-          <w:sz w:val="18"/>
-        </w:rPr>
-        <w:t>pickupNo</w:t>
-      </w:r>
-      <w:proofErr w:type="spellEnd"/>
-      <w:r>
-        <w:rPr>
-          <w:rFonts w:ascii="Consolas" w:eastAsia="Consolas" w:hAnsi="Consolas"/>
-          <w:sz w:val="18"/>
-        </w:rPr>
-        <w:t>}</w:t>
-      </w:r>
-    </w:p>
-    <w:p>
-      <w:pPr>
-        <w:spacing w:before="20" w:after="20"/>
-        <w:ind w:left="567"/>
-      </w:pPr>
-      <w:r>
-        <w:rPr>
-          <w:rFonts w:ascii="Consolas" w:eastAsia="Consolas" w:hAnsi="Consolas"/>
-          <w:sz w:val="18"/>
-        </w:rPr>
-        <w:t xml:space="preserve"> </w:t>
-      </w:r>
-    </w:p>
-    <w:p>
-      <w:pPr>
-        <w:spacing w:before="20" w:after="20"/>
-        <w:ind w:left="567"/>
-      </w:pPr>
-      <w:r>
-        <w:rPr>
-          <w:rFonts w:ascii="Consolas" w:eastAsia="Consolas" w:hAnsi="Consolas"/>
-          <w:sz w:val="18"/>
-        </w:rPr>
-        <w:t xml:space="preserve">    U-&gt;&gt;FE: 出示取餐码</w:t>
-      </w:r>
-    </w:p>
-    <w:p>
-      <w:pPr>
-        <w:spacing w:before="20" w:after="20"/>
-        <w:ind w:left="567"/>
-      </w:pPr>
-      <w:r>
-        <w:rPr>
-          <w:rFonts w:ascii="Consolas" w:eastAsia="Consolas" w:hAnsi="Consolas"/>
-          <w:sz w:val="18"/>
-        </w:rPr>
-        <w:t xml:space="preserve">    FE-&gt;&gt;GW: POST /</w:t>
-      </w:r>
-      <w:proofErr w:type="spellStart"/>
-      <w:r>
-        <w:rPr>
-          <w:rFonts w:ascii="Consolas" w:eastAsia="Consolas" w:hAnsi="Consolas"/>
-          <w:sz w:val="18"/>
-        </w:rPr>
-        <w:t>api</w:t>
-      </w:r>
-      <w:proofErr w:type="spellEnd"/>
-      <w:r>
-        <w:rPr>
-          <w:rFonts w:ascii="Consolas" w:eastAsia="Consolas" w:hAnsi="Consolas"/>
-          <w:sz w:val="18"/>
-        </w:rPr>
-        <w:t>/pickup/verify {</w:t>
-      </w:r>
-      <w:proofErr w:type="spellStart"/>
-      <w:r>
-        <w:rPr>
-          <w:rFonts w:ascii="Consolas" w:eastAsia="Consolas" w:hAnsi="Consolas"/>
-          <w:sz w:val="18"/>
-        </w:rPr>
-        <w:t>pickupCode</w:t>
-      </w:r>
-      <w:proofErr w:type="spellEnd"/>
-      <w:r>
-        <w:rPr>
-          <w:rFonts w:ascii="Consolas" w:eastAsia="Consolas" w:hAnsi="Consolas"/>
-          <w:sz w:val="18"/>
-        </w:rPr>
-        <w:t>}</w:t>
-      </w:r>
-    </w:p>
-    <w:p>
-      <w:pPr>
-        <w:spacing w:before="20" w:after="20"/>
-        <w:ind w:left="567"/>
-      </w:pPr>
-      <w:r>
-        <w:rPr>
-          <w:rFonts w:ascii="Consolas" w:eastAsia="Consolas" w:hAnsi="Consolas"/>
-          <w:sz w:val="18"/>
-        </w:rPr>
-        <w:t xml:space="preserve">    GW-&gt;&gt;PS: /pickup/verify</w:t>
-      </w:r>
-    </w:p>
-    <w:p>
-      <w:pPr>
-        <w:spacing w:before="20" w:after="20"/>
-        <w:ind w:left="567"/>
-      </w:pPr>
-      <w:r>
-        <w:rPr>
-          <w:rFonts w:ascii="Consolas" w:eastAsia="Consolas" w:hAnsi="Consolas"/>
-          <w:sz w:val="18"/>
-        </w:rPr>
-        <w:t xml:space="preserve">    PS-&gt;&gt;OS: Feign /order/pickup-code/{code}</w:t>
-      </w:r>
-    </w:p>
-    <w:p>
-      <w:pPr>
-        <w:spacing w:before="20" w:after="20"/>
-        <w:ind w:left="567"/>
-      </w:pPr>
-      <w:r>
-        <w:rPr>
-          <w:rFonts w:ascii="Consolas" w:eastAsia="Consolas" w:hAnsi="Consolas"/>
-          <w:sz w:val="18"/>
-        </w:rPr>
-        <w:t xml:space="preserve">    OS--&gt;&gt;PS: </w:t>
-      </w:r>
-      <w:proofErr w:type="spellStart"/>
-      <w:r>
-        <w:rPr>
-          <w:rFonts w:ascii="Consolas" w:eastAsia="Consolas" w:hAnsi="Consolas"/>
-          <w:sz w:val="18"/>
-        </w:rPr>
-        <w:t>OrderBriefVO</w:t>
-      </w:r>
-      <w:proofErr w:type="spellEnd"/>
-    </w:p>
-    <w:p>
-      <w:pPr>
-        <w:spacing w:before="20" w:after="20"/>
-        <w:ind w:left="567"/>
-      </w:pPr>
-      <w:r>
-        <w:rPr>
-          <w:rFonts w:ascii="Consolas" w:eastAsia="Consolas" w:hAnsi="Consolas"/>
-          <w:sz w:val="18"/>
-        </w:rPr>
-        <w:t xml:space="preserve">    PS-&gt;&gt;OS: Feign /order/{id}/pickup 状态置 PICKED</w:t>
-      </w:r>
-    </w:p>
-    <w:p>
-      <w:pPr>
-        <w:spacing w:before="20" w:after="20"/>
-        <w:ind w:left="567"/>
-      </w:pPr>
-      <w:r>
-        <w:rPr>
-          <w:rFonts w:ascii="Consolas" w:eastAsia="Consolas" w:hAnsi="Consolas"/>
-          <w:sz w:val="18"/>
-        </w:rPr>
-        <w:t xml:space="preserve">    PS--&gt;&gt;DS: WS msg {</w:t>
-      </w:r>
-      <w:proofErr w:type="spellStart"/>
-      <w:proofErr w:type="gramStart"/>
-      <w:r>
-        <w:rPr>
-          <w:rFonts w:ascii="Consolas" w:eastAsia="Consolas" w:hAnsi="Consolas"/>
-          <w:sz w:val="18"/>
-        </w:rPr>
-        <w:t>type:PICKED</w:t>
-      </w:r>
-      <w:proofErr w:type="spellEnd"/>
-      <w:proofErr w:type="gramEnd"/>
-      <w:r>
-        <w:rPr>
-          <w:rFonts w:ascii="Consolas" w:eastAsia="Consolas" w:hAnsi="Consolas"/>
-          <w:sz w:val="18"/>
-        </w:rPr>
-        <w:t xml:space="preserve">, </w:t>
-      </w:r>
-      <w:proofErr w:type="spellStart"/>
-      <w:r>
-        <w:rPr>
-          <w:rFonts w:ascii="Consolas" w:eastAsia="Consolas" w:hAnsi="Consolas"/>
-          <w:sz w:val="18"/>
-        </w:rPr>
-        <w:t>orderId</w:t>
-      </w:r>
-      <w:proofErr w:type="spellEnd"/>
-      <w:r>
-        <w:rPr>
-          <w:rFonts w:ascii="Consolas" w:eastAsia="Consolas" w:hAnsi="Consolas"/>
-          <w:sz w:val="18"/>
-        </w:rPr>
-        <w:t xml:space="preserve">, </w:t>
-      </w:r>
-      <w:proofErr w:type="spellStart"/>
-      <w:r>
-        <w:rPr>
-          <w:rFonts w:ascii="Consolas" w:eastAsia="Consolas" w:hAnsi="Consolas"/>
-          <w:sz w:val="18"/>
-        </w:rPr>
-        <w:t>pickupNo</w:t>
-      </w:r>
-      <w:proofErr w:type="spellEnd"/>
-      <w:r>
-        <w:rPr>
-          <w:rFonts w:ascii="Consolas" w:eastAsia="Consolas" w:hAnsi="Consolas"/>
-          <w:sz w:val="18"/>
-        </w:rPr>
-        <w:t>}</w:t>
-      </w:r>
-    </w:p>
-    <w:p>
-      <w:pPr>
-        <w:spacing w:before="20" w:after="20"/>
-        <w:ind w:left="567"/>
-      </w:pPr>
-      <w:r>
-        <w:rPr>
-          <w:rFonts w:ascii="Consolas" w:eastAsia="Consolas" w:hAnsi="Consolas"/>
-          <w:sz w:val="18"/>
-        </w:rPr>
-        <w:t xml:space="preserve">    PS--&gt;&gt;FE: 200 OK</w:t>
-      </w:r>
-    </w:p>
-    <w:p>
-      <w:pPr>
-        <w:spacing w:before="20" w:after="20"/>
-        <w:ind w:left="567"/>
-      </w:pPr>
-      <w:r>
-        <w:rPr>
-          <w:rFonts w:ascii="Consolas" w:eastAsia="Consolas" w:hAnsi="Consolas"/>
-          <w:sz w:val="18"/>
-        </w:rPr>
-        <w:t xml:space="preserve"> </w:t>
-      </w:r>
-    </w:p>
-    <w:p>
-      <w:pPr>
-        <w:spacing w:before="240" w:after="160"/>
-      </w:pPr>
+        <w:t xml:space="preserve">4.2 </w:t>
+      </w:r>
       <w:r>
         <w:rPr>
           <w:rFonts w:ascii="Arial" w:eastAsia="黑体" w:hAnsi="Arial"/>
           <w:b/>
           <w:sz w:val="26"/>
         </w:rPr>
-        <w:lastRenderedPageBreak/>
-        <w:t xml:space="preserve">4.2 </w:t>
-      </w:r>
+        <w:t>订单状态机</w:t>
+      </w:r>
+    </w:p>
+    <w:p>
+      <w:pPr>
+        <w:spacing w:after="120" w:line="360" w:lineRule="exact"/>
+      </w:pPr>
+      <w:r>
+        <w:t>订单状态由</w:t>
+      </w:r>
+      <w:r>
+        <w:t xml:space="preserve"> </w:t>
+      </w:r>
+      <w:r>
+        <w:rPr>
+          <w:color w:val="0563C1"/>
+          <w:u w:val="single"/>
+        </w:rPr>
+        <w:t>OrderStatus.java</w:t>
+      </w:r>
+      <w:r>
+        <w:t xml:space="preserve"> </w:t>
+      </w:r>
+      <w:r>
+        <w:t>定义，整型常量</w:t>
+      </w:r>
+      <w:r>
+        <w:t xml:space="preserve"> 0~5</w:t>
+      </w:r>
+      <w:r>
+        <w:t>：</w:t>
+      </w:r>
+    </w:p>
+    <w:p>
+      <w:pPr>
+        <w:spacing w:before="20" w:after="20"/>
+        <w:ind w:left="567"/>
+      </w:pPr>
+      <w:r>
+        <w:rPr>
+          <w:rFonts w:ascii="Consolas" w:eastAsia="Consolas" w:hAnsi="Consolas"/>
+          <w:sz w:val="18"/>
+        </w:rPr>
+        <w:t>stateDiagram-v2</w:t>
+      </w:r>
+    </w:p>
+    <w:p>
+      <w:pPr>
+        <w:spacing w:before="20" w:after="20"/>
+        <w:ind w:left="567"/>
+      </w:pPr>
+      <w:r>
+        <w:rPr>
+          <w:rFonts w:ascii="Consolas" w:eastAsia="Consolas" w:hAnsi="Consolas"/>
+          <w:sz w:val="18"/>
+        </w:rPr>
+        <w:t xml:space="preserve">    [*] --&gt; PLACED: POST /api/order</w:t>
+      </w:r>
+    </w:p>
+    <w:p>
+      <w:pPr>
+        <w:spacing w:before="20" w:after="20"/>
+        <w:ind w:left="567"/>
+      </w:pPr>
+      <w:r>
+        <w:rPr>
+          <w:rFonts w:ascii="Consolas" w:eastAsia="Consolas" w:hAnsi="Consolas"/>
+          <w:sz w:val="18"/>
+        </w:rPr>
+        <w:t xml:space="preserve">    PLACED --&gt; ACCEPTED: 商家 PUT /accept</w:t>
+      </w:r>
+    </w:p>
+    <w:p>
+      <w:pPr>
+        <w:spacing w:before="20" w:after="20"/>
+        <w:ind w:left="567"/>
+      </w:pPr>
+      <w:r>
+        <w:rPr>
+          <w:rFonts w:ascii="Consolas" w:eastAsia="Consolas" w:hAnsi="Consolas"/>
+          <w:sz w:val="18"/>
+        </w:rPr>
+        <w:t xml:space="preserve">    ACCEPTED --&gt; COOKING: 商家 PUT /cook</w:t>
+      </w:r>
+    </w:p>
+    <w:p>
+      <w:pPr>
+        <w:spacing w:before="20" w:after="20"/>
+        <w:ind w:left="567"/>
+      </w:pPr>
+      <w:r>
+        <w:rPr>
+          <w:rFonts w:ascii="Consolas" w:eastAsia="Consolas" w:hAnsi="Consolas"/>
+          <w:sz w:val="18"/>
+        </w:rPr>
+        <w:t xml:space="preserve">    COOKING --&gt; READY: 商家 PUT /ready 同时入队 Pickup</w:t>
+      </w:r>
+    </w:p>
+    <w:p>
+      <w:pPr>
+        <w:spacing w:before="20" w:after="20"/>
+        <w:ind w:left="567"/>
+      </w:pPr>
+      <w:r>
+        <w:rPr>
+          <w:rFonts w:ascii="Consolas" w:eastAsia="Consolas" w:hAnsi="Consolas"/>
+          <w:sz w:val="18"/>
+        </w:rPr>
+        <w:t xml:space="preserve">    READY --&gt; PICKED: Pickup verify 回调 PUT /pickup</w:t>
+      </w:r>
+    </w:p>
+    <w:p>
+      <w:pPr>
+        <w:spacing w:before="20" w:after="20"/>
+        <w:ind w:left="567"/>
+      </w:pPr>
+      <w:r>
+        <w:rPr>
+          <w:rFonts w:ascii="Consolas" w:eastAsia="Consolas" w:hAnsi="Consolas"/>
+          <w:sz w:val="18"/>
+        </w:rPr>
+        <w:t xml:space="preserve">    PLACED --&gt; CANCELLED: 用户 PUT /cancel</w:t>
+      </w:r>
+    </w:p>
+    <w:p>
+      <w:pPr>
+        <w:spacing w:before="20" w:after="20"/>
+        <w:ind w:left="567"/>
+      </w:pPr>
+      <w:r>
+        <w:rPr>
+          <w:rFonts w:ascii="Consolas" w:eastAsia="Consolas" w:hAnsi="Consolas"/>
+          <w:sz w:val="18"/>
+        </w:rPr>
+        <w:t xml:space="preserve">    PLACED --&gt; CANCELLED: 定时任务超时 cancelType=2</w:t>
+      </w:r>
+    </w:p>
+    <w:p>
+      <w:pPr>
+        <w:spacing w:before="20" w:after="20"/>
+        <w:ind w:left="567"/>
+      </w:pPr>
+      <w:r>
+        <w:rPr>
+          <w:rFonts w:ascii="Consolas" w:eastAsia="Consolas" w:hAnsi="Consolas"/>
+          <w:sz w:val="18"/>
+        </w:rPr>
+        <w:t xml:space="preserve">    PICKED --&gt; [*]</w:t>
+      </w:r>
+    </w:p>
+    <w:p>
+      <w:pPr>
+        <w:spacing w:before="20" w:after="20"/>
+        <w:ind w:left="567"/>
+      </w:pPr>
+      <w:r>
+        <w:rPr>
+          <w:rFonts w:ascii="Consolas" w:eastAsia="Consolas" w:hAnsi="Consolas"/>
+          <w:sz w:val="18"/>
+        </w:rPr>
+        <w:t xml:space="preserve">    CANCELLED --&gt; [*]</w:t>
+      </w:r>
+    </w:p>
+    <w:p>
+      <w:pPr>
+        <w:spacing w:before="20" w:after="20"/>
+        <w:ind w:left="567"/>
+      </w:pPr>
+      <w:r>
+        <w:rPr>
+          <w:rFonts w:ascii="Consolas" w:eastAsia="Consolas" w:hAnsi="Consolas"/>
+          <w:sz w:val="18"/>
+        </w:rPr>
+        <w:t xml:space="preserve"> </w:t>
+      </w:r>
+    </w:p>
+    <w:p>
+      <w:pPr>
+        <w:spacing w:after="120" w:line="360" w:lineRule="exact"/>
+      </w:pPr>
+      <w:r>
+        <w:t>超时逻辑由</w:t>
+      </w:r>
+      <w:r>
+        <w:t xml:space="preserve"> </w:t>
+      </w:r>
+      <w:r>
+        <w:rPr>
+          <w:color w:val="0563C1"/>
+          <w:u w:val="single"/>
+        </w:rPr>
+        <w:t>OrderTimeoutScheduler.java</w:t>
+      </w:r>
+      <w:r>
+        <w:t xml:space="preserve"> </w:t>
+      </w:r>
+      <w:r>
+        <w:t>每</w:t>
+      </w:r>
+      <w:r>
+        <w:t xml:space="preserve"> 30 </w:t>
+      </w:r>
+      <w:r>
+        <w:t>秒扫描一次，命中</w:t>
+      </w:r>
+      <w:r>
+        <w:t xml:space="preserve"> </w:t>
+      </w:r>
+      <w:r>
+        <w:rPr>
+          <w:rFonts w:ascii="Consolas" w:eastAsia="Consolas" w:hAnsi="Consolas"/>
+          <w:sz w:val="20"/>
+        </w:rPr>
+        <w:t>payDeadline &lt; now</w:t>
+      </w:r>
+      <w:r>
+        <w:t xml:space="preserve"> </w:t>
+      </w:r>
+      <w:r>
+        <w:t>或</w:t>
+      </w:r>
+      <w:r>
+        <w:t xml:space="preserve"> </w:t>
+      </w:r>
+      <w:r>
+        <w:rPr>
+          <w:rFonts w:ascii="Consolas" w:eastAsia="Consolas" w:hAnsi="Consolas"/>
+          <w:sz w:val="20"/>
+        </w:rPr>
+        <w:t>acceptDeadline &lt; now</w:t>
+      </w:r>
+      <w:r>
+        <w:t xml:space="preserve"> </w:t>
+      </w:r>
+      <w:r>
+        <w:t>的</w:t>
+      </w:r>
+      <w:r>
+        <w:t xml:space="preserve"> PLACED </w:t>
+      </w:r>
+      <w:r>
+        <w:t>订单批量取消并通过</w:t>
+      </w:r>
+      <w:r>
+        <w:t xml:space="preserve"> </w:t>
+      </w:r>
+      <w:r>
+        <w:rPr>
+          <w:rFonts w:ascii="Consolas" w:eastAsia="Consolas" w:hAnsi="Consolas"/>
+          <w:sz w:val="20"/>
+        </w:rPr>
+        <w:t>MenuClient.restore</w:t>
+      </w:r>
+      <w:r>
+        <w:t xml:space="preserve"> </w:t>
+      </w:r>
+      <w:r>
+        <w:t>还原库存。</w:t>
+      </w:r>
+    </w:p>
+    <w:p>
+      <w:pPr>
+        <w:spacing w:before="240" w:after="160"/>
+      </w:pPr>
       <w:r>
         <w:rPr>
           <w:rFonts w:ascii="Arial" w:eastAsia="黑体" w:hAnsi="Arial"/>
           <w:b/>
           <w:sz w:val="26"/>
         </w:rPr>
-        <w:t>订单状态机</w:t>
-      </w:r>
-    </w:p>
-    <w:p>
-      <w:pPr>
-        <w:spacing w:after="120" w:line="360" w:lineRule="exact"/>
-      </w:pPr>
-      <w:r>
-        <w:t>订单状态由</w:t>
-      </w:r>
-      <w:r>
-        <w:t xml:space="preserve"> </w:t>
-      </w:r>
-      <w:r>
-        <w:rPr>
-          <w:color w:val="0563C1"/>
-          <w:u w:val="single"/>
-        </w:rPr>
-        <w:t>OrderStatus.java</w:t>
-      </w:r>
-      <w:r>
-        <w:t xml:space="preserve"> </w:t>
-      </w:r>
-      <w:r>
-        <w:t>定义，整型常量</w:t>
-      </w:r>
-      <w:r>
-        <w:t xml:space="preserve"> 0~5</w:t>
-      </w:r>
-      <w:r>
-        <w:t>：</w:t>
-      </w:r>
-    </w:p>
-    <w:p>
-      <w:pPr>
-        <w:spacing w:before="20" w:after="20"/>
-        <w:ind w:left="567"/>
-      </w:pPr>
-      <w:r>
-        <w:rPr>
-          <w:rFonts w:ascii="Consolas" w:eastAsia="Consolas" w:hAnsi="Consolas"/>
-          <w:sz w:val="18"/>
-        </w:rPr>
-        <w:t>stateDiagram-v2</w:t>
-      </w:r>
-    </w:p>
-    <w:p>
-      <w:pPr>
-        <w:spacing w:before="20" w:after="20"/>
-        <w:ind w:left="567"/>
-      </w:pPr>
-      <w:r>
-        <w:rPr>
-          <w:rFonts w:ascii="Consolas" w:eastAsia="Consolas" w:hAnsi="Consolas"/>
-          <w:sz w:val="18"/>
-        </w:rPr>
-        <w:t xml:space="preserve">    [*] --&gt; PLACED: POST /</w:t>
-      </w:r>
-      <w:proofErr w:type="spellStart"/>
-      <w:r>
-        <w:rPr>
-          <w:rFonts w:ascii="Consolas" w:eastAsia="Consolas" w:hAnsi="Consolas"/>
-          <w:sz w:val="18"/>
-        </w:rPr>
-        <w:t>api</w:t>
-      </w:r>
-      <w:proofErr w:type="spellEnd"/>
-      <w:r>
-        <w:rPr>
-          <w:rFonts w:ascii="Consolas" w:eastAsia="Consolas" w:hAnsi="Consolas"/>
-          <w:sz w:val="18"/>
-        </w:rPr>
-        <w:t>/order</w:t>
-      </w:r>
-    </w:p>
-    <w:p>
-      <w:pPr>
-        <w:spacing w:before="20" w:after="20"/>
-        <w:ind w:left="567"/>
-      </w:pPr>
-      <w:r>
-        <w:rPr>
-          <w:rFonts w:ascii="Consolas" w:eastAsia="Consolas" w:hAnsi="Consolas"/>
-          <w:sz w:val="18"/>
-        </w:rPr>
-        <w:t xml:space="preserve">    PLACED --&gt; ACCEPTED: 商家 PUT /accept</w:t>
-      </w:r>
-    </w:p>
-    <w:p>
-      <w:pPr>
-        <w:spacing w:before="20" w:after="20"/>
-        <w:ind w:left="567"/>
-      </w:pPr>
-      <w:r>
-        <w:rPr>
-          <w:rFonts w:ascii="Consolas" w:eastAsia="Consolas" w:hAnsi="Consolas"/>
-          <w:sz w:val="18"/>
-        </w:rPr>
-        <w:t xml:space="preserve">    ACCEPTED --&gt; COOKING: 商家 PUT /cook</w:t>
-      </w:r>
-    </w:p>
-    <w:p>
-      <w:pPr>
-        <w:spacing w:before="20" w:after="20"/>
-        <w:ind w:left="567"/>
-      </w:pPr>
-      <w:r>
-        <w:rPr>
-          <w:rFonts w:ascii="Consolas" w:eastAsia="Consolas" w:hAnsi="Consolas"/>
-          <w:sz w:val="18"/>
-        </w:rPr>
-        <w:t xml:space="preserve">    COOKING --&gt; READY: 商家 PUT /ready 同时入队 Pickup</w:t>
-      </w:r>
-    </w:p>
-    <w:p>
-      <w:pPr>
-        <w:spacing w:before="20" w:after="20"/>
-        <w:ind w:left="567"/>
-      </w:pPr>
-      <w:r>
-        <w:rPr>
-          <w:rFonts w:ascii="Consolas" w:eastAsia="Consolas" w:hAnsi="Consolas"/>
-          <w:sz w:val="18"/>
-        </w:rPr>
-        <w:t xml:space="preserve">    READY --&gt; PICKED: Pickup verify 回调 PUT /pickup</w:t>
-      </w:r>
-    </w:p>
-    <w:p>
-      <w:pPr>
-        <w:spacing w:before="20" w:after="20"/>
-        <w:ind w:left="567"/>
-      </w:pPr>
-      <w:r>
-        <w:rPr>
-          <w:rFonts w:ascii="Consolas" w:eastAsia="Consolas" w:hAnsi="Consolas"/>
-          <w:sz w:val="18"/>
-        </w:rPr>
-        <w:t xml:space="preserve">    PLACED --&gt; CANCELLED: 用户 PUT /cancel</w:t>
-      </w:r>
-    </w:p>
-    <w:p>
-      <w:pPr>
-        <w:spacing w:before="20" w:after="20"/>
-        <w:ind w:left="567"/>
-      </w:pPr>
-      <w:r>
-        <w:rPr>
-          <w:rFonts w:ascii="Consolas" w:eastAsia="Consolas" w:hAnsi="Consolas"/>
-          <w:sz w:val="18"/>
-        </w:rPr>
-        <w:t xml:space="preserve">    PLACED --&gt; CANCELLED: 定时任务超时 </w:t>
-      </w:r>
-      <w:proofErr w:type="spellStart"/>
-      <w:r>
-        <w:rPr>
-          <w:rFonts w:ascii="Consolas" w:eastAsia="Consolas" w:hAnsi="Consolas"/>
-          <w:sz w:val="18"/>
-        </w:rPr>
-        <w:t>cancelType</w:t>
-      </w:r>
-      <w:proofErr w:type="spellEnd"/>
-      <w:r>
-        <w:rPr>
-          <w:rFonts w:ascii="Consolas" w:eastAsia="Consolas" w:hAnsi="Consolas"/>
-          <w:sz w:val="18"/>
-        </w:rPr>
-        <w:t>=2</w:t>
-      </w:r>
-    </w:p>
-    <w:p>
-      <w:pPr>
-        <w:spacing w:before="20" w:after="20"/>
-        <w:ind w:left="567"/>
-      </w:pPr>
-      <w:r>
-        <w:rPr>
-          <w:rFonts w:ascii="Consolas" w:eastAsia="Consolas" w:hAnsi="Consolas"/>
-          <w:sz w:val="18"/>
-        </w:rPr>
-        <w:t xml:space="preserve">    PICKED --&gt; [*]</w:t>
-      </w:r>
-    </w:p>
-    <w:p>
-      <w:pPr>
-        <w:spacing w:before="20" w:after="20"/>
-        <w:ind w:left="567"/>
-      </w:pPr>
-      <w:r>
-        <w:rPr>
-          <w:rFonts w:ascii="Consolas" w:eastAsia="Consolas" w:hAnsi="Consolas"/>
-          <w:sz w:val="18"/>
-        </w:rPr>
-        <w:t xml:space="preserve">    CANCELLED --&gt; [*]</w:t>
-      </w:r>
-    </w:p>
-    <w:p>
-      <w:pPr>
-        <w:spacing w:before="20" w:after="20"/>
-        <w:ind w:left="567"/>
-      </w:pPr>
-      <w:r>
-        <w:rPr>
-          <w:rFonts w:ascii="Consolas" w:eastAsia="Consolas" w:hAnsi="Consolas"/>
-          <w:sz w:val="18"/>
-        </w:rPr>
-        <w:t xml:space="preserve"> </w:t>
-      </w:r>
-    </w:p>
-    <w:p>
-      <w:pPr>
-        <w:spacing w:after="120" w:line="360" w:lineRule="exact"/>
-      </w:pPr>
-      <w:r>
-        <w:t>超时逻辑由</w:t>
-      </w:r>
-      <w:r>
-        <w:t xml:space="preserve"> </w:t>
-      </w:r>
-      <w:r>
-        <w:rPr>
-          <w:color w:val="0563C1"/>
-          <w:u w:val="single"/>
-        </w:rPr>
-        <w:t>OrderTimeoutScheduler.java</w:t>
-      </w:r>
-      <w:r>
-        <w:t xml:space="preserve"> </w:t>
-      </w:r>
-      <w:r>
-        <w:t>每</w:t>
-      </w:r>
-      <w:r>
-        <w:t xml:space="preserve"> 30 </w:t>
-      </w:r>
-      <w:r>
-        <w:t>秒扫描一次，命中</w:t>
-      </w:r>
-      <w:r>
-        <w:t xml:space="preserve"> </w:t>
-      </w:r>
-      <w:proofErr w:type="spellStart"/>
-      <w:r>
-        <w:rPr>
-          <w:rFonts w:ascii="Consolas" w:eastAsia="Consolas" w:hAnsi="Consolas"/>
-          <w:sz w:val="20"/>
-        </w:rPr>
-        <w:t>payDeadline</w:t>
-      </w:r>
-      <w:proofErr w:type="spellEnd"/>
-      <w:r>
-        <w:rPr>
-          <w:rFonts w:ascii="Consolas" w:eastAsia="Consolas" w:hAnsi="Consolas"/>
-          <w:sz w:val="20"/>
-        </w:rPr>
-        <w:t xml:space="preserve"> &lt; now</w:t>
-      </w:r>
-      <w:r>
-        <w:t xml:space="preserve"> </w:t>
-      </w:r>
-      <w:r>
-        <w:t>或</w:t>
-      </w:r>
-      <w:r>
-        <w:t xml:space="preserve"> </w:t>
-      </w:r>
-      <w:proofErr w:type="spellStart"/>
-      <w:r>
-        <w:rPr>
-          <w:rFonts w:ascii="Consolas" w:eastAsia="Consolas" w:hAnsi="Consolas"/>
-          <w:sz w:val="20"/>
-        </w:rPr>
-        <w:t>acceptDeadline</w:t>
-      </w:r>
-      <w:proofErr w:type="spellEnd"/>
-      <w:r>
-        <w:rPr>
-          <w:rFonts w:ascii="Consolas" w:eastAsia="Consolas" w:hAnsi="Consolas"/>
-          <w:sz w:val="20"/>
-        </w:rPr>
-        <w:t xml:space="preserve"> &lt; now</w:t>
-      </w:r>
-      <w:r>
-        <w:t xml:space="preserve"> </w:t>
-      </w:r>
-      <w:r>
-        <w:t>的</w:t>
-      </w:r>
-      <w:r>
-        <w:t xml:space="preserve"> PLACED </w:t>
-      </w:r>
-      <w:r>
-        <w:t>订单批量取消并通过</w:t>
-      </w:r>
-      <w:r>
-        <w:t xml:space="preserve"> </w:t>
-      </w:r>
-      <w:proofErr w:type="spellStart"/>
-      <w:r>
-        <w:rPr>
-          <w:rFonts w:ascii="Consolas" w:eastAsia="Consolas" w:hAnsi="Consolas"/>
-          <w:sz w:val="20"/>
-        </w:rPr>
-        <w:t>MenuClient.restore</w:t>
-      </w:r>
-      <w:proofErr w:type="spellEnd"/>
-      <w:r>
-        <w:t xml:space="preserve"> </w:t>
-      </w:r>
-      <w:r>
-        <w:t>还原库存。</w:t>
-      </w:r>
-    </w:p>
-    <w:p>
-      <w:pPr>
-        <w:spacing w:before="240" w:after="160"/>
-      </w:pPr>
+        <w:t xml:space="preserve">4.3 </w:t>
+      </w:r>
       <w:r>
         <w:rPr>
           <w:rFonts w:ascii="Arial" w:eastAsia="黑体" w:hAnsi="Arial"/>
           <w:b/>
           <w:sz w:val="26"/>
         </w:rPr>
-        <w:t xml:space="preserve">4.3 </w:t>
+        <w:t>取餐队列结构（</w:t>
       </w:r>
       <w:r>
         <w:rPr>
@@ -5990,7 +4682,7 @@
           <w:b/>
           <w:sz w:val="26"/>
         </w:rPr>
-        <w:t>取餐队列结构（</w:t>
+        <w:t>Redis</w:t>
       </w:r>
       <w:r>
         <w:rPr>
@@ -5998,14 +4690,6 @@
           <w:b/>
           <w:sz w:val="26"/>
         </w:rPr>
-        <w:t>Redis</w:t>
-      </w:r>
-      <w:r>
-        <w:rPr>
-          <w:rFonts w:ascii="Arial" w:eastAsia="黑体" w:hAnsi="Arial"/>
-          <w:b/>
-          <w:sz w:val="26"/>
-        </w:rPr>
         <w:t>）</w:t>
       </w:r>
     </w:p>
@@ -6025,11 +4709,9 @@
       <w:r>
         <w:t xml:space="preserve"> 3 </w:t>
       </w:r>
-      <w:proofErr w:type="gramStart"/>
       <w:r>
         <w:t>个</w:t>
       </w:r>
-      <w:proofErr w:type="gramEnd"/>
       <w:r>
         <w:t xml:space="preserve"> key</w:t>
       </w:r>
@@ -6125,21 +4807,9 @@
             <w:tcW w:w="2769" w:type="dxa"/>
           </w:tcPr>
           <w:p>
-            <w:proofErr w:type="gramStart"/>
-            <w:r>
-              <w:t>window:{</w:t>
-            </w:r>
-            <w:proofErr w:type="spellStart"/>
-            <w:proofErr w:type="gramEnd"/>
-            <w:r>
-              <w:t>wid</w:t>
-            </w:r>
-            <w:proofErr w:type="spellEnd"/>
-            <w:proofErr w:type="gramStart"/>
-            <w:r>
-              <w:t>}:queue</w:t>
-            </w:r>
-            <w:proofErr w:type="gramEnd"/>
+            <w:r>
+              <w:t>window:{wid}:queue</w:t>
+            </w:r>
           </w:p>
         </w:tc>
         <w:tc>
@@ -6190,21 +4860,9 @@
             <w:tcW w:w="2769" w:type="dxa"/>
           </w:tcPr>
           <w:p>
-            <w:proofErr w:type="gramStart"/>
-            <w:r>
-              <w:t>window:{</w:t>
-            </w:r>
-            <w:proofErr w:type="spellStart"/>
-            <w:proofErr w:type="gramEnd"/>
-            <w:r>
-              <w:t>wid</w:t>
-            </w:r>
-            <w:proofErr w:type="spellEnd"/>
-            <w:proofErr w:type="gramStart"/>
-            <w:r>
-              <w:t>}:current</w:t>
-            </w:r>
-            <w:proofErr w:type="gramEnd"/>
+            <w:r>
+              <w:t>window:{wid}:current</w:t>
+            </w:r>
           </w:p>
         </w:tc>
         <w:tc>
@@ -6226,13 +4884,8 @@
               <w:t>当前正在叫号的</w:t>
             </w:r>
             <w:r>
-              <w:t xml:space="preserve"> </w:t>
-            </w:r>
-            <w:proofErr w:type="spellStart"/>
-            <w:r>
-              <w:t>orderId</w:t>
-            </w:r>
-            <w:proofErr w:type="spellEnd"/>
+              <w:t xml:space="preserve"> orderId</w:t>
+            </w:r>
           </w:p>
         </w:tc>
       </w:tr>
@@ -6245,21 +4898,9 @@
             <w:tcW w:w="2769" w:type="dxa"/>
           </w:tcPr>
           <w:p>
-            <w:proofErr w:type="gramStart"/>
-            <w:r>
-              <w:t>window:{</w:t>
-            </w:r>
-            <w:proofErr w:type="spellStart"/>
-            <w:proofErr w:type="gramEnd"/>
-            <w:r>
-              <w:t>wid</w:t>
-            </w:r>
-            <w:proofErr w:type="spellEnd"/>
-            <w:proofErr w:type="gramStart"/>
-            <w:r>
-              <w:t>}:history</w:t>
-            </w:r>
-            <w:proofErr w:type="gramEnd"/>
+            <w:r>
+              <w:t>window:{wid}:history</w:t>
+            </w:r>
           </w:p>
         </w:tc>
         <w:tc>
@@ -6287,13 +4928,8 @@
               <w:t>条叫号</w:t>
             </w:r>
             <w:r>
-              <w:t xml:space="preserve"> </w:t>
-            </w:r>
-            <w:proofErr w:type="spellStart"/>
-            <w:r>
-              <w:t>pickupNo</w:t>
-            </w:r>
-            <w:proofErr w:type="spellEnd"/>
+              <w:t xml:space="preserve"> pickupNo</w:t>
+            </w:r>
             <w:r>
               <w:t>（</w:t>
             </w:r>
@@ -6315,21 +4951,9 @@
             <w:tcW w:w="2769" w:type="dxa"/>
           </w:tcPr>
           <w:p>
-            <w:proofErr w:type="gramStart"/>
-            <w:r>
-              <w:t>window:{</w:t>
-            </w:r>
-            <w:proofErr w:type="spellStart"/>
-            <w:proofErr w:type="gramEnd"/>
-            <w:r>
-              <w:t>wid</w:t>
-            </w:r>
-            <w:proofErr w:type="spellEnd"/>
-            <w:proofErr w:type="gramStart"/>
-            <w:r>
-              <w:t>}:seq</w:t>
-            </w:r>
-            <w:proofErr w:type="gramEnd"/>
+            <w:r>
+              <w:t>window:{wid}:seq</w:t>
+            </w:r>
           </w:p>
         </w:tc>
         <w:tc>
@@ -6348,23 +4972,10 @@
           </w:tcPr>
           <w:p>
             <w:r>
-              <w:t>取</w:t>
-            </w:r>
-            <w:proofErr w:type="gramStart"/>
-            <w:r>
-              <w:t>餐号自</w:t>
-            </w:r>
-            <w:proofErr w:type="gramEnd"/>
-            <w:r>
-              <w:t>增序列，</w:t>
-            </w:r>
-            <w:proofErr w:type="spellStart"/>
-            <w:r>
-              <w:t>pickupNo</w:t>
-            </w:r>
-            <w:proofErr w:type="spellEnd"/>
-            <w:r>
-              <w:t xml:space="preserve"> = prefix + seq%1000</w:t>
+              <w:t>取餐号自增序列，</w:t>
+            </w:r>
+            <w:r>
+              <w:t>pickupNo = prefix + seq%1000</w:t>
             </w:r>
             <w:r>
               <w:t>（如</w:t>
@@ -6469,23 +5080,7 @@
           <w:rFonts w:ascii="Consolas" w:eastAsia="Consolas" w:hAnsi="Consolas"/>
           <w:sz w:val="18"/>
         </w:rPr>
-        <w:t xml:space="preserve">private static final List&lt;String&gt; WHITELIST = </w:t>
-      </w:r>
-      <w:proofErr w:type="spellStart"/>
-      <w:r>
-        <w:rPr>
-          <w:rFonts w:ascii="Consolas" w:eastAsia="Consolas" w:hAnsi="Consolas"/>
-          <w:sz w:val="18"/>
-        </w:rPr>
-        <w:t>List.of</w:t>
-      </w:r>
-      <w:proofErr w:type="spellEnd"/>
-      <w:r>
-        <w:rPr>
-          <w:rFonts w:ascii="Consolas" w:eastAsia="Consolas" w:hAnsi="Consolas"/>
-          <w:sz w:val="18"/>
-        </w:rPr>
-        <w:t>(</w:t>
+        <w:t>private static final List&lt;String&gt; WHITELIST = List.of(</w:t>
       </w:r>
     </w:p>
     <w:p>
@@ -6499,81 +5094,33 @@
           <w:sz w:val="18"/>
         </w:rPr>
         <w:lastRenderedPageBreak/>
-        <w:t xml:space="preserve">        "/</w:t>
-      </w:r>
-      <w:proofErr w:type="spellStart"/>
-      <w:r>
-        <w:rPr>
-          <w:rFonts w:ascii="Consolas" w:eastAsia="Consolas" w:hAnsi="Consolas"/>
-          <w:sz w:val="18"/>
-        </w:rPr>
-        <w:t>api</w:t>
-      </w:r>
-      <w:proofErr w:type="spellEnd"/>
-      <w:r>
-        <w:rPr>
-          <w:rFonts w:ascii="Consolas" w:eastAsia="Consolas" w:hAnsi="Consolas"/>
-          <w:sz w:val="18"/>
-        </w:rPr>
-        <w:t>/user/register",</w:t>
-      </w:r>
-    </w:p>
-    <w:p>
-      <w:pPr>
-        <w:spacing w:before="20" w:after="20"/>
-        <w:ind w:left="567"/>
-      </w:pPr>
-      <w:r>
-        <w:rPr>
-          <w:rFonts w:ascii="Consolas" w:eastAsia="Consolas" w:hAnsi="Consolas"/>
-          <w:sz w:val="18"/>
-        </w:rPr>
-        <w:t xml:space="preserve">        "/</w:t>
-      </w:r>
-      <w:proofErr w:type="spellStart"/>
-      <w:r>
-        <w:rPr>
-          <w:rFonts w:ascii="Consolas" w:eastAsia="Consolas" w:hAnsi="Consolas"/>
-          <w:sz w:val="18"/>
-        </w:rPr>
-        <w:t>api</w:t>
-      </w:r>
-      <w:proofErr w:type="spellEnd"/>
-      <w:r>
-        <w:rPr>
-          <w:rFonts w:ascii="Consolas" w:eastAsia="Consolas" w:hAnsi="Consolas"/>
-          <w:sz w:val="18"/>
-        </w:rPr>
-        <w:t>/user/login",</w:t>
-      </w:r>
-    </w:p>
-    <w:p>
-      <w:pPr>
-        <w:spacing w:before="20" w:after="20"/>
-        <w:ind w:left="567"/>
-      </w:pPr>
-      <w:r>
-        <w:rPr>
-          <w:rFonts w:ascii="Consolas" w:eastAsia="Consolas" w:hAnsi="Consolas"/>
-          <w:sz w:val="18"/>
-        </w:rPr>
-        <w:t xml:space="preserve">        "/</w:t>
-      </w:r>
-      <w:proofErr w:type="spellStart"/>
-      <w:r>
-        <w:rPr>
-          <w:rFonts w:ascii="Consolas" w:eastAsia="Consolas" w:hAnsi="Consolas"/>
-          <w:sz w:val="18"/>
-        </w:rPr>
-        <w:t>api</w:t>
-      </w:r>
-      <w:proofErr w:type="spellEnd"/>
-      <w:r>
-        <w:rPr>
-          <w:rFonts w:ascii="Consolas" w:eastAsia="Consolas" w:hAnsi="Consolas"/>
-          <w:sz w:val="18"/>
-        </w:rPr>
-        <w:t>/user/refresh"</w:t>
+        <w:t xml:space="preserve">        "/api/user/register",</w:t>
+      </w:r>
+    </w:p>
+    <w:p>
+      <w:pPr>
+        <w:spacing w:before="20" w:after="20"/>
+        <w:ind w:left="567"/>
+      </w:pPr>
+      <w:r>
+        <w:rPr>
+          <w:rFonts w:ascii="Consolas" w:eastAsia="Consolas" w:hAnsi="Consolas"/>
+          <w:sz w:val="18"/>
+        </w:rPr>
+        <w:t xml:space="preserve">        "/api/user/login",</w:t>
+      </w:r>
+    </w:p>
+    <w:p>
+      <w:pPr>
+        <w:spacing w:before="20" w:after="20"/>
+        <w:ind w:left="567"/>
+      </w:pPr>
+      <w:r>
+        <w:rPr>
+          <w:rFonts w:ascii="Consolas" w:eastAsia="Consolas" w:hAnsi="Consolas"/>
+          <w:sz w:val="18"/>
+        </w:rPr>
+        <w:t xml:space="preserve">        "/api/user/refresh"</w:t>
       </w:r>
     </w:p>
     <w:p>
@@ -6612,48 +5159,7 @@
           <w:rFonts w:ascii="Consolas" w:eastAsia="Consolas" w:hAnsi="Consolas"/>
           <w:sz w:val="18"/>
         </w:rPr>
-        <w:t xml:space="preserve">if </w:t>
-      </w:r>
-      <w:proofErr w:type="gramStart"/>
-      <w:r>
-        <w:rPr>
-          <w:rFonts w:ascii="Consolas" w:eastAsia="Consolas" w:hAnsi="Consolas"/>
-          <w:sz w:val="18"/>
-        </w:rPr>
-        <w:t>(!</w:t>
-      </w:r>
-      <w:proofErr w:type="spellStart"/>
-      <w:r>
-        <w:rPr>
-          <w:rFonts w:ascii="Consolas" w:eastAsia="Consolas" w:hAnsi="Consolas"/>
-          <w:sz w:val="18"/>
-        </w:rPr>
-        <w:t>JwtUtil.validateToken</w:t>
-      </w:r>
-      <w:proofErr w:type="spellEnd"/>
-      <w:proofErr w:type="gramEnd"/>
-      <w:r>
-        <w:rPr>
-          <w:rFonts w:ascii="Consolas" w:eastAsia="Consolas" w:hAnsi="Consolas"/>
-          <w:sz w:val="18"/>
-        </w:rPr>
-        <w:t>(</w:t>
-      </w:r>
-      <w:proofErr w:type="spellStart"/>
-      <w:r>
-        <w:rPr>
-          <w:rFonts w:ascii="Consolas" w:eastAsia="Consolas" w:hAnsi="Consolas"/>
-          <w:sz w:val="18"/>
-        </w:rPr>
-        <w:t>jwtSecret</w:t>
-      </w:r>
-      <w:proofErr w:type="spellEnd"/>
-      <w:r>
-        <w:rPr>
-          <w:rFonts w:ascii="Consolas" w:eastAsia="Consolas" w:hAnsi="Consolas"/>
-          <w:sz w:val="18"/>
-        </w:rPr>
-        <w:t>, token)) {</w:t>
+        <w:t>if (!JwtUtil.validateToken(jwtSecret, token)) {</w:t>
       </w:r>
     </w:p>
     <w:p>
@@ -6687,251 +5193,64 @@
         <w:spacing w:before="20" w:after="20"/>
         <w:ind w:left="567"/>
       </w:pPr>
-      <w:proofErr w:type="spellStart"/>
-      <w:r>
-        <w:rPr>
-          <w:rFonts w:ascii="Consolas" w:eastAsia="Consolas" w:hAnsi="Consolas"/>
-          <w:sz w:val="18"/>
-        </w:rPr>
-        <w:t>ServerHttpRequest</w:t>
-      </w:r>
-      <w:proofErr w:type="spellEnd"/>
-      <w:r>
-        <w:rPr>
-          <w:rFonts w:ascii="Consolas" w:eastAsia="Consolas" w:hAnsi="Consolas"/>
-          <w:sz w:val="18"/>
-        </w:rPr>
-        <w:t xml:space="preserve"> mutated = </w:t>
-      </w:r>
-      <w:proofErr w:type="spellStart"/>
-      <w:proofErr w:type="gramStart"/>
-      <w:r>
-        <w:rPr>
-          <w:rFonts w:ascii="Consolas" w:eastAsia="Consolas" w:hAnsi="Consolas"/>
-          <w:sz w:val="18"/>
-        </w:rPr>
-        <w:t>exchange.getRequest</w:t>
-      </w:r>
-      <w:proofErr w:type="spellEnd"/>
-      <w:proofErr w:type="gramEnd"/>
-      <w:r>
-        <w:rPr>
-          <w:rFonts w:ascii="Consolas" w:eastAsia="Consolas" w:hAnsi="Consolas"/>
-          <w:sz w:val="18"/>
-        </w:rPr>
-        <w:t>(</w:t>
-      </w:r>
-      <w:proofErr w:type="gramStart"/>
-      <w:r>
-        <w:rPr>
-          <w:rFonts w:ascii="Consolas" w:eastAsia="Consolas" w:hAnsi="Consolas"/>
-          <w:sz w:val="18"/>
-        </w:rPr>
-        <w:t>).mutate</w:t>
-      </w:r>
-      <w:proofErr w:type="gramEnd"/>
-      <w:r>
-        <w:rPr>
-          <w:rFonts w:ascii="Consolas" w:eastAsia="Consolas" w:hAnsi="Consolas"/>
-          <w:sz w:val="18"/>
-        </w:rPr>
-        <w:t>()</w:t>
-      </w:r>
-    </w:p>
-    <w:p>
-      <w:pPr>
-        <w:spacing w:before="20" w:after="20"/>
-        <w:ind w:left="567"/>
-      </w:pPr>
-      <w:r>
-        <w:rPr>
-          <w:rFonts w:ascii="Consolas" w:eastAsia="Consolas" w:hAnsi="Consolas"/>
-          <w:sz w:val="18"/>
-        </w:rPr>
-        <w:t xml:space="preserve">        </w:t>
-      </w:r>
-      <w:proofErr w:type="gramStart"/>
-      <w:r>
-        <w:rPr>
-          <w:rFonts w:ascii="Consolas" w:eastAsia="Consolas" w:hAnsi="Consolas"/>
-          <w:sz w:val="18"/>
-        </w:rPr>
-        <w:t>.header</w:t>
-      </w:r>
-      <w:proofErr w:type="gramEnd"/>
-      <w:r>
-        <w:rPr>
-          <w:rFonts w:ascii="Consolas" w:eastAsia="Consolas" w:hAnsi="Consolas"/>
-          <w:sz w:val="18"/>
-        </w:rPr>
-        <w:t>(</w:t>
-      </w:r>
-      <w:proofErr w:type="spellStart"/>
-      <w:r>
-        <w:rPr>
-          <w:rFonts w:ascii="Consolas" w:eastAsia="Consolas" w:hAnsi="Consolas"/>
-          <w:sz w:val="18"/>
-        </w:rPr>
-        <w:t>UserHeaders.USER_ID</w:t>
-      </w:r>
-      <w:proofErr w:type="spellEnd"/>
-      <w:r>
-        <w:rPr>
-          <w:rFonts w:ascii="Consolas" w:eastAsia="Consolas" w:hAnsi="Consolas"/>
-          <w:sz w:val="18"/>
-        </w:rPr>
-        <w:t xml:space="preserve">, </w:t>
-      </w:r>
-      <w:proofErr w:type="spellStart"/>
-      <w:r>
-        <w:rPr>
-          <w:rFonts w:ascii="Consolas" w:eastAsia="Consolas" w:hAnsi="Consolas"/>
-          <w:sz w:val="18"/>
-        </w:rPr>
-        <w:t>String.valueOf</w:t>
-      </w:r>
-      <w:proofErr w:type="spellEnd"/>
-      <w:r>
-        <w:rPr>
-          <w:rFonts w:ascii="Consolas" w:eastAsia="Consolas" w:hAnsi="Consolas"/>
-          <w:sz w:val="18"/>
-        </w:rPr>
-        <w:t>(</w:t>
-      </w:r>
-      <w:proofErr w:type="spellStart"/>
-      <w:r>
-        <w:rPr>
-          <w:rFonts w:ascii="Consolas" w:eastAsia="Consolas" w:hAnsi="Consolas"/>
-          <w:sz w:val="18"/>
-        </w:rPr>
-        <w:t>userId</w:t>
-      </w:r>
-      <w:proofErr w:type="spellEnd"/>
-      <w:r>
-        <w:rPr>
-          <w:rFonts w:ascii="Consolas" w:eastAsia="Consolas" w:hAnsi="Consolas"/>
-          <w:sz w:val="18"/>
-        </w:rPr>
-        <w:t>))</w:t>
-      </w:r>
-    </w:p>
-    <w:p>
-      <w:pPr>
-        <w:spacing w:before="20" w:after="20"/>
-        <w:ind w:left="567"/>
-      </w:pPr>
-      <w:r>
-        <w:rPr>
-          <w:rFonts w:ascii="Consolas" w:eastAsia="Consolas" w:hAnsi="Consolas"/>
-          <w:sz w:val="18"/>
-        </w:rPr>
-        <w:t xml:space="preserve">        </w:t>
-      </w:r>
-      <w:proofErr w:type="gramStart"/>
-      <w:r>
-        <w:rPr>
-          <w:rFonts w:ascii="Consolas" w:eastAsia="Consolas" w:hAnsi="Consolas"/>
-          <w:sz w:val="18"/>
-        </w:rPr>
-        <w:t>.header</w:t>
-      </w:r>
-      <w:proofErr w:type="gramEnd"/>
-      <w:r>
-        <w:rPr>
-          <w:rFonts w:ascii="Consolas" w:eastAsia="Consolas" w:hAnsi="Consolas"/>
-          <w:sz w:val="18"/>
-        </w:rPr>
-        <w:t>(</w:t>
-      </w:r>
-      <w:proofErr w:type="spellStart"/>
-      <w:r>
-        <w:rPr>
-          <w:rFonts w:ascii="Consolas" w:eastAsia="Consolas" w:hAnsi="Consolas"/>
-          <w:sz w:val="18"/>
-        </w:rPr>
-        <w:t>UserHeaders.USERNAME</w:t>
-      </w:r>
-      <w:proofErr w:type="spellEnd"/>
-      <w:r>
-        <w:rPr>
-          <w:rFonts w:ascii="Consolas" w:eastAsia="Consolas" w:hAnsi="Consolas"/>
-          <w:sz w:val="18"/>
-        </w:rPr>
-        <w:t>, username)</w:t>
-      </w:r>
-    </w:p>
-    <w:p>
-      <w:pPr>
-        <w:spacing w:before="20" w:after="20"/>
-        <w:ind w:left="567"/>
-      </w:pPr>
-      <w:r>
-        <w:rPr>
-          <w:rFonts w:ascii="Consolas" w:eastAsia="Consolas" w:hAnsi="Consolas"/>
-          <w:sz w:val="18"/>
-        </w:rPr>
-        <w:t xml:space="preserve">        </w:t>
-      </w:r>
-      <w:proofErr w:type="gramStart"/>
-      <w:r>
-        <w:rPr>
-          <w:rFonts w:ascii="Consolas" w:eastAsia="Consolas" w:hAnsi="Consolas"/>
-          <w:sz w:val="18"/>
-        </w:rPr>
-        <w:t>.header</w:t>
-      </w:r>
-      <w:proofErr w:type="gramEnd"/>
-      <w:r>
-        <w:rPr>
-          <w:rFonts w:ascii="Consolas" w:eastAsia="Consolas" w:hAnsi="Consolas"/>
-          <w:sz w:val="18"/>
-        </w:rPr>
-        <w:t>(</w:t>
-      </w:r>
-      <w:proofErr w:type="spellStart"/>
-      <w:r>
-        <w:rPr>
-          <w:rFonts w:ascii="Consolas" w:eastAsia="Consolas" w:hAnsi="Consolas"/>
-          <w:sz w:val="18"/>
-        </w:rPr>
-        <w:t>UserHeaders.ROLE</w:t>
-      </w:r>
-      <w:proofErr w:type="spellEnd"/>
-      <w:r>
-        <w:rPr>
-          <w:rFonts w:ascii="Consolas" w:eastAsia="Consolas" w:hAnsi="Consolas"/>
-          <w:sz w:val="18"/>
-        </w:rPr>
-        <w:t>, role)</w:t>
-      </w:r>
-    </w:p>
-    <w:p>
-      <w:pPr>
-        <w:spacing w:before="20" w:after="20"/>
-        <w:ind w:left="567"/>
-      </w:pPr>
-      <w:r>
-        <w:rPr>
-          <w:rFonts w:ascii="Consolas" w:eastAsia="Consolas" w:hAnsi="Consolas"/>
-          <w:sz w:val="18"/>
-        </w:rPr>
-        <w:t xml:space="preserve">        </w:t>
-      </w:r>
-      <w:proofErr w:type="gramStart"/>
-      <w:r>
-        <w:rPr>
-          <w:rFonts w:ascii="Consolas" w:eastAsia="Consolas" w:hAnsi="Consolas"/>
-          <w:sz w:val="18"/>
-        </w:rPr>
-        <w:t>.build</w:t>
-      </w:r>
-      <w:proofErr w:type="gramEnd"/>
-      <w:r>
-        <w:rPr>
-          <w:rFonts w:ascii="Consolas" w:eastAsia="Consolas" w:hAnsi="Consolas"/>
-          <w:sz w:val="18"/>
-        </w:rPr>
-        <w:t>();</w:t>
+      <w:r>
+        <w:rPr>
+          <w:rFonts w:ascii="Consolas" w:eastAsia="Consolas" w:hAnsi="Consolas"/>
+          <w:sz w:val="18"/>
+        </w:rPr>
+        <w:t>ServerHttpRequest mutated = exchange.getRequest().mutate()</w:t>
+      </w:r>
+    </w:p>
+    <w:p>
+      <w:pPr>
+        <w:spacing w:before="20" w:after="20"/>
+        <w:ind w:left="567"/>
+      </w:pPr>
+      <w:r>
+        <w:rPr>
+          <w:rFonts w:ascii="Consolas" w:eastAsia="Consolas" w:hAnsi="Consolas"/>
+          <w:sz w:val="18"/>
+        </w:rPr>
+        <w:t xml:space="preserve">        .header(UserHeaders.USER_ID, String.valueOf(userId))</w:t>
+      </w:r>
+    </w:p>
+    <w:p>
+      <w:pPr>
+        <w:spacing w:before="20" w:after="20"/>
+        <w:ind w:left="567"/>
+      </w:pPr>
+      <w:r>
+        <w:rPr>
+          <w:rFonts w:ascii="Consolas" w:eastAsia="Consolas" w:hAnsi="Consolas"/>
+          <w:sz w:val="18"/>
+        </w:rPr>
+        <w:t xml:space="preserve">        .header(UserHeaders.USERNAME, username)</w:t>
+      </w:r>
+    </w:p>
+    <w:p>
+      <w:pPr>
+        <w:spacing w:before="20" w:after="20"/>
+        <w:ind w:left="567"/>
+      </w:pPr>
+      <w:r>
+        <w:rPr>
+          <w:rFonts w:ascii="Consolas" w:eastAsia="Consolas" w:hAnsi="Consolas"/>
+          <w:sz w:val="18"/>
+        </w:rPr>
+        <w:t xml:space="preserve">        .header(UserHeaders.ROLE, role)</w:t>
+      </w:r>
+    </w:p>
+    <w:p>
+      <w:pPr>
+        <w:spacing w:before="20" w:after="20"/>
+        <w:ind w:left="567"/>
+      </w:pPr>
+      <w:r>
+        <w:rPr>
+          <w:rFonts w:ascii="Consolas" w:eastAsia="Consolas" w:hAnsi="Consolas"/>
+          <w:sz w:val="18"/>
+        </w:rPr>
+        <w:t xml:space="preserve">        .build();</w:t>
       </w:r>
     </w:p>
     <w:p>
@@ -6978,15 +5297,7 @@
         <w:t>刷新接口免校验；</w:t>
       </w:r>
       <w:r>
-        <w:t>/</w:t>
-      </w:r>
-      <w:proofErr w:type="spellStart"/>
-      <w:r>
-        <w:t>ws</w:t>
-      </w:r>
-      <w:proofErr w:type="spellEnd"/>
-      <w:r>
-        <w:t xml:space="preserve">/* </w:t>
+        <w:t xml:space="preserve">/ws/* </w:t>
       </w:r>
       <w:r>
         <w:t>路径直接放行（</w:t>
@@ -7001,15 +5312,7 @@
         <w:t xml:space="preserve"> token</w:t>
       </w:r>
       <w:r>
-        <w:t>，业务</w:t>
-      </w:r>
-      <w:proofErr w:type="gramStart"/>
-      <w:r>
-        <w:t>层独立</w:t>
-      </w:r>
-      <w:proofErr w:type="gramEnd"/>
-      <w:r>
-        <w:t>校验）。</w:t>
+        <w:t>，业务层独立校验）。</w:t>
       </w:r>
     </w:p>
     <w:p>
@@ -7064,29 +5367,13 @@
         <w:t>直接</w:t>
       </w:r>
       <w:r>
-        <w:t xml:space="preserve"> </w:t>
-      </w:r>
-      <w:proofErr w:type="spellStart"/>
-      <w:r>
-        <w:t>request.getHeader</w:t>
-      </w:r>
-      <w:proofErr w:type="spellEnd"/>
-      <w:r>
-        <w:t xml:space="preserve">("X-User-Id") </w:t>
+        <w:t xml:space="preserve"> request.getHeader("X-User-Id") </w:t>
       </w:r>
       <w:r>
         <w:t>即可拿到用户身份；角色判断使用</w:t>
       </w:r>
       <w:r>
-        <w:t xml:space="preserve"> </w:t>
-      </w:r>
-      <w:proofErr w:type="spellStart"/>
-      <w:r>
-        <w:t>RoleNames</w:t>
-      </w:r>
-      <w:proofErr w:type="spellEnd"/>
-      <w:r>
-        <w:t xml:space="preserve"> </w:t>
+        <w:t xml:space="preserve"> RoleNames </w:t>
       </w:r>
       <w:r>
         <w:t>字符串常量（</w:t>
@@ -7103,26 +5390,13 @@
         <w:ind w:left="567"/>
       </w:pPr>
       <w:r>
-        <w:t xml:space="preserve">• </w:t>
-      </w:r>
-      <w:proofErr w:type="spellStart"/>
-      <w:r>
-        <w:t>GlobalFilter</w:t>
-      </w:r>
-      <w:proofErr w:type="spellEnd"/>
-      <w:r>
-        <w:t xml:space="preserve"> </w:t>
+        <w:t xml:space="preserve">• GlobalFilter </w:t>
       </w:r>
       <w:r>
         <w:t>优先级：</w:t>
       </w:r>
-      <w:proofErr w:type="spellStart"/>
-      <w:r>
-        <w:t>getOrder</w:t>
-      </w:r>
-      <w:proofErr w:type="spellEnd"/>
-      <w:r>
-        <w:t xml:space="preserve">() </w:t>
+      <w:r>
+        <w:t xml:space="preserve">getOrder() </w:t>
       </w:r>
       <w:r>
         <w:t>返回</w:t>
@@ -7211,17 +5485,8 @@
           <w:rFonts w:ascii="Consolas" w:eastAsia="Consolas" w:hAnsi="Consolas"/>
           <w:sz w:val="18"/>
         </w:rPr>
-        <w:t xml:space="preserve">UPDATE </w:t>
-      </w:r>
-      <w:proofErr w:type="spellStart"/>
-      <w:r>
-        <w:rPr>
-          <w:rFonts w:ascii="Consolas" w:eastAsia="Consolas" w:hAnsi="Consolas"/>
-          <w:sz w:val="18"/>
-        </w:rPr>
-        <w:t>menu_dish</w:t>
-      </w:r>
-      <w:proofErr w:type="spellEnd"/>
+        <w:t>UPDATE menu_dish</w:t>
+      </w:r>
     </w:p>
     <w:p>
       <w:pPr>
@@ -7272,53 +5537,42 @@
       <w:r>
         <w:t xml:space="preserve"> </w:t>
       </w:r>
-      <w:proofErr w:type="spellStart"/>
       <w:r>
         <w:rPr>
           <w:rFonts w:ascii="Consolas" w:eastAsia="Consolas" w:hAnsi="Consolas"/>
           <w:sz w:val="20"/>
         </w:rPr>
-        <w:t>affectedRows</w:t>
-      </w:r>
-      <w:proofErr w:type="spellEnd"/>
+        <w:t>affectedRows == 0</w:t>
+      </w:r>
+      <w:r>
+        <w:t xml:space="preserve"> </w:t>
+      </w:r>
+      <w:r>
+        <w:t>即视为库存不足，抛</w:t>
+      </w:r>
+      <w:r>
+        <w:t xml:space="preserve"> </w:t>
+      </w:r>
       <w:r>
         <w:rPr>
           <w:rFonts w:ascii="Consolas" w:eastAsia="Consolas" w:hAnsi="Consolas"/>
           <w:sz w:val="20"/>
         </w:rPr>
-        <w:t xml:space="preserve"> == 0</w:t>
+        <w:t>STOCK_NOT_ENOUGH(2002)</w:t>
+      </w:r>
+      <w:r>
+        <w:t>。回退操作</w:t>
       </w:r>
       <w:r>
         <w:t xml:space="preserve"> </w:t>
       </w:r>
       <w:r>
-        <w:t>即视为库存不足，抛</w:t>
-      </w:r>
-      <w:r>
-        <w:t xml:space="preserve"> </w:t>
-      </w:r>
-      <w:r>
         <w:rPr>
           <w:rFonts w:ascii="Consolas" w:eastAsia="Consolas" w:hAnsi="Consolas"/>
           <w:sz w:val="20"/>
         </w:rPr>
-        <w:t>STOCK_NOT_ENOUGH(2002)</w:t>
-      </w:r>
-      <w:r>
-        <w:t>。回退操作</w:t>
-      </w:r>
-      <w:r>
-        <w:t xml:space="preserve"> </w:t>
-      </w:r>
-      <w:proofErr w:type="spellStart"/>
-      <w:r>
-        <w:rPr>
-          <w:rFonts w:ascii="Consolas" w:eastAsia="Consolas" w:hAnsi="Consolas"/>
-          <w:sz w:val="20"/>
-        </w:rPr>
         <w:t>restoreStock</w:t>
       </w:r>
-      <w:proofErr w:type="spellEnd"/>
       <w:r>
         <w:t xml:space="preserve"> </w:t>
       </w:r>
@@ -7458,15 +5712,7 @@
         <w:t>写入</w:t>
       </w:r>
       <w:r>
-        <w:t xml:space="preserve"> </w:t>
-      </w:r>
-      <w:proofErr w:type="spellStart"/>
-      <w:r>
-        <w:t>currentKey</w:t>
-      </w:r>
-      <w:proofErr w:type="spellEnd"/>
-      <w:r>
-        <w:t xml:space="preserve"> </w:t>
+        <w:t xml:space="preserve"> currentKey </w:t>
       </w:r>
       <w:r>
         <w:t>标记当前正在被叫号的订单；</w:t>
@@ -7483,29 +5729,13 @@
         <w:t>把</w:t>
       </w:r>
       <w:r>
-        <w:t xml:space="preserve"> </w:t>
-      </w:r>
-      <w:proofErr w:type="spellStart"/>
-      <w:r>
-        <w:t>pickupNo</w:t>
-      </w:r>
-      <w:proofErr w:type="spellEnd"/>
-      <w:r>
-        <w:t xml:space="preserve"> </w:t>
+        <w:t xml:space="preserve"> pickupNo </w:t>
       </w:r>
       <w:r>
         <w:t>推入</w:t>
       </w:r>
       <w:r>
-        <w:t xml:space="preserve"> </w:t>
-      </w:r>
-      <w:proofErr w:type="spellStart"/>
-      <w:r>
-        <w:t>historyKey</w:t>
-      </w:r>
-      <w:proofErr w:type="spellEnd"/>
-      <w:r>
-        <w:t xml:space="preserve"> </w:t>
+        <w:t xml:space="preserve"> historyKey </w:t>
       </w:r>
       <w:r>
         <w:t>并</w:t>
@@ -7535,23 +5765,7 @@
         <w:t>通过</w:t>
       </w:r>
       <w:r>
-        <w:t xml:space="preserve"> </w:t>
-      </w:r>
-      <w:proofErr w:type="spellStart"/>
-      <w:r>
-        <w:t>WebSocketBroadcaster.broadcast</w:t>
-      </w:r>
-      <w:proofErr w:type="spellEnd"/>
-      <w:r>
-        <w:t>(</w:t>
-      </w:r>
-      <w:proofErr w:type="spellStart"/>
-      <w:r>
-        <w:t>json</w:t>
-      </w:r>
-      <w:proofErr w:type="spellEnd"/>
-      <w:r>
-        <w:t xml:space="preserve">) </w:t>
+        <w:t xml:space="preserve"> WebSocketBroadcaster.broadcast(json) </w:t>
       </w:r>
       <w:r>
         <w:t>向所有连接的大屏会话广播</w:t>
@@ -7589,422 +5803,339 @@
           <w:b/>
           <w:sz w:val="26"/>
         </w:rPr>
-        <w:t xml:space="preserve"> —— Spring Cloud </w:t>
-      </w:r>
-      <w:proofErr w:type="spellStart"/>
+        <w:t xml:space="preserve"> —— Spring Cloud OpenFeign</w:t>
+      </w:r>
+    </w:p>
+    <w:p>
+      <w:pPr>
+        <w:ind w:left="567"/>
+      </w:pPr>
+      <w:r>
+        <w:t>• Order → Menu</w:t>
+      </w:r>
+      <w:r>
+        <w:t>：</w:t>
+      </w:r>
+      <w:r>
+        <w:t xml:space="preserve">MenuClient.java </w:t>
+      </w:r>
+      <w:r>
+        <w:t>提供</w:t>
+      </w:r>
+      <w:r>
+        <w:t xml:space="preserve"> getMenuDish / deduct / restore</w:t>
+      </w:r>
+      <w:r>
+        <w:t>。</w:t>
+      </w:r>
+    </w:p>
+    <w:p>
+      <w:pPr>
+        <w:ind w:left="567"/>
+      </w:pPr>
+      <w:r>
+        <w:t>• Order → Pickup</w:t>
+      </w:r>
+      <w:r>
+        <w:t>：</w:t>
+      </w:r>
+      <w:r>
+        <w:t xml:space="preserve">PickupClient.java </w:t>
+      </w:r>
+      <w:r>
+        <w:t>提供</w:t>
+      </w:r>
+      <w:r>
+        <w:t xml:space="preserve"> enqueue / windows</w:t>
+      </w:r>
+      <w:r>
+        <w:t>。</w:t>
+      </w:r>
+    </w:p>
+    <w:p>
+      <w:pPr>
+        <w:ind w:left="567"/>
+      </w:pPr>
+      <w:r>
+        <w:t>• Pickup → Order</w:t>
+      </w:r>
+      <w:r>
+        <w:t>：</w:t>
+      </w:r>
+      <w:r>
+        <w:t xml:space="preserve">OrderRemoteClient </w:t>
+      </w:r>
+      <w:r>
+        <w:t>提供</w:t>
+      </w:r>
+      <w:r>
+        <w:t xml:space="preserve"> findByPickupCode / pickupDone</w:t>
+      </w:r>
+      <w:r>
+        <w:t>。</w:t>
+      </w:r>
+    </w:p>
+    <w:p>
+      <w:pPr>
+        <w:spacing w:after="120" w:line="360" w:lineRule="exact"/>
+      </w:pPr>
+      <w:r>
+        <w:t>所有</w:t>
+      </w:r>
+      <w:r>
+        <w:t xml:space="preserve"> Feign </w:t>
+      </w:r>
+      <w:r>
+        <w:t>接口通过</w:t>
+      </w:r>
+      <w:r>
+        <w:t xml:space="preserve"> Nacos </w:t>
+      </w:r>
+      <w:r>
+        <w:t>服务发现自动负载均衡（</w:t>
+      </w:r>
+      <w:r>
+        <w:rPr>
+          <w:rFonts w:ascii="Consolas" w:eastAsia="Consolas" w:hAnsi="Consolas"/>
+          <w:sz w:val="20"/>
+        </w:rPr>
+        <w:t>@FeignClient(name = "canteen-xxx-service")</w:t>
+      </w:r>
+      <w:r>
+        <w:t>）。</w:t>
+      </w:r>
+    </w:p>
+    <w:p>
+      <w:pPr>
+        <w:spacing w:before="240" w:after="160"/>
+      </w:pPr>
       <w:r>
         <w:rPr>
           <w:rFonts w:ascii="Arial" w:eastAsia="黑体" w:hAnsi="Arial"/>
           <w:b/>
           <w:sz w:val="26"/>
         </w:rPr>
-        <w:t>OpenFeign</w:t>
-      </w:r>
-      <w:proofErr w:type="spellEnd"/>
-    </w:p>
-    <w:p>
-      <w:pPr>
-        <w:ind w:left="567"/>
-      </w:pPr>
-      <w:r>
-        <w:t>• Order → Menu</w:t>
-      </w:r>
-      <w:r>
-        <w:t>：</w:t>
-      </w:r>
-      <w:r>
-        <w:t xml:space="preserve">MenuClient.java </w:t>
-      </w:r>
-      <w:r>
-        <w:t>提供</w:t>
-      </w:r>
-      <w:r>
-        <w:t xml:space="preserve"> </w:t>
-      </w:r>
-      <w:proofErr w:type="spellStart"/>
-      <w:r>
-        <w:t>getMenuDish</w:t>
-      </w:r>
-      <w:proofErr w:type="spellEnd"/>
-      <w:r>
-        <w:t xml:space="preserve"> / deduct / restore</w:t>
-      </w:r>
-      <w:r>
-        <w:t>。</w:t>
-      </w:r>
-    </w:p>
-    <w:p>
-      <w:pPr>
-        <w:ind w:left="567"/>
-      </w:pPr>
-      <w:r>
-        <w:t>• Order → Pickup</w:t>
-      </w:r>
-      <w:r>
-        <w:t>：</w:t>
-      </w:r>
-      <w:r>
-        <w:t xml:space="preserve">PickupClient.java </w:t>
-      </w:r>
-      <w:r>
-        <w:t>提供</w:t>
-      </w:r>
-      <w:r>
-        <w:t xml:space="preserve"> enqueue / windows</w:t>
-      </w:r>
-      <w:r>
-        <w:t>。</w:t>
-      </w:r>
-    </w:p>
-    <w:p>
-      <w:pPr>
-        <w:ind w:left="567"/>
-      </w:pPr>
-      <w:r>
-        <w:t>• Pickup → Order</w:t>
-      </w:r>
-      <w:r>
-        <w:t>：</w:t>
-      </w:r>
-      <w:proofErr w:type="spellStart"/>
-      <w:r>
-        <w:t>OrderRemoteClient</w:t>
-      </w:r>
-      <w:proofErr w:type="spellEnd"/>
-      <w:r>
-        <w:t xml:space="preserve"> </w:t>
-      </w:r>
-      <w:r>
-        <w:t>提供</w:t>
-      </w:r>
-      <w:r>
-        <w:t xml:space="preserve"> </w:t>
-      </w:r>
-      <w:proofErr w:type="spellStart"/>
-      <w:r>
-        <w:t>findByPickupCode</w:t>
-      </w:r>
-      <w:proofErr w:type="spellEnd"/>
-      <w:r>
-        <w:t xml:space="preserve"> / </w:t>
-      </w:r>
-      <w:proofErr w:type="spellStart"/>
-      <w:r>
-        <w:t>pickupDone</w:t>
-      </w:r>
-      <w:proofErr w:type="spellEnd"/>
-      <w:r>
-        <w:t>。</w:t>
-      </w:r>
-    </w:p>
-    <w:p>
-      <w:pPr>
-        <w:spacing w:after="120" w:line="360" w:lineRule="exact"/>
-      </w:pPr>
-      <w:r>
-        <w:t>所有</w:t>
-      </w:r>
-      <w:r>
-        <w:t xml:space="preserve"> Feign </w:t>
-      </w:r>
-      <w:r>
-        <w:t>接口通过</w:t>
-      </w:r>
-      <w:r>
-        <w:t xml:space="preserve"> </w:t>
-      </w:r>
-      <w:proofErr w:type="spellStart"/>
-      <w:r>
-        <w:t>Nacos</w:t>
-      </w:r>
-      <w:proofErr w:type="spellEnd"/>
-      <w:r>
-        <w:t xml:space="preserve"> </w:t>
-      </w:r>
-      <w:r>
-        <w:t>服务发现自动负载均衡（</w:t>
-      </w:r>
-      <w:r>
-        <w:rPr>
-          <w:rFonts w:ascii="Consolas" w:eastAsia="Consolas" w:hAnsi="Consolas"/>
-          <w:sz w:val="20"/>
-        </w:rPr>
-        <w:t>@FeignClient(name = "canteen-xxx-service")</w:t>
-      </w:r>
-      <w:r>
-        <w:t>）。</w:t>
-      </w:r>
-    </w:p>
-    <w:p>
-      <w:pPr>
-        <w:spacing w:before="240" w:after="160"/>
-      </w:pPr>
+        <w:t xml:space="preserve">5.5 WebSocket </w:t>
+      </w:r>
       <w:r>
         <w:rPr>
           <w:rFonts w:ascii="Arial" w:eastAsia="黑体" w:hAnsi="Arial"/>
           <w:b/>
           <w:sz w:val="26"/>
         </w:rPr>
-        <w:t xml:space="preserve">5.5 WebSocket </w:t>
-      </w:r>
+        <w:t>推送</w:t>
+      </w:r>
+    </w:p>
+    <w:p>
+      <w:pPr>
+        <w:ind w:left="567"/>
+      </w:pPr>
+      <w:r>
+        <w:t xml:space="preserve">• </w:t>
+      </w:r>
+      <w:r>
+        <w:t>端点：</w:t>
+      </w:r>
+      <w:r>
+        <w:t>/ws/pickup</w:t>
+      </w:r>
+      <w:r>
+        <w:t>（在</w:t>
+      </w:r>
+      <w:r>
+        <w:t xml:space="preserve"> WebSocketConfig.java </w:t>
+      </w:r>
+      <w:r>
+        <w:t>注册）。</w:t>
+      </w:r>
+    </w:p>
+    <w:p>
+      <w:pPr>
+        <w:ind w:left="567"/>
+      </w:pPr>
+      <w:r>
+        <w:t xml:space="preserve">• </w:t>
+      </w:r>
+      <w:r>
+        <w:t>单实例广播：使用</w:t>
+      </w:r>
+      <w:r>
+        <w:t xml:space="preserve"> CopyOnWriteArraySet&lt;WebSocketSession&gt; </w:t>
+      </w:r>
+      <w:r>
+        <w:t>维护会话集合（</w:t>
+      </w:r>
+      <w:r>
+        <w:t>WebSocketBroadcaster.java</w:t>
+      </w:r>
+      <w:r>
+        <w:t>）。</w:t>
+      </w:r>
+    </w:p>
+    <w:p>
+      <w:pPr>
+        <w:ind w:left="567"/>
+      </w:pPr>
+      <w:r>
+        <w:t xml:space="preserve">• </w:t>
+      </w:r>
+      <w:r>
+        <w:t>消息协议：</w:t>
+      </w:r>
+      <w:r>
+        <w:t>{"type":"CALL"|"PICKED","windowId":...,"orderId":...,"pickupNo":"A001"}</w:t>
+      </w:r>
+      <w:r>
+        <w:t>。</w:t>
+      </w:r>
+    </w:p>
+    <w:p>
+      <w:pPr>
+        <w:ind w:left="567"/>
+      </w:pPr>
+      <w:r>
+        <w:t xml:space="preserve">• </w:t>
+      </w:r>
+      <w:r>
+        <w:t>集群扩展方向：当</w:t>
+      </w:r>
+      <w:r>
+        <w:t xml:space="preserve"> pickup </w:t>
+      </w:r>
+      <w:r>
+        <w:t>实例</w:t>
+      </w:r>
+      <w:r>
+        <w:t xml:space="preserve"> ≥2 </w:t>
+      </w:r>
+      <w:r>
+        <w:t>时，需引入</w:t>
+      </w:r>
+      <w:r>
+        <w:t xml:space="preserve"> Redis Pub/Sub </w:t>
+      </w:r>
+      <w:r>
+        <w:t>把广播放大到所有实例（当前评分要求未涉及）。</w:t>
+      </w:r>
+    </w:p>
+    <w:p>
+      <w:pPr>
+        <w:spacing w:before="240" w:after="160"/>
+      </w:pPr>
       <w:r>
         <w:rPr>
           <w:rFonts w:ascii="Arial" w:eastAsia="黑体" w:hAnsi="Arial"/>
           <w:b/>
           <w:sz w:val="26"/>
         </w:rPr>
-        <w:t>推送</w:t>
-      </w:r>
-    </w:p>
-    <w:p>
-      <w:pPr>
-        <w:ind w:left="567"/>
-      </w:pPr>
-      <w:r>
-        <w:t xml:space="preserve">• </w:t>
-      </w:r>
-      <w:r>
-        <w:t>端点：</w:t>
-      </w:r>
-      <w:r>
-        <w:t>/</w:t>
-      </w:r>
-      <w:proofErr w:type="spellStart"/>
-      <w:r>
-        <w:t>ws</w:t>
-      </w:r>
-      <w:proofErr w:type="spellEnd"/>
-      <w:r>
-        <w:t>/pickup</w:t>
-      </w:r>
-      <w:r>
-        <w:t>（在</w:t>
-      </w:r>
-      <w:r>
-        <w:t xml:space="preserve"> WebSocketConfig.java </w:t>
-      </w:r>
-      <w:r>
-        <w:t>注册）。</w:t>
-      </w:r>
-    </w:p>
-    <w:p>
-      <w:pPr>
-        <w:ind w:left="567"/>
-      </w:pPr>
-      <w:r>
-        <w:t xml:space="preserve">• </w:t>
-      </w:r>
-      <w:r>
-        <w:t>单实例广播：使用</w:t>
-      </w:r>
-      <w:r>
-        <w:t xml:space="preserve"> </w:t>
-      </w:r>
-      <w:proofErr w:type="spellStart"/>
-      <w:r>
-        <w:t>CopyOnWriteArraySet</w:t>
-      </w:r>
-      <w:proofErr w:type="spellEnd"/>
-      <w:r>
-        <w:t>&lt;</w:t>
-      </w:r>
-      <w:proofErr w:type="spellStart"/>
-      <w:r>
-        <w:t>WebSocketSession</w:t>
-      </w:r>
-      <w:proofErr w:type="spellEnd"/>
-      <w:r>
-        <w:t xml:space="preserve">&gt; </w:t>
-      </w:r>
-      <w:r>
-        <w:t>维护会话集合（</w:t>
-      </w:r>
-      <w:r>
-        <w:t>WebSocketBroadcaster.java</w:t>
-      </w:r>
-      <w:r>
-        <w:t>）。</w:t>
-      </w:r>
-    </w:p>
-    <w:p>
-      <w:pPr>
-        <w:ind w:left="567"/>
-      </w:pPr>
-      <w:r>
-        <w:t xml:space="preserve">• </w:t>
-      </w:r>
-      <w:r>
-        <w:t>消息协议：</w:t>
-      </w:r>
-      <w:r>
-        <w:t>{"type":"CALL"|"PICKED","windowId</w:t>
-      </w:r>
-      <w:proofErr w:type="gramStart"/>
-      <w:r>
-        <w:t>":...</w:t>
-      </w:r>
-      <w:proofErr w:type="gramEnd"/>
-      <w:r>
-        <w:t>,"orderId</w:t>
-      </w:r>
-      <w:proofErr w:type="gramStart"/>
-      <w:r>
-        <w:t>":...</w:t>
-      </w:r>
-      <w:proofErr w:type="gramEnd"/>
-      <w:r>
-        <w:t>,"pickupNo":"A001</w:t>
-      </w:r>
-      <w:proofErr w:type="gramStart"/>
-      <w:r>
-        <w:t>"}</w:t>
-      </w:r>
-      <w:r>
-        <w:t>。</w:t>
-      </w:r>
-      <w:proofErr w:type="gramEnd"/>
-    </w:p>
-    <w:p>
-      <w:pPr>
-        <w:ind w:left="567"/>
-      </w:pPr>
-      <w:r>
-        <w:t xml:space="preserve">• </w:t>
-      </w:r>
-      <w:r>
-        <w:t>集群扩展方向：当</w:t>
-      </w:r>
-      <w:r>
-        <w:t xml:space="preserve"> pickup </w:t>
-      </w:r>
-      <w:r>
-        <w:t>实例</w:t>
-      </w:r>
-      <w:r>
-        <w:t xml:space="preserve"> ≥2 </w:t>
-      </w:r>
-      <w:r>
-        <w:t>时，需引入</w:t>
-      </w:r>
-      <w:r>
-        <w:t xml:space="preserve"> Redis Pub/Sub </w:t>
-      </w:r>
-      <w:r>
-        <w:t>把广播放大到所有实例（当前评分要求未涉及）。</w:t>
-      </w:r>
-    </w:p>
-    <w:p>
-      <w:pPr>
-        <w:spacing w:before="240" w:after="160"/>
-      </w:pPr>
+        <w:t xml:space="preserve">5.6 Token </w:t>
+      </w:r>
       <w:r>
         <w:rPr>
           <w:rFonts w:ascii="Arial" w:eastAsia="黑体" w:hAnsi="Arial"/>
           <w:b/>
           <w:sz w:val="26"/>
         </w:rPr>
-        <w:t xml:space="preserve">5.6 Token </w:t>
-      </w:r>
+        <w:t>刷新</w:t>
+      </w:r>
+    </w:p>
+    <w:p>
+      <w:pPr>
+        <w:spacing w:after="120" w:line="360" w:lineRule="exact"/>
+      </w:pPr>
+      <w:r>
+        <w:rPr>
+          <w:color w:val="0563C1"/>
+          <w:u w:val="single"/>
+        </w:rPr>
+        <w:t>UserService.refresh</w:t>
+      </w:r>
+      <w:r>
+        <w:t>：</w:t>
+      </w:r>
+    </w:p>
+    <w:p>
+      <w:pPr>
+        <w:ind w:left="567"/>
+      </w:pPr>
+      <w:r>
+        <w:t xml:space="preserve">• </w:t>
+      </w:r>
+      <w:r>
+        <w:t>允许在</w:t>
+      </w:r>
+      <w:r>
+        <w:t xml:space="preserve"> Token </w:t>
+      </w:r>
+      <w:r>
+        <w:t>过期</w:t>
+      </w:r>
+      <w:r>
+        <w:t xml:space="preserve"> 7 </w:t>
+      </w:r>
+      <w:r>
+        <w:t>天宽限期内刷新（</w:t>
+      </w:r>
+      <w:r>
+        <w:t>exp + 7d &gt; now</w:t>
+      </w:r>
+      <w:r>
+        <w:t>）；</w:t>
+      </w:r>
+    </w:p>
+    <w:p>
+      <w:pPr>
+        <w:ind w:left="567"/>
+      </w:pPr>
+      <w:r>
+        <w:t xml:space="preserve">• </w:t>
+      </w:r>
+      <w:r>
+        <w:t>颁发新</w:t>
+      </w:r>
+      <w:r>
+        <w:t xml:space="preserve"> Token </w:t>
+      </w:r>
+      <w:r>
+        <w:t>时携带最新用户角色与昵称；</w:t>
+      </w:r>
+    </w:p>
+    <w:p>
+      <w:pPr>
+        <w:ind w:left="567"/>
+      </w:pPr>
+      <w:r>
+        <w:t xml:space="preserve">• </w:t>
+      </w:r>
+      <w:r>
+        <w:t>用户被禁用（</w:t>
+      </w:r>
+      <w:r>
+        <w:t>status = 0</w:t>
+      </w:r>
+      <w:r>
+        <w:t>）则刷新失败。</w:t>
+      </w:r>
+    </w:p>
+    <w:p>
+      <w:pPr>
+        <w:spacing w:before="240" w:after="160"/>
+      </w:pPr>
       <w:r>
         <w:rPr>
           <w:rFonts w:ascii="Arial" w:eastAsia="黑体" w:hAnsi="Arial"/>
           <w:b/>
           <w:sz w:val="26"/>
         </w:rPr>
-        <w:t>刷新</w:t>
-      </w:r>
-    </w:p>
-    <w:p>
-      <w:pPr>
-        <w:spacing w:after="120" w:line="360" w:lineRule="exact"/>
-      </w:pPr>
-      <w:proofErr w:type="spellStart"/>
-      <w:r>
-        <w:rPr>
-          <w:color w:val="0563C1"/>
-          <w:u w:val="single"/>
-        </w:rPr>
-        <w:t>UserService.refresh</w:t>
-      </w:r>
-      <w:proofErr w:type="spellEnd"/>
-      <w:r>
-        <w:t>：</w:t>
-      </w:r>
-    </w:p>
-    <w:p>
-      <w:pPr>
-        <w:ind w:left="567"/>
-      </w:pPr>
-      <w:r>
-        <w:t xml:space="preserve">• </w:t>
-      </w:r>
-      <w:r>
-        <w:t>允许在</w:t>
-      </w:r>
-      <w:r>
-        <w:t xml:space="preserve"> Token </w:t>
-      </w:r>
-      <w:r>
-        <w:t>过期</w:t>
-      </w:r>
-      <w:r>
-        <w:t xml:space="preserve"> 7 </w:t>
-      </w:r>
-      <w:r>
-        <w:t>天宽限期内刷新（</w:t>
-      </w:r>
-      <w:r>
-        <w:t>exp + 7d &gt; now</w:t>
-      </w:r>
-      <w:r>
-        <w:t>）；</w:t>
-      </w:r>
-    </w:p>
-    <w:p>
-      <w:pPr>
-        <w:ind w:left="567"/>
-      </w:pPr>
-      <w:r>
-        <w:t xml:space="preserve">• </w:t>
-      </w:r>
-      <w:r>
-        <w:t>颁发新</w:t>
-      </w:r>
-      <w:r>
-        <w:t xml:space="preserve"> Token </w:t>
-      </w:r>
-      <w:r>
-        <w:t>时携带最新用户角色与昵称；</w:t>
-      </w:r>
-    </w:p>
-    <w:p>
-      <w:pPr>
-        <w:ind w:left="567"/>
-      </w:pPr>
-      <w:r>
-        <w:t xml:space="preserve">• </w:t>
-      </w:r>
-      <w:r>
-        <w:t>用户被禁用（</w:t>
-      </w:r>
-      <w:r>
-        <w:t>status = 0</w:t>
-      </w:r>
-      <w:r>
-        <w:t>）则刷新失败。</w:t>
-      </w:r>
-    </w:p>
-    <w:p>
-      <w:pPr>
-        <w:spacing w:before="240" w:after="160"/>
-      </w:pPr>
+        <w:t xml:space="preserve">5.7 </w:t>
+      </w:r>
       <w:r>
         <w:rPr>
           <w:rFonts w:ascii="Arial" w:eastAsia="黑体" w:hAnsi="Arial"/>
           <w:b/>
           <w:sz w:val="26"/>
         </w:rPr>
-        <w:t xml:space="preserve">5.7 </w:t>
+        <w:t>配置中心</w:t>
       </w:r>
       <w:r>
         <w:rPr>
@@ -8012,33 +6143,7 @@
           <w:b/>
           <w:sz w:val="26"/>
         </w:rPr>
-        <w:t>配置中心</w:t>
-      </w:r>
-      <w:r>
-        <w:rPr>
-          <w:rFonts w:ascii="Arial" w:eastAsia="黑体" w:hAnsi="Arial"/>
-          <w:b/>
-          <w:sz w:val="26"/>
-        </w:rPr>
-        <w:t xml:space="preserve"> —— </w:t>
-      </w:r>
-      <w:proofErr w:type="spellStart"/>
-      <w:r>
-        <w:rPr>
-          <w:rFonts w:ascii="Arial" w:eastAsia="黑体" w:hAnsi="Arial"/>
-          <w:b/>
-          <w:sz w:val="26"/>
-        </w:rPr>
-        <w:t>Nacos</w:t>
-      </w:r>
-      <w:proofErr w:type="spellEnd"/>
-      <w:r>
-        <w:rPr>
-          <w:rFonts w:ascii="Arial" w:eastAsia="黑体" w:hAnsi="Arial"/>
-          <w:b/>
-          <w:sz w:val="26"/>
-        </w:rPr>
-        <w:t xml:space="preserve"> Config</w:t>
+        <w:t xml:space="preserve"> —— Nacos Config</w:t>
       </w:r>
     </w:p>
     <w:p>
@@ -8051,7 +6156,6 @@
       <w:r>
         <w:t xml:space="preserve"> </w:t>
       </w:r>
-      <w:proofErr w:type="spellStart"/>
       <w:r>
         <w:rPr>
           <w:rFonts w:ascii="Consolas" w:eastAsia="Consolas" w:hAnsi="Consolas"/>
@@ -8059,7 +6163,6 @@
         </w:rPr>
         <w:t>application.yml</w:t>
       </w:r>
-      <w:proofErr w:type="spellEnd"/>
       <w:r>
         <w:t xml:space="preserve"> </w:t>
       </w:r>
@@ -8103,39 +6206,7 @@
           <w:rFonts w:ascii="Consolas" w:eastAsia="Consolas" w:hAnsi="Consolas"/>
           <w:sz w:val="18"/>
         </w:rPr>
-        <w:t xml:space="preserve">    import: </w:t>
-      </w:r>
-      <w:proofErr w:type="gramStart"/>
-      <w:r>
-        <w:rPr>
-          <w:rFonts w:ascii="Consolas" w:eastAsia="Consolas" w:hAnsi="Consolas"/>
-          <w:sz w:val="18"/>
-        </w:rPr>
-        <w:t>optional:nacos</w:t>
-      </w:r>
-      <w:proofErr w:type="gramEnd"/>
-      <w:r>
-        <w:rPr>
-          <w:rFonts w:ascii="Consolas" w:eastAsia="Consolas" w:hAnsi="Consolas"/>
-          <w:sz w:val="18"/>
-        </w:rPr>
-        <w:t>:${spring.application.name</w:t>
-      </w:r>
-      <w:proofErr w:type="gramStart"/>
-      <w:r>
-        <w:rPr>
-          <w:rFonts w:ascii="Consolas" w:eastAsia="Consolas" w:hAnsi="Consolas"/>
-          <w:sz w:val="18"/>
-        </w:rPr>
-        <w:t>}.yml</w:t>
-      </w:r>
-      <w:proofErr w:type="gramEnd"/>
-      <w:r>
-        <w:rPr>
-          <w:rFonts w:ascii="Consolas" w:eastAsia="Consolas" w:hAnsi="Consolas"/>
-          <w:sz w:val="18"/>
-        </w:rPr>
-        <w:t>?group=DEFAULT_GROUP&amp;refreshEnabled=true</w:t>
+        <w:t xml:space="preserve">    import: optional:nacos:${spring.application.name}.yml?group=DEFAULT_GROUP&amp;refreshEnabled=true</w:t>
       </w:r>
     </w:p>
     <w:p>
@@ -8161,76 +6232,50 @@
       <w:r>
         <w:t xml:space="preserve"> </w:t>
       </w:r>
-      <w:proofErr w:type="spellStart"/>
       <w:r>
         <w:rPr>
           <w:rFonts w:ascii="Consolas" w:eastAsia="Consolas" w:hAnsi="Consolas"/>
           <w:sz w:val="20"/>
         </w:rPr>
-        <w:t>nacos</w:t>
-      </w:r>
-      <w:proofErr w:type="spellEnd"/>
+        <w:t>nacos/canteen-*.yml</w:t>
+      </w:r>
+      <w:r>
+        <w:t>，</w:t>
+      </w:r>
+      <w:r>
+        <w:t xml:space="preserve">K3S </w:t>
+      </w:r>
+      <w:r>
+        <w:t>部署时通过环境变量</w:t>
+      </w:r>
+      <w:r>
+        <w:t xml:space="preserve"> </w:t>
+      </w:r>
       <w:r>
         <w:rPr>
           <w:rFonts w:ascii="Consolas" w:eastAsia="Consolas" w:hAnsi="Consolas"/>
           <w:sz w:val="20"/>
         </w:rPr>
-        <w:t>/canteen-*.</w:t>
-      </w:r>
-      <w:proofErr w:type="spellStart"/>
+        <w:t>SPRING_CLOUD_NACOS_*</w:t>
+      </w:r>
+      <w:r>
+        <w:t xml:space="preserve"> </w:t>
+      </w:r>
+      <w:r>
+        <w:t>把地址改成</w:t>
+      </w:r>
+      <w:r>
+        <w:t xml:space="preserve"> </w:t>
+      </w:r>
       <w:r>
         <w:rPr>
           <w:rFonts w:ascii="Consolas" w:eastAsia="Consolas" w:hAnsi="Consolas"/>
           <w:sz w:val="20"/>
         </w:rPr>
-        <w:t>yml</w:t>
-      </w:r>
-      <w:proofErr w:type="spellEnd"/>
-      <w:r>
-        <w:t>，</w:t>
-      </w:r>
-      <w:r>
-        <w:t xml:space="preserve">K3S </w:t>
-      </w:r>
-      <w:r>
-        <w:t>部署时通过环境变量</w:t>
-      </w:r>
-      <w:r>
-        <w:t xml:space="preserve"> </w:t>
-      </w:r>
-      <w:r>
-        <w:rPr>
-          <w:rFonts w:ascii="Consolas" w:eastAsia="Consolas" w:hAnsi="Consolas"/>
-          <w:sz w:val="20"/>
-        </w:rPr>
-        <w:t>SPRING_CLOUD_NACOS_*</w:t>
-      </w:r>
-      <w:r>
-        <w:t xml:space="preserve"> </w:t>
-      </w:r>
-      <w:r>
-        <w:t>把地址改成</w:t>
-      </w:r>
-      <w:r>
-        <w:t xml:space="preserve"> </w:t>
-      </w:r>
-      <w:r>
-        <w:rPr>
-          <w:rFonts w:ascii="Consolas" w:eastAsia="Consolas" w:hAnsi="Consolas"/>
-          <w:sz w:val="20"/>
-        </w:rPr>
         <w:t>host.k3d.internal:8848</w:t>
       </w:r>
       <w:r>
-        <w:t>，</w:t>
-      </w:r>
-      <w:proofErr w:type="gramStart"/>
-      <w:r>
-        <w:t>业务侧零改动</w:t>
-      </w:r>
-      <w:proofErr w:type="gramEnd"/>
-      <w:r>
-        <w:t>。</w:t>
+        <w:t>，业务侧零改动。</w:t>
       </w:r>
     </w:p>
     <w:p/>
@@ -8279,68 +6324,20 @@
           <w:rFonts w:ascii="Consolas" w:eastAsia="Consolas" w:hAnsi="Consolas"/>
           <w:sz w:val="18"/>
         </w:rPr>
-        <w:t xml:space="preserve">    subgraph </w:t>
-      </w:r>
-      <w:proofErr w:type="spellStart"/>
-      <w:r>
-        <w:rPr>
-          <w:rFonts w:ascii="Consolas" w:eastAsia="Consolas" w:hAnsi="Consolas"/>
-          <w:sz w:val="18"/>
-        </w:rPr>
-        <w:t>DevTime</w:t>
-      </w:r>
-      <w:proofErr w:type="spellEnd"/>
-      <w:r>
-        <w:rPr>
-          <w:rFonts w:ascii="Consolas" w:eastAsia="Consolas" w:hAnsi="Consolas"/>
-          <w:sz w:val="18"/>
-        </w:rPr>
-        <w:t xml:space="preserve"> [开发期 IDEA]</w:t>
-      </w:r>
-    </w:p>
-    <w:p>
-      <w:pPr>
-        <w:spacing w:before="20" w:after="20"/>
-        <w:ind w:left="567"/>
-      </w:pPr>
-      <w:r>
-        <w:rPr>
-          <w:rFonts w:ascii="Consolas" w:eastAsia="Consolas" w:hAnsi="Consolas"/>
-          <w:sz w:val="18"/>
-        </w:rPr>
-        <w:t xml:space="preserve">        IDEA[IntelliJ IDEA] --&gt;|运行 5 </w:t>
-      </w:r>
-      <w:proofErr w:type="gramStart"/>
-      <w:r>
-        <w:rPr>
-          <w:rFonts w:ascii="Consolas" w:eastAsia="Consolas" w:hAnsi="Consolas"/>
-          <w:sz w:val="18"/>
-        </w:rPr>
-        <w:t>个</w:t>
-      </w:r>
-      <w:proofErr w:type="gramEnd"/>
-      <w:r>
-        <w:rPr>
-          <w:rFonts w:ascii="Consolas" w:eastAsia="Consolas" w:hAnsi="Consolas"/>
-          <w:sz w:val="18"/>
-        </w:rPr>
-        <w:t xml:space="preserve"> Application| </w:t>
-      </w:r>
-      <w:proofErr w:type="spellStart"/>
-      <w:r>
-        <w:rPr>
-          <w:rFonts w:ascii="Consolas" w:eastAsia="Consolas" w:hAnsi="Consolas"/>
-          <w:sz w:val="18"/>
-        </w:rPr>
-        <w:t>LocalJVM</w:t>
-      </w:r>
-      <w:proofErr w:type="spellEnd"/>
-      <w:r>
-        <w:rPr>
-          <w:rFonts w:ascii="Consolas" w:eastAsia="Consolas" w:hAnsi="Consolas"/>
-          <w:sz w:val="18"/>
-        </w:rPr>
-        <w:t>[本地 JVM]</w:t>
+        <w:t xml:space="preserve">    subgraph DevTime [开发期 IDEA]</w:t>
+      </w:r>
+    </w:p>
+    <w:p>
+      <w:pPr>
+        <w:spacing w:before="20" w:after="20"/>
+        <w:ind w:left="567"/>
+      </w:pPr>
+      <w:r>
+        <w:rPr>
+          <w:rFonts w:ascii="Consolas" w:eastAsia="Consolas" w:hAnsi="Consolas"/>
+          <w:sz w:val="18"/>
+        </w:rPr>
+        <w:t xml:space="preserve">        IDEA[IntelliJ IDEA] --&gt;|运行 5 个 Application| LocalJVM[本地 JVM]</w:t>
       </w:r>
     </w:p>
     <w:p>
@@ -8379,293 +6376,72 @@
           <w:rFonts w:ascii="Consolas" w:eastAsia="Consolas" w:hAnsi="Consolas"/>
           <w:sz w:val="18"/>
         </w:rPr>
-        <w:t xml:space="preserve">    subgraph </w:t>
-      </w:r>
-      <w:proofErr w:type="spellStart"/>
-      <w:r>
-        <w:rPr>
-          <w:rFonts w:ascii="Consolas" w:eastAsia="Consolas" w:hAnsi="Consolas"/>
-          <w:sz w:val="18"/>
-        </w:rPr>
-        <w:t>BuildTime</w:t>
-      </w:r>
-      <w:proofErr w:type="spellEnd"/>
-      <w:r>
-        <w:rPr>
-          <w:rFonts w:ascii="Consolas" w:eastAsia="Consolas" w:hAnsi="Consolas"/>
-          <w:sz w:val="18"/>
-        </w:rPr>
-        <w:t xml:space="preserve"> [构建期]</w:t>
-      </w:r>
-    </w:p>
-    <w:p>
-      <w:pPr>
-        <w:spacing w:before="20" w:after="20"/>
-        <w:ind w:left="567"/>
-      </w:pPr>
-      <w:r>
-        <w:rPr>
-          <w:rFonts w:ascii="Consolas" w:eastAsia="Consolas" w:hAnsi="Consolas"/>
-          <w:sz w:val="18"/>
-        </w:rPr>
-        <w:t xml:space="preserve">        </w:t>
-      </w:r>
-      <w:proofErr w:type="gramStart"/>
-      <w:r>
-        <w:rPr>
-          <w:rFonts w:ascii="Consolas" w:eastAsia="Consolas" w:hAnsi="Consolas"/>
-          <w:sz w:val="18"/>
-        </w:rPr>
-        <w:t>Maven[</w:t>
-      </w:r>
-      <w:proofErr w:type="spellStart"/>
-      <w:proofErr w:type="gramEnd"/>
-      <w:r>
-        <w:rPr>
-          <w:rFonts w:ascii="Consolas" w:eastAsia="Consolas" w:hAnsi="Consolas"/>
-          <w:sz w:val="18"/>
-        </w:rPr>
-        <w:t>mvn</w:t>
-      </w:r>
-      <w:proofErr w:type="spellEnd"/>
-      <w:r>
-        <w:rPr>
-          <w:rFonts w:ascii="Consolas" w:eastAsia="Consolas" w:hAnsi="Consolas"/>
-          <w:sz w:val="18"/>
-        </w:rPr>
-        <w:t xml:space="preserve"> clean package] --&gt; </w:t>
-      </w:r>
-      <w:proofErr w:type="spellStart"/>
-      <w:r>
-        <w:rPr>
-          <w:rFonts w:ascii="Consolas" w:eastAsia="Consolas" w:hAnsi="Consolas"/>
-          <w:sz w:val="18"/>
-        </w:rPr>
-        <w:t>JarFiles</w:t>
-      </w:r>
-      <w:proofErr w:type="spellEnd"/>
-      <w:r>
-        <w:rPr>
-          <w:rFonts w:ascii="Consolas" w:eastAsia="Consolas" w:hAnsi="Consolas"/>
-          <w:sz w:val="18"/>
-        </w:rPr>
-        <w:t>["*.jar"]</w:t>
-      </w:r>
-    </w:p>
-    <w:p>
-      <w:pPr>
-        <w:spacing w:before="20" w:after="20"/>
-        <w:ind w:left="567"/>
-      </w:pPr>
-      <w:r>
-        <w:rPr>
-          <w:rFonts w:ascii="Consolas" w:eastAsia="Consolas" w:hAnsi="Consolas"/>
-          <w:sz w:val="18"/>
-        </w:rPr>
-        <w:t xml:space="preserve">        </w:t>
-      </w:r>
-      <w:proofErr w:type="spellStart"/>
-      <w:proofErr w:type="gramStart"/>
-      <w:r>
-        <w:rPr>
-          <w:rFonts w:ascii="Consolas" w:eastAsia="Consolas" w:hAnsi="Consolas"/>
-          <w:sz w:val="18"/>
-        </w:rPr>
-        <w:t>Npm</w:t>
-      </w:r>
-      <w:proofErr w:type="spellEnd"/>
-      <w:r>
-        <w:rPr>
-          <w:rFonts w:ascii="Consolas" w:eastAsia="Consolas" w:hAnsi="Consolas"/>
-          <w:sz w:val="18"/>
-        </w:rPr>
-        <w:t>[</w:t>
-      </w:r>
-      <w:proofErr w:type="spellStart"/>
-      <w:proofErr w:type="gramEnd"/>
-      <w:r>
-        <w:rPr>
-          <w:rFonts w:ascii="Consolas" w:eastAsia="Consolas" w:hAnsi="Consolas"/>
-          <w:sz w:val="18"/>
-        </w:rPr>
-        <w:t>npm</w:t>
-      </w:r>
-      <w:proofErr w:type="spellEnd"/>
-      <w:r>
-        <w:rPr>
-          <w:rFonts w:ascii="Consolas" w:eastAsia="Consolas" w:hAnsi="Consolas"/>
-          <w:sz w:val="18"/>
-        </w:rPr>
-        <w:t xml:space="preserve"> run build] --&gt; </w:t>
-      </w:r>
-      <w:proofErr w:type="spellStart"/>
-      <w:r>
-        <w:rPr>
-          <w:rFonts w:ascii="Consolas" w:eastAsia="Consolas" w:hAnsi="Consolas"/>
-          <w:sz w:val="18"/>
-        </w:rPr>
-        <w:t>Dist</w:t>
-      </w:r>
-      <w:proofErr w:type="spellEnd"/>
-      <w:r>
-        <w:rPr>
-          <w:rFonts w:ascii="Consolas" w:eastAsia="Consolas" w:hAnsi="Consolas"/>
-          <w:sz w:val="18"/>
-        </w:rPr>
-        <w:t>[</w:t>
-      </w:r>
-      <w:proofErr w:type="spellStart"/>
-      <w:r>
-        <w:rPr>
-          <w:rFonts w:ascii="Consolas" w:eastAsia="Consolas" w:hAnsi="Consolas"/>
-          <w:sz w:val="18"/>
-        </w:rPr>
-        <w:t>dist</w:t>
-      </w:r>
-      <w:proofErr w:type="spellEnd"/>
-      <w:r>
-        <w:rPr>
-          <w:rFonts w:ascii="Consolas" w:eastAsia="Consolas" w:hAnsi="Consolas"/>
-          <w:sz w:val="18"/>
-        </w:rPr>
-        <w:t>/]</w:t>
-      </w:r>
-    </w:p>
-    <w:p>
-      <w:pPr>
-        <w:spacing w:before="20" w:after="20"/>
-        <w:ind w:left="567"/>
-      </w:pPr>
-      <w:r>
-        <w:rPr>
-          <w:rFonts w:ascii="Consolas" w:eastAsia="Consolas" w:hAnsi="Consolas"/>
-          <w:sz w:val="18"/>
-        </w:rPr>
-        <w:t xml:space="preserve">        </w:t>
-      </w:r>
-      <w:proofErr w:type="spellStart"/>
-      <w:r>
-        <w:rPr>
-          <w:rFonts w:ascii="Consolas" w:eastAsia="Consolas" w:hAnsi="Consolas"/>
-          <w:sz w:val="18"/>
-        </w:rPr>
-        <w:t>JarFiles</w:t>
-      </w:r>
-      <w:proofErr w:type="spellEnd"/>
-      <w:r>
-        <w:rPr>
-          <w:rFonts w:ascii="Consolas" w:eastAsia="Consolas" w:hAnsi="Consolas"/>
-          <w:sz w:val="18"/>
-        </w:rPr>
-        <w:t xml:space="preserve"> --&gt; </w:t>
-      </w:r>
-      <w:proofErr w:type="spellStart"/>
-      <w:proofErr w:type="gramStart"/>
-      <w:r>
-        <w:rPr>
-          <w:rFonts w:ascii="Consolas" w:eastAsia="Consolas" w:hAnsi="Consolas"/>
-          <w:sz w:val="18"/>
-        </w:rPr>
-        <w:t>DockerBuild</w:t>
-      </w:r>
-      <w:proofErr w:type="spellEnd"/>
-      <w:r>
-        <w:rPr>
-          <w:rFonts w:ascii="Consolas" w:eastAsia="Consolas" w:hAnsi="Consolas"/>
-          <w:sz w:val="18"/>
-        </w:rPr>
-        <w:t>[</w:t>
-      </w:r>
-      <w:proofErr w:type="gramEnd"/>
-      <w:r>
-        <w:rPr>
-          <w:rFonts w:ascii="Consolas" w:eastAsia="Consolas" w:hAnsi="Consolas"/>
-          <w:sz w:val="18"/>
-        </w:rPr>
-        <w:t>docker build]</w:t>
-      </w:r>
-    </w:p>
-    <w:p>
-      <w:pPr>
-        <w:spacing w:before="20" w:after="20"/>
-        <w:ind w:left="567"/>
-      </w:pPr>
-      <w:r>
-        <w:rPr>
-          <w:rFonts w:ascii="Consolas" w:eastAsia="Consolas" w:hAnsi="Consolas"/>
-          <w:sz w:val="18"/>
-        </w:rPr>
-        <w:t xml:space="preserve">        </w:t>
-      </w:r>
-      <w:proofErr w:type="spellStart"/>
-      <w:r>
-        <w:rPr>
-          <w:rFonts w:ascii="Consolas" w:eastAsia="Consolas" w:hAnsi="Consolas"/>
-          <w:sz w:val="18"/>
-        </w:rPr>
-        <w:t>Dist</w:t>
-      </w:r>
-      <w:proofErr w:type="spellEnd"/>
-      <w:r>
-        <w:rPr>
-          <w:rFonts w:ascii="Consolas" w:eastAsia="Consolas" w:hAnsi="Consolas"/>
-          <w:sz w:val="18"/>
-        </w:rPr>
-        <w:t xml:space="preserve"> --&gt; </w:t>
-      </w:r>
-      <w:proofErr w:type="spellStart"/>
-      <w:r>
-        <w:rPr>
-          <w:rFonts w:ascii="Consolas" w:eastAsia="Consolas" w:hAnsi="Consolas"/>
-          <w:sz w:val="18"/>
-        </w:rPr>
-        <w:t>DockerBuild</w:t>
-      </w:r>
-      <w:proofErr w:type="spellEnd"/>
-    </w:p>
-    <w:p>
-      <w:pPr>
-        <w:spacing w:before="20" w:after="20"/>
-        <w:ind w:left="567"/>
-      </w:pPr>
-      <w:r>
-        <w:rPr>
-          <w:rFonts w:ascii="Consolas" w:eastAsia="Consolas" w:hAnsi="Consolas"/>
-          <w:sz w:val="18"/>
-        </w:rPr>
-        <w:t xml:space="preserve">        </w:t>
-      </w:r>
-      <w:proofErr w:type="spellStart"/>
-      <w:r>
-        <w:rPr>
-          <w:rFonts w:ascii="Consolas" w:eastAsia="Consolas" w:hAnsi="Consolas"/>
-          <w:sz w:val="18"/>
-        </w:rPr>
-        <w:t>DockerBuild</w:t>
-      </w:r>
-      <w:proofErr w:type="spellEnd"/>
-      <w:r>
-        <w:rPr>
-          <w:rFonts w:ascii="Consolas" w:eastAsia="Consolas" w:hAnsi="Consolas"/>
-          <w:sz w:val="18"/>
-        </w:rPr>
-        <w:t xml:space="preserve"> --&gt; </w:t>
-      </w:r>
-      <w:proofErr w:type="spellStart"/>
-      <w:r>
-        <w:rPr>
-          <w:rFonts w:ascii="Consolas" w:eastAsia="Consolas" w:hAnsi="Consolas"/>
-          <w:sz w:val="18"/>
-        </w:rPr>
-        <w:t>Tarball</w:t>
-      </w:r>
-      <w:proofErr w:type="spellEnd"/>
-      <w:r>
-        <w:rPr>
-          <w:rFonts w:ascii="Consolas" w:eastAsia="Consolas" w:hAnsi="Consolas"/>
-          <w:sz w:val="18"/>
-        </w:rPr>
-        <w:t>["images/*.tar"]</w:t>
+        <w:t xml:space="preserve">    subgraph BuildTime [构建期]</w:t>
+      </w:r>
+    </w:p>
+    <w:p>
+      <w:pPr>
+        <w:spacing w:before="20" w:after="20"/>
+        <w:ind w:left="567"/>
+      </w:pPr>
+      <w:r>
+        <w:rPr>
+          <w:rFonts w:ascii="Consolas" w:eastAsia="Consolas" w:hAnsi="Consolas"/>
+          <w:sz w:val="18"/>
+        </w:rPr>
+        <w:t xml:space="preserve">        Maven[mvn clean package] --&gt; JarFiles["*.jar"]</w:t>
+      </w:r>
+    </w:p>
+    <w:p>
+      <w:pPr>
+        <w:spacing w:before="20" w:after="20"/>
+        <w:ind w:left="567"/>
+      </w:pPr>
+      <w:r>
+        <w:rPr>
+          <w:rFonts w:ascii="Consolas" w:eastAsia="Consolas" w:hAnsi="Consolas"/>
+          <w:sz w:val="18"/>
+        </w:rPr>
+        <w:t xml:space="preserve">        Npm[npm run build] --&gt; Dist[dist/]</w:t>
+      </w:r>
+    </w:p>
+    <w:p>
+      <w:pPr>
+        <w:spacing w:before="20" w:after="20"/>
+        <w:ind w:left="567"/>
+      </w:pPr>
+      <w:r>
+        <w:rPr>
+          <w:rFonts w:ascii="Consolas" w:eastAsia="Consolas" w:hAnsi="Consolas"/>
+          <w:sz w:val="18"/>
+        </w:rPr>
+        <w:t xml:space="preserve">        JarFiles --&gt; DockerBuild[docker build]</w:t>
+      </w:r>
+    </w:p>
+    <w:p>
+      <w:pPr>
+        <w:spacing w:before="20" w:after="20"/>
+        <w:ind w:left="567"/>
+      </w:pPr>
+      <w:r>
+        <w:rPr>
+          <w:rFonts w:ascii="Consolas" w:eastAsia="Consolas" w:hAnsi="Consolas"/>
+          <w:sz w:val="18"/>
+        </w:rPr>
+        <w:t xml:space="preserve">        Dist --&gt; DockerBuild</w:t>
+      </w:r>
+    </w:p>
+    <w:p>
+      <w:pPr>
+        <w:spacing w:before="20" w:after="20"/>
+        <w:ind w:left="567"/>
+      </w:pPr>
+      <w:r>
+        <w:rPr>
+          <w:rFonts w:ascii="Consolas" w:eastAsia="Consolas" w:hAnsi="Consolas"/>
+          <w:sz w:val="18"/>
+        </w:rPr>
+        <w:t xml:space="preserve">        DockerBuild --&gt; Tarball["images/*.tar"]</w:t>
       </w:r>
     </w:p>
     <w:p>
@@ -8704,171 +6480,59 @@
           <w:rFonts w:ascii="Consolas" w:eastAsia="Consolas" w:hAnsi="Consolas"/>
           <w:sz w:val="18"/>
         </w:rPr>
-        <w:t xml:space="preserve">    subgraph </w:t>
-      </w:r>
-      <w:proofErr w:type="spellStart"/>
-      <w:r>
-        <w:rPr>
-          <w:rFonts w:ascii="Consolas" w:eastAsia="Consolas" w:hAnsi="Consolas"/>
-          <w:sz w:val="18"/>
-        </w:rPr>
-        <w:t>DeployTime</w:t>
-      </w:r>
-      <w:proofErr w:type="spellEnd"/>
-      <w:r>
-        <w:rPr>
-          <w:rFonts w:ascii="Consolas" w:eastAsia="Consolas" w:hAnsi="Consolas"/>
-          <w:sz w:val="18"/>
-        </w:rPr>
-        <w:t xml:space="preserve"> [部</w:t>
-      </w:r>
-      <w:proofErr w:type="gramStart"/>
-      <w:r>
-        <w:rPr>
-          <w:rFonts w:ascii="Consolas" w:eastAsia="Consolas" w:hAnsi="Consolas"/>
-          <w:sz w:val="18"/>
-        </w:rPr>
-        <w:t>署期</w:t>
-      </w:r>
-      <w:proofErr w:type="gramEnd"/>
-      <w:r>
-        <w:rPr>
-          <w:rFonts w:ascii="Consolas" w:eastAsia="Consolas" w:hAnsi="Consolas"/>
-          <w:sz w:val="18"/>
-        </w:rPr>
-        <w:t xml:space="preserve"> 离线]</w:t>
-      </w:r>
-    </w:p>
-    <w:p>
-      <w:pPr>
-        <w:spacing w:before="20" w:after="20"/>
-        <w:ind w:left="567"/>
-      </w:pPr>
-      <w:r>
-        <w:rPr>
-          <w:rFonts w:ascii="Consolas" w:eastAsia="Consolas" w:hAnsi="Consolas"/>
-          <w:sz w:val="18"/>
-        </w:rPr>
-        <w:t xml:space="preserve">        </w:t>
-      </w:r>
-      <w:proofErr w:type="spellStart"/>
-      <w:r>
-        <w:rPr>
-          <w:rFonts w:ascii="Consolas" w:eastAsia="Consolas" w:hAnsi="Consolas"/>
-          <w:sz w:val="18"/>
-        </w:rPr>
-        <w:t>Tarball</w:t>
-      </w:r>
-      <w:proofErr w:type="spellEnd"/>
-      <w:r>
-        <w:rPr>
-          <w:rFonts w:ascii="Consolas" w:eastAsia="Consolas" w:hAnsi="Consolas"/>
-          <w:sz w:val="18"/>
-        </w:rPr>
-        <w:t xml:space="preserve"> --&gt;|"docker load"| </w:t>
-      </w:r>
-      <w:proofErr w:type="gramStart"/>
-      <w:r>
-        <w:rPr>
-          <w:rFonts w:ascii="Consolas" w:eastAsia="Consolas" w:hAnsi="Consolas"/>
-          <w:sz w:val="18"/>
-        </w:rPr>
-        <w:t>Docker[</w:t>
-      </w:r>
-      <w:proofErr w:type="gramEnd"/>
-      <w:r>
-        <w:rPr>
-          <w:rFonts w:ascii="Consolas" w:eastAsia="Consolas" w:hAnsi="Consolas"/>
-          <w:sz w:val="18"/>
-        </w:rPr>
-        <w:t>Docker Engine]</w:t>
-      </w:r>
-    </w:p>
-    <w:p>
-      <w:pPr>
-        <w:spacing w:before="20" w:after="20"/>
-        <w:ind w:left="567"/>
-      </w:pPr>
-      <w:r>
-        <w:rPr>
-          <w:rFonts w:ascii="Consolas" w:eastAsia="Consolas" w:hAnsi="Consolas"/>
-          <w:sz w:val="18"/>
-        </w:rPr>
-        <w:t xml:space="preserve">        Docker --&gt;|"k3d image import"| K3D[k3d 集群 </w:t>
-      </w:r>
-      <w:proofErr w:type="spellStart"/>
-      <w:r>
-        <w:rPr>
-          <w:rFonts w:ascii="Consolas" w:eastAsia="Consolas" w:hAnsi="Consolas"/>
-          <w:sz w:val="18"/>
-        </w:rPr>
-        <w:t>mycluster</w:t>
-      </w:r>
-      <w:proofErr w:type="spellEnd"/>
-      <w:r>
-        <w:rPr>
-          <w:rFonts w:ascii="Consolas" w:eastAsia="Consolas" w:hAnsi="Consolas"/>
-          <w:sz w:val="18"/>
-        </w:rPr>
-        <w:t>]</w:t>
-      </w:r>
-    </w:p>
-    <w:p>
-      <w:pPr>
-        <w:spacing w:before="20" w:after="20"/>
-        <w:ind w:left="567"/>
-      </w:pPr>
-      <w:r>
-        <w:rPr>
-          <w:rFonts w:ascii="Consolas" w:eastAsia="Consolas" w:hAnsi="Consolas"/>
-          <w:sz w:val="18"/>
-        </w:rPr>
-        <w:t xml:space="preserve">        K3D --&gt; </w:t>
-      </w:r>
-      <w:proofErr w:type="gramStart"/>
-      <w:r>
-        <w:rPr>
-          <w:rFonts w:ascii="Consolas" w:eastAsia="Consolas" w:hAnsi="Consolas"/>
-          <w:sz w:val="18"/>
-        </w:rPr>
-        <w:t>NS[</w:t>
-      </w:r>
-      <w:proofErr w:type="gramEnd"/>
-      <w:r>
-        <w:rPr>
-          <w:rFonts w:ascii="Consolas" w:eastAsia="Consolas" w:hAnsi="Consolas"/>
-          <w:sz w:val="18"/>
-        </w:rPr>
-        <w:t>namespace canteen-offline]</w:t>
-      </w:r>
-    </w:p>
-    <w:p>
-      <w:pPr>
-        <w:spacing w:before="20" w:after="20"/>
-        <w:ind w:left="567"/>
-      </w:pPr>
-      <w:r>
-        <w:rPr>
-          <w:rFonts w:ascii="Consolas" w:eastAsia="Consolas" w:hAnsi="Consolas"/>
-          <w:sz w:val="18"/>
-        </w:rPr>
-        <w:t xml:space="preserve">        NS --&gt; Pods["6 </w:t>
-      </w:r>
-      <w:proofErr w:type="gramStart"/>
-      <w:r>
-        <w:rPr>
-          <w:rFonts w:ascii="Consolas" w:eastAsia="Consolas" w:hAnsi="Consolas"/>
-          <w:sz w:val="18"/>
-        </w:rPr>
-        <w:t>个</w:t>
-      </w:r>
-      <w:proofErr w:type="gramEnd"/>
-      <w:r>
-        <w:rPr>
-          <w:rFonts w:ascii="Consolas" w:eastAsia="Consolas" w:hAnsi="Consolas"/>
-          <w:sz w:val="18"/>
-        </w:rPr>
-        <w:t xml:space="preserve"> Deployment Pod gateway/user/menu/order/pickup/web"]</w:t>
+        <w:t xml:space="preserve">    subgraph DeployTime [部署期 离线]</w:t>
+      </w:r>
+    </w:p>
+    <w:p>
+      <w:pPr>
+        <w:spacing w:before="20" w:after="20"/>
+        <w:ind w:left="567"/>
+      </w:pPr>
+      <w:r>
+        <w:rPr>
+          <w:rFonts w:ascii="Consolas" w:eastAsia="Consolas" w:hAnsi="Consolas"/>
+          <w:sz w:val="18"/>
+        </w:rPr>
+        <w:t xml:space="preserve">        Tarball --&gt;|"docker load"| Docker[Docker Engine]</w:t>
+      </w:r>
+    </w:p>
+    <w:p>
+      <w:pPr>
+        <w:spacing w:before="20" w:after="20"/>
+        <w:ind w:left="567"/>
+      </w:pPr>
+      <w:r>
+        <w:rPr>
+          <w:rFonts w:ascii="Consolas" w:eastAsia="Consolas" w:hAnsi="Consolas"/>
+          <w:sz w:val="18"/>
+        </w:rPr>
+        <w:t xml:space="preserve">        Docker --&gt;|"k3d image import"| K3D[k3d 集群 mycluster]</w:t>
+      </w:r>
+    </w:p>
+    <w:p>
+      <w:pPr>
+        <w:spacing w:before="20" w:after="20"/>
+        <w:ind w:left="567"/>
+      </w:pPr>
+      <w:r>
+        <w:rPr>
+          <w:rFonts w:ascii="Consolas" w:eastAsia="Consolas" w:hAnsi="Consolas"/>
+          <w:sz w:val="18"/>
+        </w:rPr>
+        <w:t xml:space="preserve">        K3D --&gt; NS[namespace canteen-offline]</w:t>
+      </w:r>
+    </w:p>
+    <w:p>
+      <w:pPr>
+        <w:spacing w:before="20" w:after="20"/>
+        <w:ind w:left="567"/>
+      </w:pPr>
+      <w:r>
+        <w:rPr>
+          <w:rFonts w:ascii="Consolas" w:eastAsia="Consolas" w:hAnsi="Consolas"/>
+          <w:sz w:val="18"/>
+        </w:rPr>
+        <w:t xml:space="preserve">        NS --&gt; Pods["6 个 Deployment Pod gateway/user/menu/order/pickup/web"]</w:t>
       </w:r>
     </w:p>
     <w:p>
@@ -8920,122 +6584,33 @@
           <w:rFonts w:ascii="Consolas" w:eastAsia="Consolas" w:hAnsi="Consolas"/>
           <w:sz w:val="18"/>
         </w:rPr>
-        <w:t xml:space="preserve">        Pods --&gt;|"</w:t>
-      </w:r>
-      <w:proofErr w:type="spellStart"/>
-      <w:r>
-        <w:rPr>
-          <w:rFonts w:ascii="Consolas" w:eastAsia="Consolas" w:hAnsi="Consolas"/>
-          <w:sz w:val="18"/>
-        </w:rPr>
-        <w:t>NodePort</w:t>
-      </w:r>
-      <w:proofErr w:type="spellEnd"/>
-      <w:r>
-        <w:rPr>
-          <w:rFonts w:ascii="Consolas" w:eastAsia="Consolas" w:hAnsi="Consolas"/>
-          <w:sz w:val="18"/>
-        </w:rPr>
-        <w:t xml:space="preserve"> 30080"| Browser1[浏览器 网关]</w:t>
-      </w:r>
-    </w:p>
-    <w:p>
-      <w:pPr>
-        <w:spacing w:before="20" w:after="20"/>
-        <w:ind w:left="567"/>
-      </w:pPr>
-      <w:r>
-        <w:rPr>
-          <w:rFonts w:ascii="Consolas" w:eastAsia="Consolas" w:hAnsi="Consolas"/>
-          <w:sz w:val="18"/>
-        </w:rPr>
-        <w:t xml:space="preserve">        Pods --&gt;|"</w:t>
-      </w:r>
-      <w:proofErr w:type="spellStart"/>
-      <w:r>
-        <w:rPr>
-          <w:rFonts w:ascii="Consolas" w:eastAsia="Consolas" w:hAnsi="Consolas"/>
-          <w:sz w:val="18"/>
-        </w:rPr>
-        <w:t>NodePort</w:t>
-      </w:r>
-      <w:proofErr w:type="spellEnd"/>
-      <w:r>
-        <w:rPr>
-          <w:rFonts w:ascii="Consolas" w:eastAsia="Consolas" w:hAnsi="Consolas"/>
-          <w:sz w:val="18"/>
-        </w:rPr>
-        <w:t xml:space="preserve"> 30173"| Browser2[浏览器 前端]</w:t>
-      </w:r>
-    </w:p>
-    <w:p>
-      <w:pPr>
-        <w:spacing w:before="20" w:after="20"/>
-        <w:ind w:left="567"/>
-      </w:pPr>
-      <w:r>
-        <w:rPr>
-          <w:rFonts w:ascii="Consolas" w:eastAsia="Consolas" w:hAnsi="Consolas"/>
-          <w:sz w:val="18"/>
-        </w:rPr>
-        <w:t xml:space="preserve">        Pods </w:t>
-      </w:r>
-      <w:proofErr w:type="gramStart"/>
-      <w:r>
-        <w:rPr>
-          <w:rFonts w:ascii="Consolas" w:eastAsia="Consolas" w:hAnsi="Consolas"/>
-          <w:sz w:val="18"/>
-        </w:rPr>
-        <w:t>-.-</w:t>
-      </w:r>
-      <w:proofErr w:type="gramEnd"/>
-      <w:r>
-        <w:rPr>
-          <w:rFonts w:ascii="Consolas" w:eastAsia="Consolas" w:hAnsi="Consolas"/>
-          <w:sz w:val="18"/>
-        </w:rPr>
-        <w:t xml:space="preserve">&gt;|"host.k3d.internal"| </w:t>
-      </w:r>
-      <w:proofErr w:type="spellStart"/>
-      <w:proofErr w:type="gramStart"/>
-      <w:r>
-        <w:rPr>
-          <w:rFonts w:ascii="Consolas" w:eastAsia="Consolas" w:hAnsi="Consolas"/>
-          <w:sz w:val="18"/>
-        </w:rPr>
-        <w:t>HostNacos</w:t>
-      </w:r>
-      <w:proofErr w:type="spellEnd"/>
-      <w:r>
-        <w:rPr>
-          <w:rFonts w:ascii="Consolas" w:eastAsia="Consolas" w:hAnsi="Consolas"/>
-          <w:sz w:val="18"/>
-        </w:rPr>
-        <w:t>[</w:t>
-      </w:r>
-      <w:proofErr w:type="gramEnd"/>
-      <w:r>
-        <w:rPr>
-          <w:rFonts w:ascii="Consolas" w:eastAsia="Consolas" w:hAnsi="Consolas"/>
-          <w:sz w:val="18"/>
-        </w:rPr>
-        <w:t xml:space="preserve">宿主机 </w:t>
-      </w:r>
-      <w:proofErr w:type="spellStart"/>
-      <w:r>
-        <w:rPr>
-          <w:rFonts w:ascii="Consolas" w:eastAsia="Consolas" w:hAnsi="Consolas"/>
-          <w:sz w:val="18"/>
-        </w:rPr>
-        <w:t>Nacos</w:t>
-      </w:r>
-      <w:proofErr w:type="spellEnd"/>
-      <w:r>
-        <w:rPr>
-          <w:rFonts w:ascii="Consolas" w:eastAsia="Consolas" w:hAnsi="Consolas"/>
-          <w:sz w:val="18"/>
-        </w:rPr>
-        <w:t>/MySQL/Redis]</w:t>
+        <w:t xml:space="preserve">        Pods --&gt;|"NodePort 30080"| Browser1[浏览器 网关]</w:t>
+      </w:r>
+    </w:p>
+    <w:p>
+      <w:pPr>
+        <w:spacing w:before="20" w:after="20"/>
+        <w:ind w:left="567"/>
+      </w:pPr>
+      <w:r>
+        <w:rPr>
+          <w:rFonts w:ascii="Consolas" w:eastAsia="Consolas" w:hAnsi="Consolas"/>
+          <w:sz w:val="18"/>
+        </w:rPr>
+        <w:t xml:space="preserve">        Pods --&gt;|"NodePort 30173"| Browser2[浏览器 前端]</w:t>
+      </w:r>
+    </w:p>
+    <w:p>
+      <w:pPr>
+        <w:spacing w:before="20" w:after="20"/>
+        <w:ind w:left="567"/>
+      </w:pPr>
+      <w:r>
+        <w:rPr>
+          <w:rFonts w:ascii="Consolas" w:eastAsia="Consolas" w:hAnsi="Consolas"/>
+          <w:sz w:val="18"/>
+        </w:rPr>
+        <w:t xml:space="preserve">        Pods -.-&gt;|"host.k3d.internal"| HostNacos[宿主机 Nacos/MySQL/Redis]</w:t>
       </w:r>
     </w:p>
     <w:p>
@@ -9194,13 +6769,8 @@
               <w:t>单接口</w:t>
             </w:r>
             <w:r>
-              <w:t xml:space="preserve"> P95 &lt; 500 </w:t>
-            </w:r>
-            <w:proofErr w:type="spellStart"/>
-            <w:r>
-              <w:t>ms</w:t>
-            </w:r>
-            <w:proofErr w:type="spellEnd"/>
+              <w:t xml:space="preserve"> P95 &lt; 500 ms</w:t>
+            </w:r>
           </w:p>
         </w:tc>
         <w:tc>
@@ -9212,39 +6782,10 @@
               <w:cnfStyle w:val="000000100000" w:firstRow="0" w:lastRow="0" w:firstColumn="0" w:lastColumn="0" w:oddVBand="0" w:evenVBand="0" w:oddHBand="1" w:evenHBand="0" w:firstRowFirstColumn="0" w:firstRowLastColumn="0" w:lastRowFirstColumn="0" w:lastRowLastColumn="0"/>
             </w:pPr>
             <w:r>
-              <w:t>数据库</w:t>
-            </w:r>
-            <w:proofErr w:type="gramStart"/>
-            <w:r>
-              <w:t>表关键字段建索引</w:t>
-            </w:r>
-            <w:proofErr w:type="gramEnd"/>
-            <w:r>
-              <w:t>（</w:t>
-            </w:r>
-            <w:proofErr w:type="spellStart"/>
-            <w:r>
-              <w:t>order_no</w:t>
-            </w:r>
-            <w:proofErr w:type="spellEnd"/>
-            <w:r>
-              <w:t xml:space="preserve"> / </w:t>
-            </w:r>
-            <w:proofErr w:type="spellStart"/>
-            <w:r>
-              <w:t>pickup_code</w:t>
-            </w:r>
-            <w:proofErr w:type="spellEnd"/>
-            <w:r>
-              <w:t xml:space="preserve"> / </w:t>
-            </w:r>
-            <w:proofErr w:type="spellStart"/>
-            <w:r>
-              <w:t>pay_deadline</w:t>
-            </w:r>
-            <w:proofErr w:type="spellEnd"/>
-            <w:r>
-              <w:t xml:space="preserve"> </w:t>
+              <w:t>数据库表关键字段建索引（</w:t>
+            </w:r>
+            <w:r>
+              <w:t xml:space="preserve">order_no / pickup_code / pay_deadline </w:t>
             </w:r>
             <w:r>
               <w:t>等）；</w:t>
@@ -9290,13 +6831,8 @@
             <w:pPr>
               <w:cnfStyle w:val="000000000000" w:firstRow="0" w:lastRow="0" w:firstColumn="0" w:lastColumn="0" w:oddVBand="0" w:evenVBand="0" w:oddHBand="0" w:evenHBand="0" w:firstRowFirstColumn="0" w:firstRowLastColumn="0" w:lastRowFirstColumn="0" w:lastRowLastColumn="0"/>
             </w:pPr>
-            <w:proofErr w:type="gramStart"/>
-            <w:r>
-              <w:t>单服务</w:t>
-            </w:r>
-            <w:proofErr w:type="gramEnd"/>
-            <w:r>
-              <w:t>故障不致全局瘫痪</w:t>
+            <w:r>
+              <w:t>单服务故障不致全局瘫痪</w:t>
             </w:r>
           </w:p>
         </w:tc>
@@ -9320,28 +6856,15 @@
             <w:r>
               <w:t xml:space="preserve"> </w:t>
             </w:r>
-            <w:proofErr w:type="spellStart"/>
             <w:r>
               <w:lastRenderedPageBreak/>
-              <w:t>BusinessException</w:t>
-            </w:r>
-            <w:proofErr w:type="spellEnd"/>
-            <w:r>
-              <w:t xml:space="preserve"> </w:t>
+              <w:t xml:space="preserve">BusinessException </w:t>
             </w:r>
             <w:r>
               <w:t>由</w:t>
             </w:r>
             <w:r>
-              <w:t xml:space="preserve"> </w:t>
-            </w:r>
-            <w:proofErr w:type="spellStart"/>
-            <w:r>
-              <w:t>GlobalExceptionHandler</w:t>
-            </w:r>
-            <w:proofErr w:type="spellEnd"/>
-            <w:r>
-              <w:t xml:space="preserve"> </w:t>
+              <w:t xml:space="preserve"> GlobalExceptionHandler </w:t>
             </w:r>
             <w:r>
               <w:t>转</w:t>
@@ -9350,29 +6873,11 @@
               <w:t xml:space="preserve"> 500 </w:t>
             </w:r>
             <w:r>
-              <w:t>业务码；订单创建</w:t>
-            </w:r>
-            <w:proofErr w:type="gramStart"/>
-            <w:r>
-              <w:t>侧失败自动回滚</w:t>
-            </w:r>
-            <w:proofErr w:type="gramEnd"/>
-            <w:r>
-              <w:t>库存（</w:t>
-            </w:r>
-            <w:proofErr w:type="spellStart"/>
-            <w:r>
-              <w:t>OrdersAppService.create</w:t>
-            </w:r>
-            <w:proofErr w:type="spellEnd"/>
-            <w:r>
-              <w:t xml:space="preserve"> </w:t>
-            </w:r>
-            <w:proofErr w:type="spellStart"/>
-            <w:r>
-              <w:t>restoreStocks</w:t>
-            </w:r>
-            <w:proofErr w:type="spellEnd"/>
+              <w:t>业务码；订单创建侧失败自动回滚库存（</w:t>
+            </w:r>
+            <w:r>
+              <w:t>OrdersAppService.create restoreStocks</w:t>
+            </w:r>
             <w:r>
               <w:t>）</w:t>
             </w:r>
@@ -9403,11 +6908,9 @@
             <w:pPr>
               <w:cnfStyle w:val="000000100000" w:firstRow="0" w:lastRow="0" w:firstColumn="0" w:lastColumn="0" w:oddVBand="0" w:evenVBand="0" w:oddHBand="1" w:evenHBand="0" w:firstRowFirstColumn="0" w:firstRowLastColumn="0" w:lastRowFirstColumn="0" w:lastRowLastColumn="0"/>
             </w:pPr>
-            <w:proofErr w:type="gramStart"/>
             <w:r>
               <w:t>接口防未授权</w:t>
             </w:r>
-            <w:proofErr w:type="gramEnd"/>
             <w:r>
               <w:t xml:space="preserve"> / </w:t>
             </w:r>
@@ -9550,25 +7053,15 @@
             <w:pPr>
               <w:cnfStyle w:val="000000100000" w:firstRow="0" w:lastRow="0" w:firstColumn="0" w:lastColumn="0" w:oddVBand="0" w:evenVBand="0" w:oddHBand="1" w:evenHBand="0" w:firstRowFirstColumn="0" w:firstRowLastColumn="0" w:lastRowFirstColumn="0" w:lastRowLastColumn="0"/>
             </w:pPr>
-            <w:proofErr w:type="spellStart"/>
-            <w:r>
-              <w:t>Nacos</w:t>
-            </w:r>
-            <w:proofErr w:type="spellEnd"/>
-            <w:r>
-              <w:t xml:space="preserve"> </w:t>
+            <w:r>
+              <w:t xml:space="preserve">Nacos </w:t>
             </w:r>
             <w:r>
               <w:t>服务发现</w:t>
             </w:r>
             <w:r>
-              <w:t xml:space="preserve"> + Spring Cloud </w:t>
-            </w:r>
-            <w:proofErr w:type="spellStart"/>
-            <w:r>
-              <w:t>LoadBalancer</w:t>
-            </w:r>
-            <w:proofErr w:type="spellEnd"/>
+              <w:t xml:space="preserve"> + Spring Cloud LoadBalancer</w:t>
+            </w:r>
             <w:r>
               <w:t>；除</w:t>
             </w:r>
@@ -9601,13 +7094,8 @@
             <w:pPr>
               <w:cnfStyle w:val="000000000000" w:firstRow="0" w:lastRow="0" w:firstColumn="0" w:lastColumn="0" w:oddVBand="0" w:evenVBand="0" w:oddHBand="0" w:evenHBand="0" w:firstRowFirstColumn="0" w:firstRowLastColumn="0" w:lastRowFirstColumn="0" w:lastRowLastColumn="0"/>
             </w:pPr>
-            <w:proofErr w:type="gramStart"/>
-            <w:r>
-              <w:t>跨服务</w:t>
-            </w:r>
-            <w:proofErr w:type="gramEnd"/>
-            <w:r>
-              <w:t>行为统一</w:t>
+            <w:r>
+              <w:t>跨服务行为统一</w:t>
             </w:r>
           </w:p>
         </w:tc>
@@ -9620,47 +7108,7 @@
               <w:cnfStyle w:val="000000000000" w:firstRow="0" w:lastRow="0" w:firstColumn="0" w:lastColumn="0" w:oddVBand="0" w:evenVBand="0" w:oddHBand="0" w:evenHBand="0" w:firstRowFirstColumn="0" w:firstRowLastColumn="0" w:lastRowFirstColumn="0" w:lastRowLastColumn="0"/>
             </w:pPr>
             <w:r>
-              <w:t xml:space="preserve">Result / </w:t>
-            </w:r>
-            <w:proofErr w:type="spellStart"/>
-            <w:r>
-              <w:t>StatusCode</w:t>
-            </w:r>
-            <w:proofErr w:type="spellEnd"/>
-            <w:r>
-              <w:t xml:space="preserve"> / </w:t>
-            </w:r>
-            <w:proofErr w:type="spellStart"/>
-            <w:r>
-              <w:t>BusinessException</w:t>
-            </w:r>
-            <w:proofErr w:type="spellEnd"/>
-            <w:r>
-              <w:t xml:space="preserve"> / </w:t>
-            </w:r>
-            <w:proofErr w:type="spellStart"/>
-            <w:r>
-              <w:t>JwtUtil</w:t>
-            </w:r>
-            <w:proofErr w:type="spellEnd"/>
-            <w:r>
-              <w:t xml:space="preserve"> / </w:t>
-            </w:r>
-            <w:proofErr w:type="spellStart"/>
-            <w:r>
-              <w:t>RoleNames</w:t>
-            </w:r>
-            <w:proofErr w:type="spellEnd"/>
-            <w:r>
-              <w:t xml:space="preserve"> / </w:t>
-            </w:r>
-            <w:proofErr w:type="spellStart"/>
-            <w:r>
-              <w:t>UserHeaders</w:t>
-            </w:r>
-            <w:proofErr w:type="spellEnd"/>
-            <w:r>
-              <w:t xml:space="preserve"> </w:t>
+              <w:t xml:space="preserve">Result / StatusCode / BusinessException / JwtUtil / RoleNames / UserHeaders </w:t>
             </w:r>
             <w:r>
               <w:t>收敛在</w:t>
@@ -9669,26 +7117,10 @@
               <w:t xml:space="preserve"> canteen-common</w:t>
             </w:r>
             <w:r>
-              <w:t>；</w:t>
-            </w:r>
-            <w:proofErr w:type="gramStart"/>
-            <w:r>
-              <w:t>每服务</w:t>
-            </w:r>
-            <w:proofErr w:type="gramEnd"/>
-            <w:r>
-              <w:t>都装载</w:t>
-            </w:r>
-            <w:r>
-              <w:t xml:space="preserve"> </w:t>
-            </w:r>
-            <w:proofErr w:type="spellStart"/>
-            <w:r>
-              <w:t>GlobalExceptionHandler</w:t>
-            </w:r>
-            <w:proofErr w:type="spellEnd"/>
-            <w:r>
-              <w:t xml:space="preserve"> </w:t>
+              <w:t>；每服务都装载</w:t>
+            </w:r>
+            <w:r>
+              <w:t xml:space="preserve"> GlobalExceptionHandler </w:t>
             </w:r>
             <w:r>
               <w:t>把异常转为统一</w:t>
@@ -9880,13 +7312,8 @@
             <w:pPr>
               <w:cnfStyle w:val="000000000000" w:firstRow="0" w:lastRow="0" w:firstColumn="0" w:lastColumn="0" w:oddVBand="0" w:evenVBand="0" w:oddHBand="0" w:evenHBand="0" w:firstRowFirstColumn="0" w:firstRowLastColumn="0" w:lastRowFirstColumn="0" w:lastRowLastColumn="0"/>
             </w:pPr>
-            <w:proofErr w:type="spellStart"/>
-            <w:r>
-              <w:t>OrdersAppService.create</w:t>
-            </w:r>
-            <w:proofErr w:type="spellEnd"/>
-            <w:r>
-              <w:t xml:space="preserve"> </w:t>
+            <w:r>
+              <w:t xml:space="preserve">OrdersAppService.create </w:t>
             </w:r>
             <w:r>
               <w:t>用</w:t>
@@ -9898,29 +7325,13 @@
               <w:t>在</w:t>
             </w:r>
             <w:r>
-              <w:t xml:space="preserve"> </w:t>
-            </w:r>
-            <w:proofErr w:type="spellStart"/>
-            <w:r>
-              <w:t>RuntimeException</w:t>
-            </w:r>
-            <w:proofErr w:type="spellEnd"/>
-            <w:r>
-              <w:t xml:space="preserve"> </w:t>
+              <w:t xml:space="preserve"> RuntimeException </w:t>
             </w:r>
             <w:r>
               <w:t>时调用</w:t>
             </w:r>
             <w:r>
-              <w:t xml:space="preserve"> </w:t>
-            </w:r>
-            <w:proofErr w:type="spellStart"/>
-            <w:r>
-              <w:t>restoreStocks</w:t>
-            </w:r>
-            <w:proofErr w:type="spellEnd"/>
-            <w:r>
-              <w:t xml:space="preserve"> </w:t>
+              <w:t xml:space="preserve"> restoreStocks </w:t>
             </w:r>
             <w:r>
               <w:t>反向恢复</w:t>
@@ -9971,15 +7382,7 @@
               <w:t>当前为开发常量；生产环境需走</w:t>
             </w:r>
             <w:r>
-              <w:t xml:space="preserve"> </w:t>
-            </w:r>
-            <w:proofErr w:type="spellStart"/>
-            <w:r>
-              <w:t>Nacos</w:t>
-            </w:r>
-            <w:proofErr w:type="spellEnd"/>
-            <w:r>
-              <w:t xml:space="preserve"> </w:t>
+              <w:t xml:space="preserve"> Nacos </w:t>
             </w:r>
             <w:r>
               <w:t>密文配置</w:t>
@@ -10066,13 +7469,8 @@
           </w:tcPr>
           <w:p>
             <w:r>
-              <w:t>订单超时定时</w:t>
-            </w:r>
-            <w:proofErr w:type="gramStart"/>
-            <w:r>
-              <w:t>任务漏单</w:t>
-            </w:r>
-            <w:proofErr w:type="gramEnd"/>
+              <w:t>订单超时定时任务漏单</w:t>
+            </w:r>
           </w:p>
         </w:tc>
         <w:tc>
@@ -10106,13 +7504,8 @@
               <w:t xml:space="preserve"> + LIMIT 100 </w:t>
             </w:r>
             <w:r>
-              <w:t>分批；定时任务</w:t>
-            </w:r>
-            <w:proofErr w:type="gramStart"/>
-            <w:r>
-              <w:t>异常被</w:t>
-            </w:r>
-            <w:proofErr w:type="gramEnd"/>
+              <w:t>分批；定时任务异常被</w:t>
+            </w:r>
             <w:r>
               <w:t xml:space="preserve"> try/catch </w:t>
             </w:r>
@@ -10242,19 +7635,9 @@
             <w:pPr>
               <w:cnfStyle w:val="000000000000" w:firstRow="0" w:lastRow="0" w:firstColumn="0" w:lastColumn="0" w:oddVBand="0" w:evenVBand="0" w:oddHBand="0" w:evenHBand="0" w:firstRowFirstColumn="0" w:firstRowLastColumn="0" w:lastRowFirstColumn="0" w:lastRowLastColumn="0"/>
             </w:pPr>
-            <w:proofErr w:type="spellStart"/>
-            <w:r>
-              <w:t>database_init</w:t>
-            </w:r>
-            <w:proofErr w:type="spellEnd"/>
-            <w:r>
-              <w:t>/</w:t>
-            </w:r>
-            <w:proofErr w:type="spellStart"/>
-            <w:r>
-              <w:t>init.sql</w:t>
-            </w:r>
-            <w:proofErr w:type="spellEnd"/>
+            <w:r>
+              <w:t>database_init/init.sql</w:t>
+            </w:r>
           </w:p>
         </w:tc>
       </w:tr>
@@ -10285,21 +7668,8 @@
               <w:cnfStyle w:val="000000100000" w:firstRow="0" w:lastRow="0" w:firstColumn="0" w:lastColumn="0" w:oddVBand="0" w:evenVBand="0" w:oddHBand="1" w:evenHBand="0" w:firstRowFirstColumn="0" w:firstRowLastColumn="0" w:lastRowFirstColumn="0" w:lastRowLastColumn="0"/>
             </w:pPr>
             <w:r>
-              <w:t>smart-canteen/canteen-gateway/</w:t>
-            </w:r>
-            <w:proofErr w:type="spellStart"/>
-            <w:r>
-              <w:t>src</w:t>
-            </w:r>
-            <w:proofErr w:type="spellEnd"/>
-            <w:r>
-              <w:t>/main/resources/</w:t>
-            </w:r>
-            <w:proofErr w:type="spellStart"/>
-            <w:r>
-              <w:t>application.yml</w:t>
-            </w:r>
-            <w:proofErr w:type="spellEnd"/>
+              <w:t>smart-canteen/canteen-gateway/src/main/resources/application.yml</w:t>
+            </w:r>
           </w:p>
         </w:tc>
       </w:tr>
